--- a/reports/Kvant_Project_Description.docx
+++ b/reports/Kvant_Project_Description.docx
@@ -1,8 +1,8 @@
 
 <file path=word/document.xml><?xml version="1.0" encoding="utf-8"?>
-<w:document xmlns:wpc="http://schemas.microsoft.com/office/word/2010/wordprocessingCanvas" xmlns:cx="http://schemas.microsoft.com/office/drawing/2014/chartex" xmlns:cx1="http://schemas.microsoft.com/office/drawing/2015/9/8/chartex" xmlns:cx2="http://schemas.microsoft.com/office/drawing/2015/10/21/chartex" xmlns:cx3="http://schemas.microsoft.com/office/drawing/2016/5/9/chartex" xmlns:cx4="http://schemas.microsoft.com/office/drawing/2016/5/10/chartex" xmlns:cx5="http://schemas.microsoft.com/office/drawing/2016/5/11/chartex" xmlns:cx6="http://schemas.microsoft.com/office/drawing/2016/5/12/chartex" xmlns:cx7="http://schemas.microsoft.com/office/drawing/2016/5/13/chartex" xmlns:cx8="http://schemas.microsoft.com/office/drawing/2016/5/14/chartex" xmlns:mc="http://schemas.openxmlformats.org/markup-compatibility/2006" xmlns:aink="http://schemas.microsoft.com/office/drawing/2016/ink" xmlns:am3d="http://schemas.microsoft.com/office/drawing/2017/model3d" xmlns:o="urn:schemas-microsoft-com:office:office" xmlns:oel="http://schemas.microsoft.com/office/2019/extlst" xmlns:r="http://schemas.openxmlformats.org/officeDocument/2006/relationships" xmlns:m="http://schemas.openxmlformats.org/officeDocument/2006/math" xmlns:v="urn:schemas-microsoft-com:vml" xmlns:wp14="http://schemas.microsoft.com/office/word/2010/wordprocessingDrawing" xmlns:wp="http://schemas.openxmlformats.org/drawingml/2006/wordprocessingDrawing" xmlns:w10="urn:schemas-microsoft-com:office:word" xmlns:w="http://schemas.openxmlformats.org/wordprocessingml/2006/main" xmlns:w14="http://schemas.microsoft.com/office/word/2010/wordml" xmlns:w15="http://schemas.microsoft.com/office/word/2012/wordml" xmlns:w16cex="http://schemas.microsoft.com/office/word/2018/wordml/cex" xmlns:w16cid="http://schemas.microsoft.com/office/word/2016/wordml/cid" xmlns:w16="http://schemas.microsoft.com/office/word/2018/wordml" xmlns:w16du="http://schemas.microsoft.com/office/word/2023/wordml/word16du" xmlns:w16sdtdh="http://schemas.microsoft.com/office/word/2020/wordml/sdtdatahash" xmlns:w16sdtfl="http://schemas.microsoft.com/office/word/2024/wordml/sdtformatlock" xmlns:w16se="http://schemas.microsoft.com/office/word/2015/wordml/symex" xmlns:wpg="http://schemas.microsoft.com/office/word/2010/wordprocessingGroup" xmlns:wpi="http://schemas.microsoft.com/office/word/2010/wordprocessingInk" xmlns:wne="http://schemas.microsoft.com/office/word/2006/wordml" xmlns:wps="http://schemas.microsoft.com/office/word/2010/wordprocessingShape" mc:Ignorable="w14 w15 w16se w16cid w16 w16cex w16sdtdh w16sdtfl w16du wp14">
+<w:document xmlns:ns1="http://schemas.openxmlformats.org/markup-compatibility/2006" xmlns:ns2="http://schemas.microsoft.com/office/word/2010/wordml" xmlns:ns3="http://schemas.openxmlformats.org/officeDocument/2006/relationships" xmlns:w="http://schemas.openxmlformats.org/wordprocessingml/2006/main" ns1:Ignorable="w14 w15 w16se w16cid w16 w16cex w16sdtdh w16sdtfl w16du wp14">
   <w:body>
-    <w:p>
+    <w:p ns2:paraId="5476EC5C" ns2:textId="77777777">
       <w:pPr>
         <w:pStyle w:val="Title"/>
       </w:pPr>
@@ -10,15 +10,15 @@
         <w:t>Kvant Project Description</w:t>
       </w:r>
     </w:p>
-    <w:p>
+    <w:p ns2:paraId="71566374" ns2:textId="77777777">
       <w:pPr>
         <w:pStyle w:val="KvantSubtitle"/>
       </w:pPr>
       <w:r>
-        <w:t>Framework, methods, metrics, and theoretical motivation for an automated intraday trading research pipeline</w:t>
+        <w:t>Framework, methods, metrics, and theoretical motivation for the current side-plus-meta-labeling intraday trading research pipeline</w:t>
       </w:r>
     </w:p>
-    <w:p>
+    <w:p ns2:paraId="1A3257C6" ns2:textId="77777777">
       <w:pPr>
         <w:pBdr>
           <w:bottom w:val="single" w:sz="12" w:space="1" w:color="1F4E79"/>
@@ -26,7 +26,7 @@
         <w:spacing w:after="160"/>
       </w:pPr>
     </w:p>
-    <w:p>
+    <w:p ns2:paraId="0E3A3A43" ns2:textId="77777777">
       <w:pPr>
         <w:pStyle w:val="KvantGlanceHeading"/>
       </w:pPr>
@@ -47,7 +47,7 @@
         <w:gridCol w:w="2232"/>
         <w:gridCol w:w="7406"/>
       </w:tblGrid>
-      <w:tr>
+      <w:tr ns2:paraId="50EC6CA6" ns2:textId="77777777">
         <w:trPr>
           <w:jc w:val="center"/>
         </w:trPr>
@@ -69,7 +69,7 @@
             </w:tcMar>
             <w:vAlign w:val="center"/>
           </w:tcPr>
-          <w:p>
+          <w:p ns2:paraId="6AD9C3C0" ns2:textId="77777777">
             <w:r>
               <w:rPr>
                 <w:rFonts w:cs="Calibri"/>
@@ -99,18 +99,18 @@
             </w:tcMar>
             <w:vAlign w:val="center"/>
           </w:tcPr>
-          <w:p>
+          <w:p ns2:paraId="3F378B6B" ns2:textId="77777777">
             <w:r>
               <w:rPr>
                 <w:rFonts w:cs="Calibri"/>
                 <w:sz w:val="20"/>
               </w:rPr>
-              <w:t>Data ingestion, event-bar sampling, feature engineering, trading-aware labeling, model training, and backtest evaluation.</w:t>
+              <w:t>Data ingestion, train-only sampler fitting, minute-level feature engineering, event-timestamp sampling, raw event-outcome labeling, primary-side model training, meta-label decision filtering, and backtest evaluation.</w:t>
             </w:r>
           </w:p>
         </w:tc>
       </w:tr>
-      <w:tr>
+      <w:tr ns2:paraId="09A911C3" ns2:textId="77777777">
         <w:trPr>
           <w:jc w:val="center"/>
         </w:trPr>
@@ -132,7 +132,7 @@
             </w:tcMar>
             <w:vAlign w:val="center"/>
           </w:tcPr>
-          <w:p>
+          <w:p ns2:paraId="191101E9" ns2:textId="77777777">
             <w:r>
               <w:rPr>
                 <w:rFonts w:cs="Calibri"/>
@@ -162,18 +162,18 @@
             </w:tcMar>
             <w:vAlign w:val="center"/>
           </w:tcPr>
-          <w:p>
+          <w:p ns2:paraId="3C8306CF" ns2:textId="77777777">
             <w:r>
               <w:rPr>
                 <w:rFonts w:cs="Calibri"/>
                 <w:sz w:val="20"/>
               </w:rPr>
-              <w:t>Minute-level OHLCV data for a top-20 US equity universe, prepared as reusable research artifacts.</w:t>
+              <w:t>Minute-level OHLCV data for a top-20 US equity universe, prepared as reusable walk-forward research artifacts.</w:t>
             </w:r>
           </w:p>
         </w:tc>
       </w:tr>
-      <w:tr>
+      <w:tr ns2:paraId="1FB00992" ns2:textId="77777777">
         <w:trPr>
           <w:jc w:val="center"/>
         </w:trPr>
@@ -195,7 +195,7 @@
             </w:tcMar>
             <w:vAlign w:val="center"/>
           </w:tcPr>
-          <w:p>
+          <w:p ns2:paraId="361B2228" ns2:textId="77777777">
             <w:r>
               <w:rPr>
                 <w:rFonts w:cs="Calibri"/>
@@ -225,18 +225,18 @@
             </w:tcMar>
             <w:vAlign w:val="center"/>
           </w:tcPr>
-          <w:p>
+          <w:p ns2:paraId="49FA3AD6" ns2:textId="77777777">
             <w:r>
               <w:rPr>
                 <w:rFonts w:cs="Calibri"/>
                 <w:sz w:val="20"/>
               </w:rPr>
-              <w:t>A compact Conv1D baseline and a stronger hybrid ResNet-LSTM classifier.</w:t>
+              <w:t>A compact Conv1D baseline and a stronger hybrid ResNet-LSTM classifier for the primary side task.</w:t>
             </w:r>
           </w:p>
         </w:tc>
       </w:tr>
-      <w:tr>
+      <w:tr ns2:paraId="003AB7F5" ns2:textId="77777777">
         <w:trPr>
           <w:jc w:val="center"/>
         </w:trPr>
@@ -258,7 +258,7 @@
             </w:tcMar>
             <w:vAlign w:val="center"/>
           </w:tcPr>
-          <w:p>
+          <w:p ns2:paraId="3F6BFA1C" ns2:textId="77777777">
             <w:r>
               <w:rPr>
                 <w:rFonts w:cs="Calibri"/>
@@ -288,31 +288,31 @@
             </w:tcMar>
             <w:vAlign w:val="center"/>
           </w:tcPr>
-          <w:p>
+          <w:p ns2:paraId="2C66D65F" ns2:textId="77777777">
             <w:r>
               <w:rPr>
                 <w:rFonts w:cs="Calibri"/>
                 <w:sz w:val="20"/>
               </w:rPr>
-              <w:t>Binary directional labels, 36 engineered features, 180-minute / 1.5 percent triple-barrier settings, and a 30-bars-per-day CUSUM target.</w:t>
+              <w:t>Minute-level features sampled at CUSUM event timestamps, three-class event-outcome artifacts, 16 selected features, 180-minute / 1.5 percent triple-barrier settings, and a 30-bars-per-day CUSUM target.</w:t>
             </w:r>
           </w:p>
         </w:tc>
       </w:tr>
     </w:tbl>
-    <w:p>
+    <w:p ns2:paraId="67AFE361" ns2:textId="77777777">
       <w:pPr>
         <w:pStyle w:val="KvantNote"/>
       </w:pPr>
       <w:r>
-        <w:t>This version preserves the original technical content while improving hierarchy, spacing, and table readability.</w:t>
+        <w:t>This version reflects the current repository approach: raw three-class triple-barrier event artifacts, downstream primary-side training, meta-label trade filtering, and transaction-cost-aware evaluation.</w:t>
       </w:r>
     </w:p>
-    <w:p>
+    <w:p ns2:paraId="61B2F4FA" ns2:textId="77777777">
       <w:pPr>
         <w:sectPr>
-          <w:headerReference w:type="default" r:id="rId8"/>
-          <w:footerReference w:type="default" r:id="rId9"/>
+          <w:headerReference w:type="default" ns3:id="rId8"/>
+          <w:footerReference w:type="default" ns3:id="rId9"/>
           <w:pgSz w:w="11906" w:h="16838"/>
           <w:pgMar w:top="1191" w:right="1134" w:bottom="1134" w:left="1134" w:header="454" w:footer="454" w:gutter="0"/>
           <w:cols w:space="720"/>
@@ -320,7 +320,7 @@
         </w:sectPr>
       </w:pPr>
     </w:p>
-    <w:p>
+    <w:p ns2:paraId="296D02E6" ns2:textId="77777777">
       <w:pPr>
         <w:pStyle w:val="Heading1"/>
         <w:pBdr>
@@ -332,22 +332,22 @@
         <w:t>1. Project purpose and big picture</w:t>
       </w:r>
     </w:p>
-    <w:p>
+    <w:p ns2:paraId="5614F07E" ns2:textId="77777777">
       <w:r>
-        <w:t>Kvant is a research-oriented machine learning project for intraday trading in US equities. The project takes minute-level OHLCV market data, transforms it into event-based samples, engineers technical and time-based features, assigns labels that reflect realistic trading outcomes, trains neural networks to predict direction, and evaluates those predictions with both machine-learning metrics and trading metrics.</w:t>
+        <w:t>Kvant is a research-oriented machine learning project for short-horizon trading in US equities. The project takes minute-level OHLCV market data, transforms it into event-based samples, engineers technical and time-based features, assigns raw triple-barrier event labels, trains neural networks for the primary trade side, and evaluates a meta-label decision layer with both machine-learning and trading metrics.</w:t>
       </w:r>
     </w:p>
-    <w:p>
+    <w:p ns2:paraId="7C5B01CA" ns2:textId="77777777">
       <w:r>
-        <w:t>The practical goal is not only to predict whether price will move up or down, but to do so in a way that could still be useful after transaction costs, overlapping signals, and non-stationary market regimes are taken into account.</w:t>
+        <w:t>The practical goal is not only to predict whether a price move will be up or down. The current pipeline asks whether the model can identify actionable directional opportunities, decide when to abstain from weak signals, and remain useful after transaction costs, overlapping signals, and changing market regimes are considered.</w:t>
       </w:r>
     </w:p>
-    <w:p>
+    <w:p ns2:paraId="4A60916D" ns2:textId="77777777">
       <w:r>
-        <w:t>The project is therefore best understood as an end-to-end research framework with five main stages: data ingestion, event-bar sampling, feature engineering, label creation, and model training plus trading evaluation.</w:t>
+        <w:t>The project is therefore best understood as an end-to-end research framework with six main stages: data ingestion, train-only sampler fitting, minute-level feature engineering, event-timestamp selection, raw event-outcome labeling, and primary-side plus meta-label trading evaluation.</w:t>
       </w:r>
     </w:p>
-    <w:p>
+    <w:p ns2:paraId="75B7E3ED" ns2:textId="77777777">
       <w:pPr>
         <w:pStyle w:val="KvantTableCaption"/>
       </w:pPr>
@@ -367,7 +367,7 @@
         <w:gridCol w:w="3096"/>
         <w:gridCol w:w="6264"/>
       </w:tblGrid>
-      <w:tr>
+      <w:tr ns2:paraId="01211DCF" ns2:textId="77777777">
         <w:trPr>
           <w:cantSplit/>
           <w:tblHeader/>
@@ -391,7 +391,7 @@
             </w:tcMar>
             <w:vAlign w:val="center"/>
           </w:tcPr>
-          <w:p>
+          <w:p ns2:paraId="2AAFF96E" ns2:textId="77777777">
             <w:pPr>
               <w:keepLines/>
               <w:spacing w:after="0" w:line="254" w:lineRule="auto"/>
@@ -425,7 +425,7 @@
             </w:tcMar>
             <w:vAlign w:val="center"/>
           </w:tcPr>
-          <w:p>
+          <w:p ns2:paraId="3C00AE07" ns2:textId="77777777">
             <w:pPr>
               <w:keepLines/>
               <w:spacing w:after="0" w:line="254" w:lineRule="auto"/>
@@ -442,7 +442,7 @@
           </w:p>
         </w:tc>
       </w:tr>
-      <w:tr>
+      <w:tr ns2:paraId="756F58E7" ns2:textId="77777777">
         <w:trPr>
           <w:cantSplit/>
           <w:jc w:val="center"/>
@@ -465,7 +465,7 @@
             </w:tcMar>
             <w:vAlign w:val="center"/>
           </w:tcPr>
-          <w:p>
+          <w:p ns2:paraId="6E814AD0" ns2:textId="77777777">
             <w:pPr>
               <w:keepLines/>
               <w:spacing w:after="0" w:line="254" w:lineRule="auto"/>
@@ -499,7 +499,7 @@
             </w:tcMar>
             <w:vAlign w:val="center"/>
           </w:tcPr>
-          <w:p>
+          <w:p ns2:paraId="71200BBE" ns2:textId="77777777">
             <w:pPr>
               <w:keepLines/>
               <w:spacing w:after="0" w:line="254" w:lineRule="auto"/>
@@ -514,7 +514,7 @@
           </w:p>
         </w:tc>
       </w:tr>
-      <w:tr>
+      <w:tr ns2:paraId="12C439BE" ns2:textId="77777777">
         <w:trPr>
           <w:cantSplit/>
           <w:jc w:val="center"/>
@@ -537,7 +537,7 @@
             </w:tcMar>
             <w:vAlign w:val="center"/>
           </w:tcPr>
-          <w:p>
+          <w:p ns2:paraId="4BB290E0" ns2:textId="77777777">
             <w:pPr>
               <w:keepLines/>
               <w:spacing w:after="0" w:line="254" w:lineRule="auto"/>
@@ -549,7 +549,7 @@
                 <w:color w:val="44546A"/>
                 <w:sz w:val="20"/>
               </w:rPr>
-              <w:t>CUSUM event sampling</w:t>
+              <w:t>Train-only sampler fitting</w:t>
             </w:r>
           </w:p>
         </w:tc>
@@ -571,7 +571,7 @@
             </w:tcMar>
             <w:vAlign w:val="center"/>
           </w:tcPr>
-          <w:p>
+          <w:p ns2:paraId="1C6CBE10" ns2:textId="77777777">
             <w:pPr>
               <w:keepLines/>
               <w:spacing w:after="0" w:line="254" w:lineRule="auto"/>
@@ -581,12 +581,12 @@
                 <w:rFonts w:cs="Calibri"/>
                 <w:sz w:val="20"/>
               </w:rPr>
-              <w:t>Reduce noise and create information-driven bars.</w:t>
+              <w:t>Tune CUSUM thresholds on training data to identify event timestamps without using validation/test information.</w:t>
             </w:r>
           </w:p>
         </w:tc>
       </w:tr>
-      <w:tr>
+      <w:tr ns2:paraId="3AAC3F9F" ns2:textId="77777777">
         <w:trPr>
           <w:cantSplit/>
           <w:jc w:val="center"/>
@@ -609,7 +609,7 @@
             </w:tcMar>
             <w:vAlign w:val="center"/>
           </w:tcPr>
-          <w:p>
+          <w:p ns2:paraId="0CE7DDE8" ns2:textId="77777777">
             <w:pPr>
               <w:keepLines/>
               <w:spacing w:after="0" w:line="254" w:lineRule="auto"/>
@@ -621,7 +621,7 @@
                 <w:color w:val="44546A"/>
                 <w:sz w:val="20"/>
               </w:rPr>
-              <w:t>Feature engineering</w:t>
+              <w:t>Minute-level feature engineering</w:t>
             </w:r>
           </w:p>
         </w:tc>
@@ -643,7 +643,7 @@
             </w:tcMar>
             <w:vAlign w:val="center"/>
           </w:tcPr>
-          <w:p>
+          <w:p ns2:paraId="3638C361" ns2:textId="77777777">
             <w:pPr>
               <w:keepLines/>
               <w:spacing w:after="0" w:line="254" w:lineRule="auto"/>
@@ -653,12 +653,12 @@
                 <w:rFonts w:cs="Calibri"/>
                 <w:sz w:val="20"/>
               </w:rPr>
-              <w:t>Compute technical, return, volatility, volume, and time features.</w:t>
+              <w:t>Compute technical, return, volatility, volume, and time features on the full minute-resolution series before subsetting to sampled events.</w:t>
             </w:r>
           </w:p>
         </w:tc>
       </w:tr>
-      <w:tr>
+      <w:tr ns2:paraId="4B752D12" ns2:textId="77777777">
         <w:trPr>
           <w:cantSplit/>
           <w:jc w:val="center"/>
@@ -681,7 +681,79 @@
             </w:tcMar>
             <w:vAlign w:val="center"/>
           </w:tcPr>
-          <w:p>
+          <w:p ns2:paraId="7D11995D" ns2:textId="77777777">
+            <w:pPr>
+              <w:keepLines/>
+              <w:spacing w:after="0" w:line="254" w:lineRule="auto"/>
+            </w:pPr>
+            <w:r>
+              <w:rPr>
+                <w:rFonts w:cs="Calibri"/>
+                <w:b/>
+                <w:color w:val="44546A"/>
+                <w:sz w:val="20"/>
+              </w:rPr>
+              <w:t>Event-timestamp sampling</w:t>
+            </w:r>
+          </w:p>
+        </w:tc>
+        <w:tc>
+          <w:tcPr>
+            <w:tcW w:w="6264" w:type="dxa"/>
+            <w:tcBorders>
+              <w:top w:val="single" w:sz="4" w:space="0" w:color="C9D2DF"/>
+              <w:left w:val="single" w:sz="4" w:space="0" w:color="C9D2DF"/>
+              <w:bottom w:val="single" w:sz="4" w:space="0" w:color="C9D2DF"/>
+              <w:right w:val="single" w:sz="4" w:space="0" w:color="C9D2DF"/>
+            </w:tcBorders>
+            <w:shd w:val="clear" w:color="auto" w:fill="F4F8FC"/>
+            <w:tcMar>
+              <w:top w:w="80" w:type="dxa"/>
+              <w:left w:w="110" w:type="dxa"/>
+              <w:bottom w:w="80" w:type="dxa"/>
+              <w:right w:w="110" w:type="dxa"/>
+            </w:tcMar>
+            <w:vAlign w:val="center"/>
+          </w:tcPr>
+          <w:p ns2:paraId="2735867D" ns2:textId="77777777">
+            <w:pPr>
+              <w:keepLines/>
+              <w:spacing w:after="0" w:line="254" w:lineRule="auto"/>
+            </w:pPr>
+            <w:r>
+              <w:rPr>
+                <w:rFonts w:cs="Calibri"/>
+                <w:sz w:val="20"/>
+              </w:rPr>
+              <w:t>Select the minute-level feature rows that correspond to CUSUM event timestamps and aggregate OHLCV event bars for labels/backtests.</w:t>
+            </w:r>
+          </w:p>
+        </w:tc>
+      </w:tr>
+      <w:tr ns2:paraId="0984CFD6" ns2:textId="77777777">
+        <w:trPr>
+          <w:cantSplit/>
+          <w:jc w:val="center"/>
+        </w:trPr>
+        <w:tc>
+          <w:tcPr>
+            <w:tcW w:w="3096" w:type="dxa"/>
+            <w:tcBorders>
+              <w:top w:val="single" w:sz="4" w:space="0" w:color="C9D2DF"/>
+              <w:left w:val="single" w:sz="4" w:space="0" w:color="C9D2DF"/>
+              <w:bottom w:val="single" w:sz="4" w:space="0" w:color="C9D2DF"/>
+              <w:right w:val="single" w:sz="4" w:space="0" w:color="C9D2DF"/>
+            </w:tcBorders>
+            <w:shd w:val="clear" w:color="auto" w:fill="FFFFFF"/>
+            <w:tcMar>
+              <w:top w:w="80" w:type="dxa"/>
+              <w:left w:w="110" w:type="dxa"/>
+              <w:bottom w:w="80" w:type="dxa"/>
+              <w:right w:w="110" w:type="dxa"/>
+            </w:tcMar>
+            <w:vAlign w:val="center"/>
+          </w:tcPr>
+          <w:p ns2:paraId="694EE633" ns2:textId="77777777">
             <w:pPr>
               <w:keepLines/>
               <w:spacing w:after="0" w:line="254" w:lineRule="auto"/>
@@ -706,7 +778,7 @@
               <w:bottom w:val="single" w:sz="4" w:space="0" w:color="C9D2DF"/>
               <w:right w:val="single" w:sz="4" w:space="0" w:color="C9D2DF"/>
             </w:tcBorders>
-            <w:shd w:val="clear" w:color="auto" w:fill="F4F8FC"/>
+            <w:shd w:val="clear" w:color="auto" w:fill="FFFFFF"/>
             <w:tcMar>
               <w:top w:w="80" w:type="dxa"/>
               <w:left w:w="110" w:type="dxa"/>
@@ -715,7 +787,7 @@
             </w:tcMar>
             <w:vAlign w:val="center"/>
           </w:tcPr>
-          <w:p>
+          <w:p ns2:paraId="12E22A7E" ns2:textId="77777777">
             <w:pPr>
               <w:keepLines/>
               <w:spacing w:after="0" w:line="254" w:lineRule="auto"/>
@@ -725,12 +797,12 @@
                 <w:rFonts w:cs="Calibri"/>
                 <w:sz w:val="20"/>
               </w:rPr>
-              <w:t>Assign direction labels using take-profit, stop-loss, and time-exit logic.</w:t>
+              <w:t>Persist raw down, exit, and up event outcomes using take-profit, stop-loss, and time-exit logic.</w:t>
             </w:r>
           </w:p>
         </w:tc>
       </w:tr>
-      <w:tr>
+      <w:tr ns2:paraId="712C6BC6" ns2:textId="77777777">
         <w:trPr>
           <w:cantSplit/>
           <w:jc w:val="center"/>
@@ -744,7 +816,7 @@
               <w:bottom w:val="single" w:sz="4" w:space="0" w:color="C9D2DF"/>
               <w:right w:val="single" w:sz="4" w:space="0" w:color="C9D2DF"/>
             </w:tcBorders>
-            <w:shd w:val="clear" w:color="auto" w:fill="FFFFFF"/>
+            <w:shd w:val="clear" w:color="auto" w:fill="F4F8FC"/>
             <w:tcMar>
               <w:top w:w="80" w:type="dxa"/>
               <w:left w:w="110" w:type="dxa"/>
@@ -753,7 +825,7 @@
             </w:tcMar>
             <w:vAlign w:val="center"/>
           </w:tcPr>
-          <w:p>
+          <w:p ns2:paraId="4725F0BA" ns2:textId="77777777">
             <w:pPr>
               <w:keepLines/>
               <w:spacing w:after="0" w:line="254" w:lineRule="auto"/>
@@ -778,6 +850,44 @@
               <w:bottom w:val="single" w:sz="4" w:space="0" w:color="C9D2DF"/>
               <w:right w:val="single" w:sz="4" w:space="0" w:color="C9D2DF"/>
             </w:tcBorders>
+            <w:shd w:val="clear" w:color="auto" w:fill="F4F8FC"/>
+            <w:tcMar>
+              <w:top w:w="80" w:type="dxa"/>
+              <w:left w:w="110" w:type="dxa"/>
+              <w:bottom w:w="80" w:type="dxa"/>
+              <w:right w:w="110" w:type="dxa"/>
+            </w:tcMar>
+            <w:vAlign w:val="center"/>
+          </w:tcPr>
+          <w:p ns2:paraId="1590DAF3" ns2:textId="77777777">
+            <w:pPr>
+              <w:keepLines/>
+              <w:spacing w:after="0" w:line="254" w:lineRule="auto"/>
+            </w:pPr>
+            <w:r>
+              <w:rPr>
+                <w:rFonts w:cs="Calibri"/>
+                <w:sz w:val="20"/>
+              </w:rPr>
+              <w:t>Persist reusable sampled features, labels, metadata, timestamps, sampled market data, diagnostics, and split indices.</w:t>
+            </w:r>
+          </w:p>
+        </w:tc>
+      </w:tr>
+      <w:tr ns2:paraId="43E9BE34" ns2:textId="77777777">
+        <w:trPr>
+          <w:cantSplit/>
+          <w:jc w:val="center"/>
+        </w:trPr>
+        <w:tc>
+          <w:tcPr>
+            <w:tcW w:w="3096" w:type="dxa"/>
+            <w:tcBorders>
+              <w:top w:val="single" w:sz="4" w:space="0" w:color="C9D2DF"/>
+              <w:left w:val="single" w:sz="4" w:space="0" w:color="C9D2DF"/>
+              <w:bottom w:val="single" w:sz="4" w:space="0" w:color="C9D2DF"/>
+              <w:right w:val="single" w:sz="4" w:space="0" w:color="C9D2DF"/>
+            </w:tcBorders>
             <w:shd w:val="clear" w:color="auto" w:fill="FFFFFF"/>
             <w:tcMar>
               <w:top w:w="80" w:type="dxa"/>
@@ -787,7 +897,41 @@
             </w:tcMar>
             <w:vAlign w:val="center"/>
           </w:tcPr>
-          <w:p>
+          <w:p ns2:paraId="502F806B" ns2:textId="77777777">
+            <w:pPr>
+              <w:keepLines/>
+              <w:spacing w:after="0" w:line="254" w:lineRule="auto"/>
+            </w:pPr>
+            <w:r>
+              <w:rPr>
+                <w:rFonts w:cs="Calibri"/>
+                <w:b/>
+                <w:color w:val="44546A"/>
+                <w:sz w:val="20"/>
+              </w:rPr>
+              <w:t>Primary-side training</w:t>
+            </w:r>
+          </w:p>
+        </w:tc>
+        <w:tc>
+          <w:tcPr>
+            <w:tcW w:w="6264" w:type="dxa"/>
+            <w:tcBorders>
+              <w:top w:val="single" w:sz="4" w:space="0" w:color="C9D2DF"/>
+              <w:left w:val="single" w:sz="4" w:space="0" w:color="C9D2DF"/>
+              <w:bottom w:val="single" w:sz="4" w:space="0" w:color="C9D2DF"/>
+              <w:right w:val="single" w:sz="4" w:space="0" w:color="C9D2DF"/>
+            </w:tcBorders>
+            <w:shd w:val="clear" w:color="auto" w:fill="FFFFFF"/>
+            <w:tcMar>
+              <w:top w:w="80" w:type="dxa"/>
+              <w:left w:w="110" w:type="dxa"/>
+              <w:bottom w:w="80" w:type="dxa"/>
+              <w:right w:w="110" w:type="dxa"/>
+            </w:tcMar>
+            <w:vAlign w:val="center"/>
+          </w:tcPr>
+          <w:p ns2:paraId="495E5B84" ns2:textId="77777777">
             <w:pPr>
               <w:keepLines/>
               <w:spacing w:after="0" w:line="254" w:lineRule="auto"/>
@@ -797,12 +941,12 @@
                 <w:rFonts w:cs="Calibri"/>
                 <w:sz w:val="20"/>
               </w:rPr>
-              <w:t>Persist reusable features, labels, metadata, timestamps, and split indices.</w:t>
+              <w:t>Train the side model on actionable down/up events while ignoring exit rows in the side loss.</w:t>
             </w:r>
           </w:p>
         </w:tc>
       </w:tr>
-      <w:tr>
+      <w:tr ns2:paraId="45895BDC" ns2:textId="77777777">
         <w:trPr>
           <w:cantSplit/>
           <w:jc w:val="center"/>
@@ -825,7 +969,7 @@
             </w:tcMar>
             <w:vAlign w:val="center"/>
           </w:tcPr>
-          <w:p>
+          <w:p ns2:paraId="7932B644" ns2:textId="77777777">
             <w:pPr>
               <w:keepLines/>
               <w:spacing w:after="0" w:line="254" w:lineRule="auto"/>
@@ -837,7 +981,7 @@
                 <w:color w:val="44546A"/>
                 <w:sz w:val="20"/>
               </w:rPr>
-              <w:t>Model training</w:t>
+              <w:t>Meta-label decision layer</w:t>
             </w:r>
           </w:p>
         </w:tc>
@@ -859,7 +1003,7 @@
             </w:tcMar>
             <w:vAlign w:val="center"/>
           </w:tcPr>
-          <w:p>
+          <w:p ns2:paraId="298745B1" ns2:textId="77777777">
             <w:pPr>
               <w:keepLines/>
               <w:spacing w:after="0" w:line="254" w:lineRule="auto"/>
@@ -869,157 +1013,13 @@
                 <w:rFonts w:cs="Calibri"/>
                 <w:sz w:val="20"/>
               </w:rPr>
-              <w:t>Fit neural models with class-weighted cross-entropy and AdamW.</w:t>
-            </w:r>
-          </w:p>
-        </w:tc>
-      </w:tr>
-      <w:tr>
-        <w:trPr>
-          <w:cantSplit/>
-          <w:jc w:val="center"/>
-        </w:trPr>
-        <w:tc>
-          <w:tcPr>
-            <w:tcW w:w="3096" w:type="dxa"/>
-            <w:tcBorders>
-              <w:top w:val="single" w:sz="4" w:space="0" w:color="C9D2DF"/>
-              <w:left w:val="single" w:sz="4" w:space="0" w:color="C9D2DF"/>
-              <w:bottom w:val="single" w:sz="4" w:space="0" w:color="C9D2DF"/>
-              <w:right w:val="single" w:sz="4" w:space="0" w:color="C9D2DF"/>
-            </w:tcBorders>
-            <w:shd w:val="clear" w:color="auto" w:fill="FFFFFF"/>
-            <w:tcMar>
-              <w:top w:w="80" w:type="dxa"/>
-              <w:left w:w="110" w:type="dxa"/>
-              <w:bottom w:w="80" w:type="dxa"/>
-              <w:right w:w="110" w:type="dxa"/>
-            </w:tcMar>
-            <w:vAlign w:val="center"/>
-          </w:tcPr>
-          <w:p>
-            <w:pPr>
-              <w:keepLines/>
-              <w:spacing w:after="0" w:line="254" w:lineRule="auto"/>
-            </w:pPr>
-            <w:r>
-              <w:rPr>
-                <w:rFonts w:cs="Calibri"/>
-                <w:b/>
-                <w:color w:val="44546A"/>
-                <w:sz w:val="20"/>
-              </w:rPr>
-              <w:t>Decision layer</w:t>
-            </w:r>
-          </w:p>
-        </w:tc>
-        <w:tc>
-          <w:tcPr>
-            <w:tcW w:w="6264" w:type="dxa"/>
-            <w:tcBorders>
-              <w:top w:val="single" w:sz="4" w:space="0" w:color="C9D2DF"/>
-              <w:left w:val="single" w:sz="4" w:space="0" w:color="C9D2DF"/>
-              <w:bottom w:val="single" w:sz="4" w:space="0" w:color="C9D2DF"/>
-              <w:right w:val="single" w:sz="4" w:space="0" w:color="C9D2DF"/>
-            </w:tcBorders>
-            <w:shd w:val="clear" w:color="auto" w:fill="FFFFFF"/>
-            <w:tcMar>
-              <w:top w:w="80" w:type="dxa"/>
-              <w:left w:w="110" w:type="dxa"/>
-              <w:bottom w:w="80" w:type="dxa"/>
-              <w:right w:w="110" w:type="dxa"/>
-            </w:tcMar>
-            <w:vAlign w:val="center"/>
-          </w:tcPr>
-          <w:p>
-            <w:pPr>
-              <w:keepLines/>
-              <w:spacing w:after="0" w:line="254" w:lineRule="auto"/>
-            </w:pPr>
-            <w:r>
-              <w:rPr>
-                <w:rFonts w:cs="Calibri"/>
-                <w:sz w:val="20"/>
-              </w:rPr>
-              <w:t>Convert probabilities into long, short, or abstain actions.</w:t>
-            </w:r>
-          </w:p>
-        </w:tc>
-      </w:tr>
-      <w:tr>
-        <w:trPr>
-          <w:cantSplit/>
-          <w:jc w:val="center"/>
-        </w:trPr>
-        <w:tc>
-          <w:tcPr>
-            <w:tcW w:w="3096" w:type="dxa"/>
-            <w:tcBorders>
-              <w:top w:val="single" w:sz="4" w:space="0" w:color="C9D2DF"/>
-              <w:left w:val="single" w:sz="4" w:space="0" w:color="C9D2DF"/>
-              <w:bottom w:val="single" w:sz="4" w:space="0" w:color="C9D2DF"/>
-              <w:right w:val="single" w:sz="4" w:space="0" w:color="C9D2DF"/>
-            </w:tcBorders>
-            <w:shd w:val="clear" w:color="auto" w:fill="F4F8FC"/>
-            <w:tcMar>
-              <w:top w:w="80" w:type="dxa"/>
-              <w:left w:w="110" w:type="dxa"/>
-              <w:bottom w:w="80" w:type="dxa"/>
-              <w:right w:w="110" w:type="dxa"/>
-            </w:tcMar>
-            <w:vAlign w:val="center"/>
-          </w:tcPr>
-          <w:p>
-            <w:pPr>
-              <w:keepLines/>
-              <w:spacing w:after="0" w:line="254" w:lineRule="auto"/>
-            </w:pPr>
-            <w:r>
-              <w:rPr>
-                <w:rFonts w:cs="Calibri"/>
-                <w:b/>
-                <w:color w:val="44546A"/>
-                <w:sz w:val="20"/>
-              </w:rPr>
-              <w:t>Backtest evaluation</w:t>
-            </w:r>
-          </w:p>
-        </w:tc>
-        <w:tc>
-          <w:tcPr>
-            <w:tcW w:w="6264" w:type="dxa"/>
-            <w:tcBorders>
-              <w:top w:val="single" w:sz="4" w:space="0" w:color="C9D2DF"/>
-              <w:left w:val="single" w:sz="4" w:space="0" w:color="C9D2DF"/>
-              <w:bottom w:val="single" w:sz="4" w:space="0" w:color="C9D2DF"/>
-              <w:right w:val="single" w:sz="4" w:space="0" w:color="C9D2DF"/>
-            </w:tcBorders>
-            <w:shd w:val="clear" w:color="auto" w:fill="F4F8FC"/>
-            <w:tcMar>
-              <w:top w:w="80" w:type="dxa"/>
-              <w:left w:w="110" w:type="dxa"/>
-              <w:bottom w:w="80" w:type="dxa"/>
-              <w:right w:w="110" w:type="dxa"/>
-            </w:tcMar>
-            <w:vAlign w:val="center"/>
-          </w:tcPr>
-          <w:p>
-            <w:pPr>
-              <w:keepLines/>
-              <w:spacing w:after="0" w:line="254" w:lineRule="auto"/>
-            </w:pPr>
-            <w:r>
-              <w:rPr>
-                <w:rFonts w:cs="Calibri"/>
-                <w:sz w:val="20"/>
-              </w:rPr>
-              <w:t>Measure economic quality under costs and overlap constraints.</w:t>
+              <w:t>Convert side-model outputs into take/pass decisions and long/short/abstain actions.</w:t>
             </w:r>
           </w:p>
         </w:tc>
       </w:tr>
     </w:tbl>
-    <w:p>
+    <w:p ns2:paraId="4195E87B" ns2:textId="77777777">
       <w:pPr>
         <w:pStyle w:val="Heading1"/>
         <w:pBdr>
@@ -1030,17 +1030,17 @@
         <w:t>2. What problem the project is trying to solve</w:t>
       </w:r>
     </w:p>
-    <w:p>
+    <w:p ns2:paraId="2F047D31" ns2:textId="77777777">
       <w:r>
-        <w:t>Short-term financial data is noisy. If a model is trained directly on every one-minute bar, it may mostly learn market microstructure noise rather than economically meaningful patterns. Kvant addresses this by resampling the market into event bars, creating labels that represent realistic trading outcomes, and using selective trading rules rather than forcing a trade on every observation.</w:t>
+        <w:t>Short-term financial data is noisy. If a model is trained directly on every one-minute bar, it may mostly learn market microstructure noise rather than economically meaningful patterns. Kvant addresses this by resampling the market into event bars, creating labels that represent bounded trading outcomes, and separating prediction from the decision to trade.</w:t>
       </w:r>
     </w:p>
-    <w:p>
+    <w:p ns2:paraId="5A4397B7" ns2:textId="77777777">
       <w:r>
-        <w:t>In other words, the project asks a more realistic question than simple next-bar classification: given a short window of recent market information, is there enough evidence to justify a long or short trade under a predefined risk and holding-period structure?</w:t>
+        <w:t>In other words, the project asks a more realistic question than simple next-bar classification: given a short window of recent market information, what is the likely side of a trade, and is the signal strong enough to justify entering under a predefined risk and holding-period structure?</w:t>
       </w:r>
     </w:p>
-    <w:p>
+    <w:p ns2:paraId="6E203C4B" ns2:textId="77777777">
       <w:pPr>
         <w:pStyle w:val="Heading1"/>
         <w:pBdr>
@@ -1051,7 +1051,7 @@
         <w:t>3. Overall framework of the project</w:t>
       </w:r>
     </w:p>
-    <w:p>
+    <w:p ns2:paraId="65B5E9E7" ns2:textId="77777777">
       <w:pPr>
         <w:pStyle w:val="Heading2"/>
       </w:pPr>
@@ -1059,16 +1059,16 @@
         <w:t>3.1 Data source and market context</w:t>
       </w:r>
     </w:p>
-    <w:p>
+    <w:p ns2:paraId="0EDB290C" ns2:textId="77777777">
       <w:r>
-        <w:t xml:space="preserve">The project uses minute-level OHLCV data loaded through the Hugging Face data interface in the kvant.kdata module. The active prepared setup in the repository is built around a top-20 US equity </w:t>
+        <w:t xml:space="preserve">The project uses minute-level OHLCV data loaded through the Hugging Face data interface in the kvant.kdata module. The active prepared setup in the repository is built around a top-20 US equity universe. Because these are US stocks rather than 24/7 crypto assets, market-hours behavior and NYSE-style trading constraints matter when interpreting results.</w:t>
       </w:r>
       <w:r>
         <w:lastRenderedPageBreak/>
-        <w:t>universe. Because these are US stocks rather than 24/7 crypto assets, the labeling logic also checks whether entries and exits are valid within NYSE trading windows.</w:t>
+        <w:t/>
       </w:r>
     </w:p>
-    <w:p>
+    <w:p ns2:paraId="08C27AF1" ns2:textId="77777777">
       <w:pPr>
         <w:pStyle w:val="Heading2"/>
       </w:pPr>
@@ -1076,12 +1076,12 @@
         <w:t>3.2 Prepared experiments as reusable artifacts</w:t>
       </w:r>
     </w:p>
-    <w:p>
+    <w:p ns2:paraId="27F33144" ns2:textId="77777777">
       <w:r>
-        <w:t>The data-preparation stage writes a prepared experiment folder that contains reusable artifacts such as features.npy, labels.npy, timestamps.npy, market_data.npy, label metadata, split indices, and configuration files. This is important because it separates expensive data preparation from model training. Training can then be repeated many times on a stable prepared dataset.</w:t>
+        <w:t>The data-preparation stage writes prepared experiment folders that contain reusable artifacts such as features.npy, labels.npy, timestamps.npy, market_data.npy, label metadata, split indices, density summaries, and configuration files. This separation keeps expensive data preparation stable while allowing repeated model-training and evaluation runs on the same artifact contract.</w:t>
       </w:r>
     </w:p>
-    <w:p>
+    <w:p ns2:paraId="37B5BCA5" ns2:textId="77777777">
       <w:pPr>
         <w:pStyle w:val="Heading2"/>
       </w:pPr>
@@ -1089,12 +1089,12 @@
         <w:t>3.3 Cross-validation design</w:t>
       </w:r>
     </w:p>
-    <w:p>
+    <w:p ns2:paraId="5212CF98" ns2:textId="77777777">
       <w:r>
-        <w:t>The training workflow supports rolling cross-validation over multiple folds. Each fold is stored in a CV manifest and contains a train period, a validation period, and a test period. This is crucial in finance because performance can vary strongly across market regimes, and a single lucky split would be misleading.</w:t>
+        <w:t>The workflow supports walk-forward cross-validation over multiple folds. Each fold is stored in a CV manifest and contains a train period, a validation period, and a test period. This is crucial in finance because performance can vary strongly across market regimes, and a single favorable split would be misleading.</w:t>
       </w:r>
     </w:p>
-    <w:p>
+    <w:p ns2:paraId="36B2E943" ns2:textId="77777777">
       <w:pPr>
         <w:pStyle w:val="Heading1"/>
         <w:pBdr>
@@ -1105,7 +1105,7 @@
         <w:t>4. Data preparation pipeline</w:t>
       </w:r>
     </w:p>
-    <w:p>
+    <w:p ns2:paraId="08AB9087" ns2:textId="77777777">
       <w:pPr>
         <w:pStyle w:val="Heading2"/>
       </w:pPr>
@@ -1113,17 +1113,17 @@
         <w:t>4.1 Event-bar sampling with tuned CUSUM</w:t>
       </w:r>
     </w:p>
-    <w:p>
+    <w:p ns2:paraId="38D42EB6" ns2:textId="77777777">
       <w:r>
-        <w:t>Instead of keeping every raw minute bar, the default pipeline uses a tuned CUSUM bar sampler. The idea is to accumulate positive and negative price changes until the cumulative move exceeds a threshold h. When that happens, the sampler emits an event bar and resets. This makes the representation more adaptive: calm periods produce fewer samples, while active periods produce more.</w:t>
+        <w:t>The default pipeline uses a tuned CUSUM bar sampler to choose event timestamps rather than training on every raw one-minute row. The sampler accumulates positive and negative price changes until the cumulative move exceeds a threshold h. When that happens, it emits an event timestamp and resets. This makes the representation more adaptive: calm periods produce fewer candidate samples, while active periods produce more.</w:t>
       </w:r>
     </w:p>
-    <w:p>
+    <w:p ns2:paraId="3F10C147" ns2:textId="77777777">
       <w:r>
         <w:t>In this project, h is not fixed globally. It is tuned per ticker on training data so the sampled series approaches a target number of bars per day. In the current default setup, the target is 30 sampled bars per day. This helps create a more balanced information density across assets with different volatility levels.</w:t>
       </w:r>
     </w:p>
-    <w:p>
+    <w:p ns2:paraId="00D38D60" ns2:textId="77777777">
       <w:pPr>
         <w:pStyle w:val="Heading2"/>
       </w:pPr>
@@ -1131,12 +1131,12 @@
         <w:t>4.2 Aggregated OHLCV bars</w:t>
       </w:r>
     </w:p>
-    <w:p>
+    <w:p ns2:paraId="4EE3416A" ns2:textId="77777777">
       <w:r>
-        <w:t>When a CUSUM event closes, the project aggregates the raw minute bars inside that segment into a single OHLCV event bar: the first open becomes the new open, the maximum high becomes the new high, the minimum low becomes the new low, the last close becomes the new close, and volume is summed. This gives a coherent bar representation that can still be used by technical indicators.</w:t>
+        <w:t>When a CUSUM event closes, the project also aggregates the raw minute bars inside that segment into a single OHLCV event bar for labeling and backtesting: the first open becomes the new open, the maximum high becomes the new high, the minimum low becomes the new low, the last close becomes the new close, and volume is summed.</w:t>
       </w:r>
     </w:p>
-    <w:p>
+    <w:p ns2:paraId="7F51596B" ns2:textId="77777777">
       <w:pPr>
         <w:pStyle w:val="Heading2"/>
       </w:pPr>
@@ -1144,17 +1144,17 @@
         <w:t>4.3 Feature engineering</w:t>
       </w:r>
     </w:p>
-    <w:p>
+    <w:p ns2:paraId="6EE06856" ns2:textId="77777777">
       <w:r>
-        <w:t>After sampling, the project computes an intraday technical-analysis feature set. The engineered representation includes raw OHLC information, transformed volume, log returns, exponentially weighted moving averages, exponentially weighted volatility, MACD, RSI, stochastic oscillator, Williams %R, Bollinger-band features, Chaikin Money Flow, Money Flow Index, and cyclical time features such as sine and cosine of hour-of-day and weekday.</w:t>
+        <w:t>Feature engineering happens on the full minute-resolution price series before the feature matrix is reduced to sampled events. In code, the sampler first identifies event timestamps, but the feature engineer transforms the complete concatenated minute dataframe; the resulting minute-level feature dataframe is then indexed at the sampled timestamps. This preserves indicator history from the raw minute stream instead of recomputing indicators on the sparse event-bar series.</w:t>
       </w:r>
     </w:p>
-    <w:p>
+    <w:p ns2:paraId="320F9EDC" ns2:textId="77777777">
       <w:r>
-        <w:t>A wrapper called StandardizedFeatures standardizes the resulting feature matrix using statistics fitted on sampled training data only. This is important because it avoids leakage from validation or test periods into the scaling step.</w:t>
+        <w:t>A wrapper called StandardizedFeatures fits scaling statistics on minute-resolution training data only. The current default pipeline also applies PrimarySideFScoreSelector on training data only, using the sampled event rows after minute-level features have been computed. This avoids leakage from validation or test periods into scaling or feature selection while keeping the actual feature values grounded in the pre-sampling minute history.</w:t>
       </w:r>
     </w:p>
-    <w:p>
+    <w:p ns2:paraId="1C4E1BE4" ns2:textId="77777777">
       <w:pPr>
         <w:pStyle w:val="Heading2"/>
       </w:pPr>
@@ -1162,7 +1162,7 @@
         <w:t>4.4 Label creation with the triple-barrier method</w:t>
       </w:r>
     </w:p>
-    <w:p>
+    <w:p ns2:paraId="7B90B59E" ns2:textId="77777777">
       <w:r>
         <w:t xml:space="preserve">Labels are created with a triple-barrier method. For each sampled bar, the algorithm opens a hypothetical trade at the next available open price and then checks three exit conditions: an upper barrier, a lower </w:t>
       </w:r>
@@ -1171,25 +1171,25 @@
         <w:t>barrier, and a vertical time barrier. If price hits the upper barrier first, the sample is labeled up. If price hits the lower barrier first, the sample is labeled down. If neither happens before the vertical barrier expires, the sample is labeled time-exit.</w:t>
       </w:r>
     </w:p>
-    <w:p>
+    <w:p ns2:paraId="79946CA6" ns2:textId="77777777">
       <w:r>
         <w:t>This is a stronger labeling method than plain next-step classification because the label is tied to a concrete trading hypothesis: a bounded reward, a bounded risk, and a maximum holding period. In the current default configuration, the barrier height is 1.5 percent and the vertical barrier width is 180 minutes.</w:t>
       </w:r>
     </w:p>
-    <w:p>
+    <w:p ns2:paraId="4E191F0E" ns2:textId="77777777">
       <w:pPr>
         <w:pStyle w:val="Heading2"/>
       </w:pPr>
       <w:r>
-        <w:t>4.5 Binary directional mode versus three-class mode</w:t>
+        <w:t>4.5 Current label spaces: event outcome, primary side, and meta label</w:t>
       </w:r>
     </w:p>
-    <w:p>
+    <w:p ns2:paraId="34C93494" ns2:textId="77777777">
       <w:r>
-        <w:t>The codebase supports two label regimes. The original regime is three-class: 0 = down, 1 = exit, 2 = up. The currently active default prepared experiment is a binary directional regime where the time-exit class is dropped during preparation and labels are remapped to 0 = down and 1 = up. This is useful when the goal is to teach the model pure direction and leave the final abstention decision to a threshold rule during evaluation.</w:t>
+        <w:t>The current prepared artifacts keep the raw three-class event-outcome labels: 0 = down barrier hit, 1 = vertical/time exit, and 2 = up barrier hit. The training entrypoint expects these non-droptexit artifacts. During training, the pipeline derives a binary primary-side target from actionable events: down becomes side 0, up becomes side 1, and exit rows are ignored for the side loss while remaining available for decision and abstention evaluation. A separate meta-label layer then learns whether a side prediction should be taken or passed.</w:t>
       </w:r>
     </w:p>
-    <w:p>
+    <w:p ns2:paraId="25F2D919" ns2:textId="77777777">
       <w:pPr>
         <w:pStyle w:val="Heading1"/>
         <w:pBdr>
@@ -1200,7 +1200,7 @@
         <w:t>5. Models used in the project</w:t>
       </w:r>
     </w:p>
-    <w:p>
+    <w:p ns2:paraId="707F6AEC" ns2:textId="77777777">
       <w:pPr>
         <w:pStyle w:val="Heading2"/>
       </w:pPr>
@@ -1208,17 +1208,17 @@
         <w:t>5.1 Conv1D baseline</w:t>
       </w:r>
     </w:p>
-    <w:p>
+    <w:p ns2:paraId="6335CD94" ns2:textId="77777777">
       <w:r>
         <w:t>The baseline neural model is a compact one-dimensional convolutional network. It receives an input tensor shaped as features-by-lookback-window, applies two temporal convolution blocks with batch normalization, ReLU activations, and dropout, then uses adaptive average pooling and a final linear layer to produce class logits.</w:t>
       </w:r>
     </w:p>
-    <w:p>
+    <w:p ns2:paraId="221C8BB2" ns2:textId="77777777">
       <w:r>
         <w:t>This model is attractive as a baseline because it is simple, fast to train, and good at detecting local short-term temporal patterns such as bursts in volatility, momentum, or reversal signatures.</w:t>
       </w:r>
     </w:p>
-    <w:p>
+    <w:p ns2:paraId="3C27F8D7" ns2:textId="77777777">
       <w:pPr>
         <w:pStyle w:val="Heading2"/>
       </w:pPr>
@@ -1226,17 +1226,17 @@
         <w:t>5.2 ResNet-LSTM model</w:t>
       </w:r>
     </w:p>
-    <w:p>
+    <w:p ns2:paraId="64822D64" ns2:textId="77777777">
       <w:r>
         <w:t>The stronger model in the repository is a hybrid ResNet-LSTM classifier. First, a one-dimensional convolutional stem and a stack of residual blocks extract local temporal features. Then an LSTM processes the sequence of learned features over time, and the final hidden state is passed to a linear classification head.</w:t>
       </w:r>
     </w:p>
-    <w:p>
+    <w:p ns2:paraId="711434A2" ns2:textId="77777777">
       <w:r>
         <w:t>The intuition is that convolutional layers are good at short local motifs, while the LSTM is better at capturing longer contextual dependencies across the lookback window. This combination is a reasonable architecture for financial time series because market behavior often depends on both local micro-patterns and broader context.</w:t>
       </w:r>
     </w:p>
-    <w:p>
+    <w:p ns2:paraId="2F342CDA" ns2:textId="77777777">
       <w:pPr>
         <w:pStyle w:val="Heading1"/>
         <w:pBdr>
@@ -1247,7 +1247,7 @@
         <w:t>6. Training workflow</w:t>
       </w:r>
     </w:p>
-    <w:p>
+    <w:p ns2:paraId="7FA986BA" ns2:textId="77777777">
       <w:pPr>
         <w:pStyle w:val="Heading2"/>
       </w:pPr>
@@ -1255,12 +1255,12 @@
         <w:t>6.1 Loss function and optimization</w:t>
       </w:r>
     </w:p>
-    <w:p>
+    <w:p ns2:paraId="25A27E1D" ns2:textId="77777777">
       <w:r>
-        <w:t>Training uses cross-entropy loss with class weights derived from the training dataset. The class weights are inverse-frequency weights normalized by their mean. This means under-represented classes receive more emphasis than dominant classes. Optimization is done with AdamW, which combines adaptive learning rates with weight decay regularization.</w:t>
+        <w:t>Training uses cross-entropy loss with class weights derived from the primary-side training dataset. Exit rows receive ignore_index=-1 for the side-model loss, while down and up events are weighted inversely to their observed frequency. Optimization is done with AdamW, which combines adaptive learning rates with weight decay regularization.</w:t>
       </w:r>
     </w:p>
-    <w:p>
+    <w:p ns2:paraId="65CCF1C7" ns2:textId="77777777">
       <w:pPr>
         <w:pStyle w:val="Heading2"/>
       </w:pPr>
@@ -1269,12 +1269,12 @@
         <w:t>6.2 Best-checkpoint selection</w:t>
       </w:r>
     </w:p>
-    <w:p>
+    <w:p ns2:paraId="026457EE" ns2:textId="77777777">
       <w:r>
-        <w:t>During training, the project evaluates the model after each epoch and stores the parameter state that gives the best validation accuracy. After training finishes, that best checkpoint is restored and evaluated again on train, validation, and test splits. This is the checkpoint that should be used for result interpretation.</w:t>
+        <w:t>During training, the project evaluates the model after each epoch and stores the parameter state that gives the best validation meta-label F1 score. After training finishes, that best checkpoint is restored and evaluated again on train, validation, and test splits. This checkpoint should be used for result interpretation because it matches the current side-plus-meta project objective better than plain validation accuracy.</w:t>
       </w:r>
     </w:p>
-    <w:p>
+    <w:p ns2:paraId="5E8E09DE" ns2:textId="77777777">
       <w:pPr>
         <w:pStyle w:val="Heading2"/>
       </w:pPr>
@@ -1282,12 +1282,12 @@
         <w:t>6.3 Reproducibility and run metadata</w:t>
       </w:r>
     </w:p>
-    <w:p>
+    <w:p ns2:paraId="0A1D83A3" ns2:textId="77777777">
       <w:r>
-        <w:t>The training script now records runtime metadata such as the prepared experiment path, seed, thresholds, model configuration, and git commit when available. The project also writes best-checkpoint bundles for later reconciliation of saved summaries against locally recomputed metrics.</w:t>
+        <w:t>The training script records runtime metadata such as the prepared experiment path, fold, seed, thresholds, model configuration, pipeline stage, label semantics, transaction cost assumptions, and git commit when available. The project also writes best-checkpoint bundles for later reconciliation of saved summaries against locally recomputed metrics.</w:t>
       </w:r>
     </w:p>
-    <w:p>
+    <w:p ns2:paraId="294FC39B" ns2:textId="77777777">
       <w:pPr>
         <w:pStyle w:val="Heading1"/>
         <w:pBdr>
@@ -1298,7 +1298,7 @@
         <w:t>7. Decision rules and trading logic</w:t>
       </w:r>
     </w:p>
-    <w:p>
+    <w:p ns2:paraId="740FDE68" ns2:textId="77777777">
       <w:pPr>
         <w:pStyle w:val="Heading2"/>
       </w:pPr>
@@ -1306,17 +1306,17 @@
         <w:t>7.1 From probabilities to trade actions</w:t>
       </w:r>
     </w:p>
-    <w:p>
+    <w:p ns2:paraId="1FD43877" ns2:textId="77777777">
       <w:r>
-        <w:t>The neural network itself only outputs class probabilities. A separate decision layer converts those probabilities into actual trade actions. In the three-class setting, the system computes p_act = p_up + p_down, which measures how much probability mass is assigned to directional trades rather than to the exit class. It also computes q_up = p_up / (p_up + p_down), which measures directional confidence conditional on acting.</w:t>
+        <w:t>The neural network itself outputs primary-side probabilities for down and up. The evaluator then builds meta-label features from model probabilities, logits, embeddings, and optionally selected prepared features. A logistic-regression meta model estimates whether the side prediction should be accepted. The final strategy trades only when the meta acceptance probability clears the configured threshold; otherwise it abstains.</w:t>
       </w:r>
     </w:p>
-    <w:p>
+    <w:p ns2:paraId="2B86EA4C" ns2:textId="77777777">
       <w:r>
-        <w:t>The strategy trades only if p_act exceeds an action threshold. Conditional on trading, it goes long if q_up is above the direction threshold and short if q_up is below the symmetric lower band 1 - threshold. Otherwise it abstains. In the binary directional setting, p_act is effectively 1 by design, so the important control is the directional threshold around P(up).</w:t>
+        <w:t>The canonical event outcome still matters even though the side model is binary. Exit outcomes are used to measure whether the system acted on non-actionable truth, abstained from actionable truth, and converted side predictions into economically meaningful long, short, or no-trade decisions.</w:t>
       </w:r>
     </w:p>
-    <w:p>
+    <w:p ns2:paraId="71D740DF" ns2:textId="77777777">
       <w:pPr>
         <w:pStyle w:val="Heading2"/>
       </w:pPr>
@@ -1324,12 +1324,12 @@
         <w:t>7.2 Why abstention matters</w:t>
       </w:r>
     </w:p>
-    <w:p>
+    <w:p ns2:paraId="69E08DFD" ns2:textId="77777777">
       <w:r>
-        <w:t>Abstention is essential in a trading system. A classifier that always predicts long or short may look active, but activity alone is not useful if the edge is weak. By allowing abstention, the framework can attempt to trade only when directional evidence is strong enough to survive costs and noise.</w:t>
+        <w:t>Abstention is essential in this project. A classifier that always predicts long or short may look active, but activity alone is not useful if the edge is weak. By adding a meta-label acceptance layer, the framework can attempt to trade only when the predicted side has enough evidence to survive costs and noise.</w:t>
       </w:r>
     </w:p>
-    <w:p>
+    <w:p ns2:paraId="66B4212A" ns2:textId="77777777">
       <w:pPr>
         <w:pStyle w:val="Heading2"/>
       </w:pPr>
@@ -1337,12 +1337,12 @@
         <w:t>7.3 Position-aware trade execution</w:t>
       </w:r>
     </w:p>
-    <w:p>
+    <w:p ns2:paraId="27692492" ns2:textId="77777777">
       <w:r>
         <w:t>The project simulates trades in a position-aware way. Overlapping signals for the same ticker are collapsed so only one position per ticker can be active at a time. This makes the execution logic more realistic and prevents an unrealistic explosion in trade counts.</w:t>
       </w:r>
     </w:p>
-    <w:p>
+    <w:p ns2:paraId="07ACC67D" ns2:textId="77777777">
       <w:pPr>
         <w:pStyle w:val="Heading1"/>
         <w:pBdr>
@@ -1353,7 +1353,7 @@
         <w:t>8. Evaluation framework</w:t>
       </w:r>
     </w:p>
-    <w:p>
+    <w:p ns2:paraId="0A476DE6" ns2:textId="77777777">
       <w:pPr>
         <w:pStyle w:val="Heading2"/>
       </w:pPr>
@@ -1361,12 +1361,12 @@
         <w:t>8.1 Learning metrics</w:t>
       </w:r>
     </w:p>
-    <w:p>
+    <w:p ns2:paraId="714FC4C7" ns2:textId="77777777">
       <w:r>
-        <w:t>The first group of metrics measures pure classification quality before asking whether the strategy makes money. These include accuracy, macro precision, macro recall, macro F1, and per-class precision, recall, F1, support, and predicted class percentages.</w:t>
+        <w:t>The first group of metrics measures pure side-classification quality before asking whether the strategy makes money. These include accuracy, macro precision, macro recall, macro F1, and per-class precision, recall, F1, support, and predicted class percentages for the primary side task.</w:t>
       </w:r>
     </w:p>
-    <w:p>
+    <w:p ns2:paraId="1C3CF74A" ns2:textId="77777777">
       <w:pPr>
         <w:pStyle w:val="Heading2"/>
       </w:pPr>
@@ -1374,16 +1374,16 @@
         <w:t>8.2 Decision metrics</w:t>
       </w:r>
     </w:p>
-    <w:p>
+    <w:p ns2:paraId="69E7820F" ns2:textId="77777777">
       <w:r>
-        <w:t xml:space="preserve">The second group measures how aggressively or conservatively the system trades. Examples include trade signal rate, abstained prediction rate, acted prediction accuracy, and directional acted accuracy. These </w:t>
+        <w:t xml:space="preserve">The second group measures how aggressively or conservatively the side-plus-meta system trades. Examples include meta acceptance threshold, meta F1, abstained prediction rate, acted prediction accuracy, acted-on-exit truth percentage, and directional acted accuracy. These metrics are useful when side-model quality looks acceptable but the trading behavior is too aggressive or too passive.</w:t>
       </w:r>
       <w:r>
         <w:lastRenderedPageBreak/>
-        <w:t>metrics are useful when classification quality looks acceptable but the trading behavior is too aggressive or too passive.</w:t>
+        <w:t/>
       </w:r>
     </w:p>
-    <w:p>
+    <w:p ns2:paraId="717571C8" ns2:textId="77777777">
       <w:pPr>
         <w:pStyle w:val="Heading2"/>
       </w:pPr>
@@ -1391,12 +1391,12 @@
         <w:t>8.3 Execution metrics</w:t>
       </w:r>
     </w:p>
-    <w:p>
+    <w:p ns2:paraId="419AFAEB" ns2:textId="77777777">
       <w:r>
         <w:t>The third group measures how raw trade signals translate into executed trades. Examples are the number of raw trade signals, the number skipped because of overlap, the number of executed trades, and the percentage of time that the strategy is active in the market.</w:t>
       </w:r>
     </w:p>
-    <w:p>
+    <w:p ns2:paraId="7198ED8C" ns2:textId="77777777">
       <w:pPr>
         <w:pStyle w:val="Heading2"/>
       </w:pPr>
@@ -1404,12 +1404,12 @@
         <w:t>8.4 Economic metrics</w:t>
       </w:r>
     </w:p>
-    <w:p>
+    <w:p ns2:paraId="12DE0E72" ns2:textId="77777777">
       <w:r>
-        <w:t>The fourth group measures whether the strategy would have been attractive financially. The backtest uses sampled raw OHLCV bars and the same barrier structure as labeling. It computes gross and net trade returns, portfolio evolution, Sharpe ratio, drawdown, annualized profit and loss, and long-versus-short side statistics.</w:t>
+        <w:t>The fourth group measures whether the strategy would have been attractive financially. The backtest uses sampled raw OHLCV bars and the same barrier structure as labeling. It computes gross and net trade returns, portfolio evolution, Sharpe ratio, drawdown, annualized profit and loss, and long-versus-short side statistics under transaction costs.</w:t>
       </w:r>
     </w:p>
-    <w:p>
+    <w:p ns2:paraId="6BDCE52E" ns2:textId="77777777">
       <w:pPr>
         <w:pStyle w:val="Heading1"/>
         <w:pBdr>
@@ -1420,12 +1420,12 @@
         <w:t>9. Important metrics, formulas, and interpretation</w:t>
       </w:r>
     </w:p>
-    <w:p>
+    <w:p ns2:paraId="145117A4" ns2:textId="77777777">
       <w:r>
         <w:t>The most important metrics in this project are listed in the tables below. The formulas are written in plain language so they remain readable inside a project description rather than a formal methods appendix.</w:t>
       </w:r>
     </w:p>
-    <w:p>
+    <w:p ns2:paraId="0604A0DC" ns2:textId="77777777">
       <w:pPr>
         <w:pStyle w:val="KvantTableCaption"/>
       </w:pPr>
@@ -1446,7 +1446,7 @@
         <w:gridCol w:w="2232"/>
         <w:gridCol w:w="5904"/>
       </w:tblGrid>
-      <w:tr>
+      <w:tr ns2:paraId="1605A819" ns2:textId="77777777">
         <w:trPr>
           <w:cantSplit/>
           <w:tblHeader/>
@@ -1470,7 +1470,7 @@
             </w:tcMar>
             <w:vAlign w:val="center"/>
           </w:tcPr>
-          <w:p>
+          <w:p ns2:paraId="7A9BC6D3" ns2:textId="77777777">
             <w:pPr>
               <w:keepLines/>
               <w:spacing w:after="0" w:line="254" w:lineRule="auto"/>
@@ -1504,7 +1504,7 @@
             </w:tcMar>
             <w:vAlign w:val="center"/>
           </w:tcPr>
-          <w:p>
+          <w:p ns2:paraId="4527819E" ns2:textId="77777777">
             <w:pPr>
               <w:keepLines/>
               <w:spacing w:after="0" w:line="254" w:lineRule="auto"/>
@@ -1538,7 +1538,7 @@
             </w:tcMar>
             <w:vAlign w:val="center"/>
           </w:tcPr>
-          <w:p>
+          <w:p ns2:paraId="17A452B5" ns2:textId="77777777">
             <w:pPr>
               <w:keepLines/>
               <w:spacing w:after="0" w:line="254" w:lineRule="auto"/>
@@ -1555,7 +1555,7 @@
           </w:p>
         </w:tc>
       </w:tr>
-      <w:tr>
+      <w:tr ns2:paraId="6B2C251C" ns2:textId="77777777">
         <w:trPr>
           <w:cantSplit/>
           <w:jc w:val="center"/>
@@ -1578,7 +1578,7 @@
             </w:tcMar>
             <w:vAlign w:val="center"/>
           </w:tcPr>
-          <w:p>
+          <w:p ns2:paraId="720E7F5A" ns2:textId="77777777">
             <w:pPr>
               <w:keepLines/>
               <w:spacing w:after="0" w:line="254" w:lineRule="auto"/>
@@ -1613,7 +1613,7 @@
             </w:tcMar>
             <w:vAlign w:val="center"/>
           </w:tcPr>
-          <w:p>
+          <w:p ns2:paraId="31388958" ns2:textId="77777777">
             <w:pPr>
               <w:keepLines/>
               <w:spacing w:after="0" w:line="254" w:lineRule="auto"/>
@@ -1624,7 +1624,7 @@
                 <w:b/>
                 <w:sz w:val="19"/>
               </w:rPr>
-              <w:t>Accuracy</w:t>
+              <w:t>Side accuracy</w:t>
             </w:r>
           </w:p>
         </w:tc>
@@ -1646,7 +1646,7 @@
             </w:tcMar>
             <w:vAlign w:val="center"/>
           </w:tcPr>
-          <w:p>
+          <w:p ns2:paraId="60F9D34D" ns2:textId="77777777">
             <w:pPr>
               <w:keepLines/>
               <w:spacing w:after="0" w:line="254" w:lineRule="auto"/>
@@ -1656,12 +1656,12 @@
                 <w:rFonts w:cs="Calibri"/>
                 <w:sz w:val="19"/>
               </w:rPr>
-              <w:t>Accuracy = correct predictions / total predictions. Useful for a first overview, but not sufficient on its own in trading.</w:t>
+              <w:t>Accuracy over the primary down/up side task. Useful for a first overview, but not sufficient on its own in trading.</w:t>
             </w:r>
           </w:p>
         </w:tc>
       </w:tr>
-      <w:tr>
+      <w:tr ns2:paraId="1E7086EC" ns2:textId="77777777">
         <w:trPr>
           <w:cantSplit/>
           <w:jc w:val="center"/>
@@ -1684,7 +1684,7 @@
             </w:tcMar>
             <w:vAlign w:val="center"/>
           </w:tcPr>
-          <w:p>
+          <w:p ns2:paraId="179891D8" ns2:textId="77777777">
             <w:pPr>
               <w:keepLines/>
               <w:spacing w:after="0" w:line="254" w:lineRule="auto"/>
@@ -1719,7 +1719,7 @@
             </w:tcMar>
             <w:vAlign w:val="center"/>
           </w:tcPr>
-          <w:p>
+          <w:p ns2:paraId="531FC9E2" ns2:textId="77777777">
             <w:pPr>
               <w:keepLines/>
               <w:spacing w:after="0" w:line="254" w:lineRule="auto"/>
@@ -1752,7 +1752,7 @@
             </w:tcMar>
             <w:vAlign w:val="center"/>
           </w:tcPr>
-          <w:p>
+          <w:p ns2:paraId="0590C8B5" ns2:textId="77777777">
             <w:pPr>
               <w:keepLines/>
               <w:spacing w:after="0" w:line="254" w:lineRule="auto"/>
@@ -1762,12 +1762,12 @@
                 <w:rFonts w:cs="Calibri"/>
                 <w:sz w:val="19"/>
               </w:rPr>
-              <w:t>Precision for class k = TP_k / (TP_k + FP_k). High precision means predictions of class k are usually correct.</w:t>
+              <w:t>Precision for side class k = TP_k / (TP_k + FP_k). High precision means predictions of that side are usually correct.</w:t>
             </w:r>
           </w:p>
         </w:tc>
       </w:tr>
-      <w:tr>
+      <w:tr ns2:paraId="52A0E46E" ns2:textId="77777777">
         <w:trPr>
           <w:cantSplit/>
           <w:jc w:val="center"/>
@@ -1790,7 +1790,7 @@
             </w:tcMar>
             <w:vAlign w:val="center"/>
           </w:tcPr>
-          <w:p>
+          <w:p ns2:paraId="5DF4C3EE" ns2:textId="77777777">
             <w:pPr>
               <w:keepLines/>
               <w:spacing w:after="0" w:line="254" w:lineRule="auto"/>
@@ -1825,7 +1825,7 @@
             </w:tcMar>
             <w:vAlign w:val="center"/>
           </w:tcPr>
-          <w:p>
+          <w:p ns2:paraId="120D6425" ns2:textId="77777777">
             <w:pPr>
               <w:keepLines/>
               <w:spacing w:after="0" w:line="254" w:lineRule="auto"/>
@@ -1858,7 +1858,7 @@
             </w:tcMar>
             <w:vAlign w:val="center"/>
           </w:tcPr>
-          <w:p>
+          <w:p ns2:paraId="26C79B63" ns2:textId="77777777">
             <w:pPr>
               <w:keepLines/>
               <w:spacing w:after="0" w:line="254" w:lineRule="auto"/>
@@ -1868,12 +1868,12 @@
                 <w:rFonts w:cs="Calibri"/>
                 <w:sz w:val="19"/>
               </w:rPr>
-              <w:t>Recall for class k = TP_k / (TP_k + FN_k). High recall means the model finds many of the true examples of class k.</w:t>
+              <w:t>Recall for side class k = TP_k / (TP_k + FN_k). High recall means the model finds many true examples of that side.</w:t>
             </w:r>
           </w:p>
         </w:tc>
       </w:tr>
-      <w:tr>
+      <w:tr ns2:paraId="4FE1207E" ns2:textId="77777777">
         <w:trPr>
           <w:cantSplit/>
           <w:jc w:val="center"/>
@@ -1896,7 +1896,7 @@
             </w:tcMar>
             <w:vAlign w:val="center"/>
           </w:tcPr>
-          <w:p>
+          <w:p ns2:paraId="01682409" ns2:textId="77777777">
             <w:pPr>
               <w:keepLines/>
               <w:spacing w:after="0" w:line="254" w:lineRule="auto"/>
@@ -1931,7 +1931,7 @@
             </w:tcMar>
             <w:vAlign w:val="center"/>
           </w:tcPr>
-          <w:p>
+          <w:p ns2:paraId="133B191B" ns2:textId="77777777">
             <w:pPr>
               <w:keepLines/>
               <w:spacing w:after="0" w:line="254" w:lineRule="auto"/>
@@ -1964,7 +1964,7 @@
             </w:tcMar>
             <w:vAlign w:val="center"/>
           </w:tcPr>
-          <w:p>
+          <w:p ns2:paraId="5D3EDE40" ns2:textId="77777777">
             <w:pPr>
               <w:keepLines/>
               <w:spacing w:after="0" w:line="254" w:lineRule="auto"/>
@@ -1974,12 +1974,12 @@
                 <w:rFonts w:cs="Calibri"/>
                 <w:sz w:val="19"/>
               </w:rPr>
-              <w:t>F1 is the harmonic mean of precision and recall. F1_macro is the arithmetic mean across classes and is useful when class balance is uneven.</w:t>
+              <w:t>F1 is the harmonic mean of precision and recall. F1_macro averages across side classes and is useful when class balance is uneven.</w:t>
             </w:r>
           </w:p>
         </w:tc>
       </w:tr>
-      <w:tr>
+      <w:tr ns2:paraId="7F422662" ns2:textId="77777777">
         <w:trPr>
           <w:cantSplit/>
           <w:jc w:val="center"/>
@@ -2002,7 +2002,219 @@
             </w:tcMar>
             <w:vAlign w:val="center"/>
           </w:tcPr>
-          <w:p>
+          <w:p ns2:paraId="0AA85ED7" ns2:textId="77777777">
+            <w:pPr>
+              <w:keepLines/>
+              <w:spacing w:after="0" w:line="254" w:lineRule="auto"/>
+              <w:jc w:val="center"/>
+            </w:pPr>
+            <w:r>
+              <w:rPr>
+                <w:rFonts w:cs="Calibri"/>
+                <w:b/>
+                <w:color w:val="44546A"/>
+                <w:sz w:val="19"/>
+              </w:rPr>
+              <w:t>Meta</w:t>
+            </w:r>
+          </w:p>
+        </w:tc>
+        <w:tc>
+          <w:tcPr>
+            <w:tcW w:w="2232" w:type="dxa"/>
+            <w:tcBorders>
+              <w:top w:val="single" w:sz="4" w:space="0" w:color="C9D2DF"/>
+              <w:left w:val="single" w:sz="4" w:space="0" w:color="C9D2DF"/>
+              <w:bottom w:val="single" w:sz="4" w:space="0" w:color="C9D2DF"/>
+              <w:right w:val="single" w:sz="4" w:space="0" w:color="C9D2DF"/>
+            </w:tcBorders>
+            <w:shd w:val="clear" w:color="auto" w:fill="FFFFFF"/>
+            <w:tcMar>
+              <w:top w:w="80" w:type="dxa"/>
+              <w:left w:w="110" w:type="dxa"/>
+              <w:bottom w:w="80" w:type="dxa"/>
+              <w:right w:w="110" w:type="dxa"/>
+            </w:tcMar>
+            <w:vAlign w:val="center"/>
+          </w:tcPr>
+          <w:p ns2:paraId="784B0225" ns2:textId="77777777">
+            <w:pPr>
+              <w:keepLines/>
+              <w:spacing w:after="0" w:line="254" w:lineRule="auto"/>
+            </w:pPr>
+            <w:r>
+              <w:rPr>
+                <w:rFonts w:cs="Calibri"/>
+                <w:b/>
+                <w:sz w:val="19"/>
+              </w:rPr>
+              <w:t>Meta accept threshold</w:t>
+            </w:r>
+          </w:p>
+        </w:tc>
+        <w:tc>
+          <w:tcPr>
+            <w:tcW w:w="5904" w:type="dxa"/>
+            <w:tcBorders>
+              <w:top w:val="single" w:sz="4" w:space="0" w:color="C9D2DF"/>
+              <w:left w:val="single" w:sz="4" w:space="0" w:color="C9D2DF"/>
+              <w:bottom w:val="single" w:sz="4" w:space="0" w:color="C9D2DF"/>
+              <w:right w:val="single" w:sz="4" w:space="0" w:color="C9D2DF"/>
+            </w:tcBorders>
+            <w:shd w:val="clear" w:color="auto" w:fill="FFFFFF"/>
+            <w:tcMar>
+              <w:top w:w="80" w:type="dxa"/>
+              <w:left w:w="110" w:type="dxa"/>
+              <w:bottom w:w="80" w:type="dxa"/>
+              <w:right w:w="110" w:type="dxa"/>
+            </w:tcMar>
+            <w:vAlign w:val="center"/>
+          </w:tcPr>
+          <w:p ns2:paraId="709E2D70" ns2:textId="77777777">
+            <w:pPr>
+              <w:keepLines/>
+              <w:spacing w:after="0" w:line="254" w:lineRule="auto"/>
+            </w:pPr>
+            <w:r>
+              <w:rPr>
+                <w:rFonts w:cs="Calibri"/>
+                <w:sz w:val="19"/>
+              </w:rPr>
+              <w:t>Minimum meta-label probability required before the system takes the predicted side. Higher values usually trade less often.</w:t>
+            </w:r>
+          </w:p>
+        </w:tc>
+      </w:tr>
+      <w:tr ns2:paraId="2EB9EA13" ns2:textId="77777777">
+        <w:trPr>
+          <w:cantSplit/>
+          <w:jc w:val="center"/>
+        </w:trPr>
+        <w:tc>
+          <w:tcPr>
+            <w:tcW w:w="1584" w:type="dxa"/>
+            <w:tcBorders>
+              <w:top w:val="single" w:sz="4" w:space="0" w:color="C9D2DF"/>
+              <w:left w:val="single" w:sz="4" w:space="0" w:color="C9D2DF"/>
+              <w:bottom w:val="single" w:sz="4" w:space="0" w:color="C9D2DF"/>
+              <w:right w:val="single" w:sz="4" w:space="0" w:color="C9D2DF"/>
+            </w:tcBorders>
+            <w:shd w:val="clear" w:color="auto" w:fill="F4F8FC"/>
+            <w:tcMar>
+              <w:top w:w="80" w:type="dxa"/>
+              <w:left w:w="110" w:type="dxa"/>
+              <w:bottom w:w="80" w:type="dxa"/>
+              <w:right w:w="110" w:type="dxa"/>
+            </w:tcMar>
+            <w:vAlign w:val="center"/>
+          </w:tcPr>
+          <w:p ns2:paraId="27C771D1" ns2:textId="77777777">
+            <w:pPr>
+              <w:keepLines/>
+              <w:spacing w:after="0" w:line="254" w:lineRule="auto"/>
+              <w:jc w:val="center"/>
+            </w:pPr>
+            <w:r>
+              <w:rPr>
+                <w:rFonts w:cs="Calibri"/>
+                <w:b/>
+                <w:color w:val="44546A"/>
+                <w:sz w:val="19"/>
+              </w:rPr>
+              <w:t>Meta</w:t>
+            </w:r>
+          </w:p>
+        </w:tc>
+        <w:tc>
+          <w:tcPr>
+            <w:tcW w:w="2232" w:type="dxa"/>
+            <w:tcBorders>
+              <w:top w:val="single" w:sz="4" w:space="0" w:color="C9D2DF"/>
+              <w:left w:val="single" w:sz="4" w:space="0" w:color="C9D2DF"/>
+              <w:bottom w:val="single" w:sz="4" w:space="0" w:color="C9D2DF"/>
+              <w:right w:val="single" w:sz="4" w:space="0" w:color="C9D2DF"/>
+            </w:tcBorders>
+            <w:shd w:val="clear" w:color="auto" w:fill="F4F8FC"/>
+            <w:tcMar>
+              <w:top w:w="80" w:type="dxa"/>
+              <w:left w:w="110" w:type="dxa"/>
+              <w:bottom w:w="80" w:type="dxa"/>
+              <w:right w:w="110" w:type="dxa"/>
+            </w:tcMar>
+            <w:vAlign w:val="center"/>
+          </w:tcPr>
+          <w:p ns2:paraId="29662E47" ns2:textId="77777777">
+            <w:pPr>
+              <w:keepLines/>
+              <w:spacing w:after="0" w:line="254" w:lineRule="auto"/>
+            </w:pPr>
+            <w:r>
+              <w:rPr>
+                <w:rFonts w:cs="Calibri"/>
+                <w:b/>
+                <w:sz w:val="19"/>
+              </w:rPr>
+              <w:t>Meta F1</w:t>
+            </w:r>
+          </w:p>
+        </w:tc>
+        <w:tc>
+          <w:tcPr>
+            <w:tcW w:w="5904" w:type="dxa"/>
+            <w:tcBorders>
+              <w:top w:val="single" w:sz="4" w:space="0" w:color="C9D2DF"/>
+              <w:left w:val="single" w:sz="4" w:space="0" w:color="C9D2DF"/>
+              <w:bottom w:val="single" w:sz="4" w:space="0" w:color="C9D2DF"/>
+              <w:right w:val="single" w:sz="4" w:space="0" w:color="C9D2DF"/>
+            </w:tcBorders>
+            <w:shd w:val="clear" w:color="auto" w:fill="F4F8FC"/>
+            <w:tcMar>
+              <w:top w:w="80" w:type="dxa"/>
+              <w:left w:w="110" w:type="dxa"/>
+              <w:bottom w:w="80" w:type="dxa"/>
+              <w:right w:w="110" w:type="dxa"/>
+            </w:tcMar>
+            <w:vAlign w:val="center"/>
+          </w:tcPr>
+          <w:p ns2:paraId="500A1AFB" ns2:textId="77777777">
+            <w:pPr>
+              <w:keepLines/>
+              <w:spacing w:after="0" w:line="254" w:lineRule="auto"/>
+            </w:pPr>
+            <w:r>
+              <w:rPr>
+                <w:rFonts w:cs="Calibri"/>
+                <w:sz w:val="19"/>
+              </w:rPr>
+              <w:t>F1 score for the take/pass meta-label decision. This is the current checkpoint-selection metric.</w:t>
+            </w:r>
+          </w:p>
+        </w:tc>
+      </w:tr>
+      <w:tr ns2:paraId="2368BDC4" ns2:textId="77777777">
+        <w:trPr>
+          <w:cantSplit/>
+          <w:jc w:val="center"/>
+        </w:trPr>
+        <w:tc>
+          <w:tcPr>
+            <w:tcW w:w="1584" w:type="dxa"/>
+            <w:tcBorders>
+              <w:top w:val="single" w:sz="4" w:space="0" w:color="C9D2DF"/>
+              <w:left w:val="single" w:sz="4" w:space="0" w:color="C9D2DF"/>
+              <w:bottom w:val="single" w:sz="4" w:space="0" w:color="C9D2DF"/>
+              <w:right w:val="single" w:sz="4" w:space="0" w:color="C9D2DF"/>
+            </w:tcBorders>
+            <w:shd w:val="clear" w:color="auto" w:fill="FFFFFF"/>
+            <w:tcMar>
+              <w:top w:w="80" w:type="dxa"/>
+              <w:left w:w="110" w:type="dxa"/>
+              <w:bottom w:w="80" w:type="dxa"/>
+              <w:right w:w="110" w:type="dxa"/>
+            </w:tcMar>
+            <w:vAlign w:val="center"/>
+          </w:tcPr>
+          <w:p ns2:paraId="2D559B0B" ns2:textId="77777777">
             <w:pPr>
               <w:keepLines/>
               <w:spacing w:after="0" w:line="254" w:lineRule="auto"/>
@@ -2037,7 +2249,7 @@
             </w:tcMar>
             <w:vAlign w:val="center"/>
           </w:tcPr>
-          <w:p>
+          <w:p ns2:paraId="4829BB0E" ns2:textId="77777777">
             <w:pPr>
               <w:keepLines/>
               <w:spacing w:after="0" w:line="254" w:lineRule="auto"/>
@@ -2048,7 +2260,7 @@
                 <w:b/>
                 <w:sz w:val="19"/>
               </w:rPr>
-              <w:t>Trade signal rate</w:t>
+              <w:t>Abstained prediction rate</w:t>
             </w:r>
           </w:p>
         </w:tc>
@@ -2070,7 +2282,7 @@
             </w:tcMar>
             <w:vAlign w:val="center"/>
           </w:tcPr>
-          <w:p>
+          <w:p ns2:paraId="03F9DB8F" ns2:textId="77777777">
             <w:pPr>
               <w:keepLines/>
               <w:spacing w:after="0" w:line="254" w:lineRule="auto"/>
@@ -2080,12 +2292,12 @@
                 <w:rFonts w:cs="Calibri"/>
                 <w:sz w:val="19"/>
               </w:rPr>
-              <w:t>Trade signal rate = trade signals / evaluated samples. High values indicate aggressive trading; low values indicate conservative trading.</w:t>
+              <w:t>Abstentions / evaluated samples. High values mean the system frequently chooses not to trade.</w:t>
             </w:r>
           </w:p>
         </w:tc>
       </w:tr>
-      <w:tr>
+      <w:tr ns2:paraId="3FBDF25E" ns2:textId="77777777">
         <w:trPr>
           <w:cantSplit/>
           <w:jc w:val="center"/>
@@ -2108,7 +2320,7 @@
             </w:tcMar>
             <w:vAlign w:val="center"/>
           </w:tcPr>
-          <w:p>
+          <w:p ns2:paraId="0444C041" ns2:textId="77777777">
             <w:pPr>
               <w:keepLines/>
               <w:spacing w:after="0" w:line="254" w:lineRule="auto"/>
@@ -2143,7 +2355,7 @@
             </w:tcMar>
             <w:vAlign w:val="center"/>
           </w:tcPr>
-          <w:p>
+          <w:p ns2:paraId="5C902BFE" ns2:textId="77777777">
             <w:pPr>
               <w:keepLines/>
               <w:spacing w:after="0" w:line="254" w:lineRule="auto"/>
@@ -2154,7 +2366,7 @@
                 <w:b/>
                 <w:sz w:val="19"/>
               </w:rPr>
-              <w:t>Abstained prediction rate</w:t>
+              <w:t>Acted prediction accuracy</w:t>
             </w:r>
           </w:p>
         </w:tc>
@@ -2176,7 +2388,7 @@
             </w:tcMar>
             <w:vAlign w:val="center"/>
           </w:tcPr>
-          <w:p>
+          <w:p ns2:paraId="21F499D3" ns2:textId="77777777">
             <w:pPr>
               <w:keepLines/>
               <w:spacing w:after="0" w:line="254" w:lineRule="auto"/>
@@ -2186,12 +2398,12 @@
                 <w:rFonts w:cs="Calibri"/>
                 <w:sz w:val="19"/>
               </w:rPr>
-              <w:t>Abstained prediction rate = abstentions / evaluated samples. High values mean the model frequently chooses not to trade.</w:t>
+              <w:t>Accuracy restricted to rows where the strategy actually chose to trade. More relevant than plain accuracy when abstention is allowed.</w:t>
             </w:r>
           </w:p>
         </w:tc>
       </w:tr>
-      <w:tr>
+      <w:tr ns2:paraId="013D58DD" ns2:textId="77777777">
         <w:trPr>
           <w:cantSplit/>
           <w:jc w:val="center"/>
@@ -2214,7 +2426,7 @@
             </w:tcMar>
             <w:vAlign w:val="center"/>
           </w:tcPr>
-          <w:p>
+          <w:p ns2:paraId="7507DB42" ns2:textId="77777777">
             <w:pPr>
               <w:keepLines/>
               <w:spacing w:after="0" w:line="254" w:lineRule="auto"/>
@@ -2249,7 +2461,7 @@
             </w:tcMar>
             <w:vAlign w:val="center"/>
           </w:tcPr>
-          <w:p>
+          <w:p ns2:paraId="49736E62" ns2:textId="77777777">
             <w:pPr>
               <w:keepLines/>
               <w:spacing w:after="0" w:line="254" w:lineRule="auto"/>
@@ -2260,7 +2472,7 @@
                 <w:b/>
                 <w:sz w:val="19"/>
               </w:rPr>
-              <w:t>Acted prediction accuracy</w:t>
+              <w:t>Directional acted accuracy</w:t>
             </w:r>
           </w:p>
         </w:tc>
@@ -2282,7 +2494,7 @@
             </w:tcMar>
             <w:vAlign w:val="center"/>
           </w:tcPr>
-          <w:p>
+          <w:p ns2:paraId="6C5E85BB" ns2:textId="77777777">
             <w:pPr>
               <w:keepLines/>
               <w:spacing w:after="0" w:line="254" w:lineRule="auto"/>
@@ -2292,12 +2504,12 @@
                 <w:rFonts w:cs="Calibri"/>
                 <w:sz w:val="19"/>
               </w:rPr>
-              <w:t>Accuracy restricted to rows where the strategy actually chose to trade. More relevant than plain accuracy when abstention is allowed.</w:t>
+              <w:t>Accuracy restricted to rows where both the truth and prediction were actionable. Good for checking direction when the system commits.</w:t>
             </w:r>
           </w:p>
         </w:tc>
       </w:tr>
-      <w:tr>
+      <w:tr ns2:paraId="301CBD50" ns2:textId="77777777">
         <w:trPr>
           <w:cantSplit/>
           <w:jc w:val="center"/>
@@ -2320,7 +2532,7 @@
             </w:tcMar>
             <w:vAlign w:val="center"/>
           </w:tcPr>
-          <w:p>
+          <w:p ns2:paraId="2986C890" ns2:textId="77777777">
             <w:pPr>
               <w:keepLines/>
               <w:spacing w:after="0" w:line="254" w:lineRule="auto"/>
@@ -2355,7 +2567,7 @@
             </w:tcMar>
             <w:vAlign w:val="center"/>
           </w:tcPr>
-          <w:p>
+          <w:p ns2:paraId="32C91195" ns2:textId="77777777">
             <w:pPr>
               <w:keepLines/>
               <w:spacing w:after="0" w:line="254" w:lineRule="auto"/>
@@ -2366,7 +2578,7 @@
                 <w:b/>
                 <w:sz w:val="19"/>
               </w:rPr>
-              <w:t>Directional acted accuracy</w:t>
+              <w:t>Acted on exit truth pct</w:t>
             </w:r>
           </w:p>
         </w:tc>
@@ -2388,7 +2600,7 @@
             </w:tcMar>
             <w:vAlign w:val="center"/>
           </w:tcPr>
-          <w:p>
+          <w:p ns2:paraId="66B45B3A" ns2:textId="77777777">
             <w:pPr>
               <w:keepLines/>
               <w:spacing w:after="0" w:line="254" w:lineRule="auto"/>
@@ -2398,12 +2610,12 @@
                 <w:rFonts w:cs="Calibri"/>
                 <w:sz w:val="19"/>
               </w:rPr>
-              <w:t>Accuracy restricted to rows where both the truth and the prediction were actionable. Good for checking whether the model gets direction right when it commits.</w:t>
+              <w:t>Share of executed actions whose canonical event truth was a time exit. High values indicate the model is trading non-actionable outcomes.</w:t>
             </w:r>
           </w:p>
         </w:tc>
       </w:tr>
-      <w:tr>
+      <w:tr ns2:paraId="6D720EAB" ns2:textId="77777777">
         <w:trPr>
           <w:cantSplit/>
           <w:jc w:val="center"/>
@@ -2426,7 +2638,7 @@
             </w:tcMar>
             <w:vAlign w:val="center"/>
           </w:tcPr>
-          <w:p>
+          <w:p ns2:paraId="5997842C" ns2:textId="77777777">
             <w:pPr>
               <w:keepLines/>
               <w:spacing w:after="0" w:line="254" w:lineRule="auto"/>
@@ -2461,7 +2673,7 @@
             </w:tcMar>
             <w:vAlign w:val="center"/>
           </w:tcPr>
-          <w:p>
+          <w:p ns2:paraId="24B66B38" ns2:textId="77777777">
             <w:pPr>
               <w:keepLines/>
               <w:spacing w:after="0" w:line="254" w:lineRule="auto"/>
@@ -2494,7 +2706,7 @@
             </w:tcMar>
             <w:vAlign w:val="center"/>
           </w:tcPr>
-          <w:p>
+          <w:p ns2:paraId="053C1804" ns2:textId="77777777">
             <w:pPr>
               <w:keepLines/>
               <w:spacing w:after="0" w:line="254" w:lineRule="auto"/>
@@ -2509,7 +2721,7 @@
           </w:p>
         </w:tc>
       </w:tr>
-      <w:tr>
+      <w:tr ns2:paraId="1CD374F9" ns2:textId="77777777">
         <w:trPr>
           <w:cantSplit/>
           <w:jc w:val="center"/>
@@ -2532,219 +2744,7 @@
             </w:tcMar>
             <w:vAlign w:val="center"/>
           </w:tcPr>
-          <w:p>
-            <w:pPr>
-              <w:keepLines/>
-              <w:spacing w:after="0" w:line="254" w:lineRule="auto"/>
-              <w:jc w:val="center"/>
-            </w:pPr>
-            <w:r>
-              <w:rPr>
-                <w:rFonts w:cs="Calibri"/>
-                <w:b/>
-                <w:color w:val="44546A"/>
-                <w:sz w:val="19"/>
-              </w:rPr>
-              <w:t>Execution</w:t>
-            </w:r>
-          </w:p>
-        </w:tc>
-        <w:tc>
-          <w:tcPr>
-            <w:tcW w:w="2232" w:type="dxa"/>
-            <w:tcBorders>
-              <w:top w:val="single" w:sz="4" w:space="0" w:color="C9D2DF"/>
-              <w:left w:val="single" w:sz="4" w:space="0" w:color="C9D2DF"/>
-              <w:bottom w:val="single" w:sz="4" w:space="0" w:color="C9D2DF"/>
-              <w:right w:val="single" w:sz="4" w:space="0" w:color="C9D2DF"/>
-            </w:tcBorders>
-            <w:shd w:val="clear" w:color="auto" w:fill="F4F8FC"/>
-            <w:tcMar>
-              <w:top w:w="80" w:type="dxa"/>
-              <w:left w:w="110" w:type="dxa"/>
-              <w:bottom w:w="80" w:type="dxa"/>
-              <w:right w:w="110" w:type="dxa"/>
-            </w:tcMar>
-            <w:vAlign w:val="center"/>
-          </w:tcPr>
-          <w:p>
-            <w:pPr>
-              <w:keepLines/>
-              <w:spacing w:after="0" w:line="254" w:lineRule="auto"/>
-            </w:pPr>
-            <w:r>
-              <w:rPr>
-                <w:rFonts w:cs="Calibri"/>
-                <w:b/>
-                <w:sz w:val="19"/>
-              </w:rPr>
-              <w:t>n_trade_signals_skipped_overlap</w:t>
-            </w:r>
-          </w:p>
-        </w:tc>
-        <w:tc>
-          <w:tcPr>
-            <w:tcW w:w="5904" w:type="dxa"/>
-            <w:tcBorders>
-              <w:top w:val="single" w:sz="4" w:space="0" w:color="C9D2DF"/>
-              <w:left w:val="single" w:sz="4" w:space="0" w:color="C9D2DF"/>
-              <w:bottom w:val="single" w:sz="4" w:space="0" w:color="C9D2DF"/>
-              <w:right w:val="single" w:sz="4" w:space="0" w:color="C9D2DF"/>
-            </w:tcBorders>
-            <w:shd w:val="clear" w:color="auto" w:fill="F4F8FC"/>
-            <w:tcMar>
-              <w:top w:w="80" w:type="dxa"/>
-              <w:left w:w="110" w:type="dxa"/>
-              <w:bottom w:w="80" w:type="dxa"/>
-              <w:right w:w="110" w:type="dxa"/>
-            </w:tcMar>
-            <w:vAlign w:val="center"/>
-          </w:tcPr>
-          <w:p>
-            <w:pPr>
-              <w:keepLines/>
-              <w:spacing w:after="0" w:line="254" w:lineRule="auto"/>
-            </w:pPr>
-            <w:r>
-              <w:rPr>
-                <w:rFonts w:cs="Calibri"/>
-                <w:sz w:val="19"/>
-              </w:rPr>
-              <w:t>Signals removed because the same ticker already had an active position. Large values suggest clustered or noisy signals.</w:t>
-            </w:r>
-          </w:p>
-        </w:tc>
-      </w:tr>
-      <w:tr>
-        <w:trPr>
-          <w:cantSplit/>
-          <w:jc w:val="center"/>
-        </w:trPr>
-        <w:tc>
-          <w:tcPr>
-            <w:tcW w:w="1584" w:type="dxa"/>
-            <w:tcBorders>
-              <w:top w:val="single" w:sz="4" w:space="0" w:color="C9D2DF"/>
-              <w:left w:val="single" w:sz="4" w:space="0" w:color="C9D2DF"/>
-              <w:bottom w:val="single" w:sz="4" w:space="0" w:color="C9D2DF"/>
-              <w:right w:val="single" w:sz="4" w:space="0" w:color="C9D2DF"/>
-            </w:tcBorders>
-            <w:shd w:val="clear" w:color="auto" w:fill="FFFFFF"/>
-            <w:tcMar>
-              <w:top w:w="80" w:type="dxa"/>
-              <w:left w:w="110" w:type="dxa"/>
-              <w:bottom w:w="80" w:type="dxa"/>
-              <w:right w:w="110" w:type="dxa"/>
-            </w:tcMar>
-            <w:vAlign w:val="center"/>
-          </w:tcPr>
-          <w:p>
-            <w:pPr>
-              <w:keepLines/>
-              <w:spacing w:after="0" w:line="254" w:lineRule="auto"/>
-              <w:jc w:val="center"/>
-            </w:pPr>
-            <w:r>
-              <w:rPr>
-                <w:rFonts w:cs="Calibri"/>
-                <w:b/>
-                <w:color w:val="44546A"/>
-                <w:sz w:val="19"/>
-              </w:rPr>
-              <w:t>Execution</w:t>
-            </w:r>
-          </w:p>
-        </w:tc>
-        <w:tc>
-          <w:tcPr>
-            <w:tcW w:w="2232" w:type="dxa"/>
-            <w:tcBorders>
-              <w:top w:val="single" w:sz="4" w:space="0" w:color="C9D2DF"/>
-              <w:left w:val="single" w:sz="4" w:space="0" w:color="C9D2DF"/>
-              <w:bottom w:val="single" w:sz="4" w:space="0" w:color="C9D2DF"/>
-              <w:right w:val="single" w:sz="4" w:space="0" w:color="C9D2DF"/>
-            </w:tcBorders>
-            <w:shd w:val="clear" w:color="auto" w:fill="FFFFFF"/>
-            <w:tcMar>
-              <w:top w:w="80" w:type="dxa"/>
-              <w:left w:w="110" w:type="dxa"/>
-              <w:bottom w:w="80" w:type="dxa"/>
-              <w:right w:w="110" w:type="dxa"/>
-            </w:tcMar>
-            <w:vAlign w:val="center"/>
-          </w:tcPr>
-          <w:p>
-            <w:pPr>
-              <w:keepLines/>
-              <w:spacing w:after="0" w:line="254" w:lineRule="auto"/>
-            </w:pPr>
-            <w:r>
-              <w:rPr>
-                <w:rFonts w:cs="Calibri"/>
-                <w:b/>
-                <w:sz w:val="19"/>
-              </w:rPr>
-              <w:t>n_executed_trades</w:t>
-            </w:r>
-          </w:p>
-        </w:tc>
-        <w:tc>
-          <w:tcPr>
-            <w:tcW w:w="5904" w:type="dxa"/>
-            <w:tcBorders>
-              <w:top w:val="single" w:sz="4" w:space="0" w:color="C9D2DF"/>
-              <w:left w:val="single" w:sz="4" w:space="0" w:color="C9D2DF"/>
-              <w:bottom w:val="single" w:sz="4" w:space="0" w:color="C9D2DF"/>
-              <w:right w:val="single" w:sz="4" w:space="0" w:color="C9D2DF"/>
-            </w:tcBorders>
-            <w:shd w:val="clear" w:color="auto" w:fill="FFFFFF"/>
-            <w:tcMar>
-              <w:top w:w="80" w:type="dxa"/>
-              <w:left w:w="110" w:type="dxa"/>
-              <w:bottom w:w="80" w:type="dxa"/>
-              <w:right w:w="110" w:type="dxa"/>
-            </w:tcMar>
-            <w:vAlign w:val="center"/>
-          </w:tcPr>
-          <w:p>
-            <w:pPr>
-              <w:keepLines/>
-              <w:spacing w:after="0" w:line="254" w:lineRule="auto"/>
-            </w:pPr>
-            <w:r>
-              <w:rPr>
-                <w:rFonts w:cs="Calibri"/>
-                <w:sz w:val="19"/>
-              </w:rPr>
-              <w:t>Trades that remain after overlap filtering. This is the effective trade count of the strategy.</w:t>
-            </w:r>
-          </w:p>
-        </w:tc>
-      </w:tr>
-      <w:tr>
-        <w:trPr>
-          <w:cantSplit/>
-          <w:jc w:val="center"/>
-        </w:trPr>
-        <w:tc>
-          <w:tcPr>
-            <w:tcW w:w="1584" w:type="dxa"/>
-            <w:tcBorders>
-              <w:top w:val="single" w:sz="4" w:space="0" w:color="C9D2DF"/>
-              <w:left w:val="single" w:sz="4" w:space="0" w:color="C9D2DF"/>
-              <w:bottom w:val="single" w:sz="4" w:space="0" w:color="C9D2DF"/>
-              <w:right w:val="single" w:sz="4" w:space="0" w:color="C9D2DF"/>
-            </w:tcBorders>
-            <w:shd w:val="clear" w:color="auto" w:fill="F4F8FC"/>
-            <w:tcMar>
-              <w:top w:w="80" w:type="dxa"/>
-              <w:left w:w="110" w:type="dxa"/>
-              <w:bottom w:w="80" w:type="dxa"/>
-              <w:right w:w="110" w:type="dxa"/>
-            </w:tcMar>
-            <w:vAlign w:val="center"/>
-          </w:tcPr>
-          <w:p>
+          <w:p ns2:paraId="4BA99F52" ns2:textId="77777777">
             <w:pPr>
               <w:keepLines/>
               <w:spacing w:after="0" w:line="254" w:lineRule="auto"/>
@@ -2780,7 +2780,219 @@
             </w:tcMar>
             <w:vAlign w:val="center"/>
           </w:tcPr>
-          <w:p>
+          <w:p ns2:paraId="4551E787" ns2:textId="77777777">
+            <w:pPr>
+              <w:keepLines/>
+              <w:spacing w:after="0" w:line="254" w:lineRule="auto"/>
+            </w:pPr>
+            <w:r>
+              <w:rPr>
+                <w:rFonts w:cs="Calibri"/>
+                <w:b/>
+                <w:sz w:val="19"/>
+              </w:rPr>
+              <w:t>n_trade_signals_skipped_overlap</w:t>
+            </w:r>
+          </w:p>
+        </w:tc>
+        <w:tc>
+          <w:tcPr>
+            <w:tcW w:w="5904" w:type="dxa"/>
+            <w:tcBorders>
+              <w:top w:val="single" w:sz="4" w:space="0" w:color="C9D2DF"/>
+              <w:left w:val="single" w:sz="4" w:space="0" w:color="C9D2DF"/>
+              <w:bottom w:val="single" w:sz="4" w:space="0" w:color="C9D2DF"/>
+              <w:right w:val="single" w:sz="4" w:space="0" w:color="C9D2DF"/>
+            </w:tcBorders>
+            <w:shd w:val="clear" w:color="auto" w:fill="F4F8FC"/>
+            <w:tcMar>
+              <w:top w:w="80" w:type="dxa"/>
+              <w:left w:w="110" w:type="dxa"/>
+              <w:bottom w:w="80" w:type="dxa"/>
+              <w:right w:w="110" w:type="dxa"/>
+            </w:tcMar>
+            <w:vAlign w:val="center"/>
+          </w:tcPr>
+          <w:p ns2:paraId="722BFE9B" ns2:textId="77777777">
+            <w:pPr>
+              <w:keepLines/>
+              <w:spacing w:after="0" w:line="254" w:lineRule="auto"/>
+            </w:pPr>
+            <w:r>
+              <w:rPr>
+                <w:rFonts w:cs="Calibri"/>
+                <w:sz w:val="19"/>
+              </w:rPr>
+              <w:t>Signals removed because the same ticker already had an active position. Large values suggest clustered or noisy signals.</w:t>
+            </w:r>
+          </w:p>
+        </w:tc>
+      </w:tr>
+      <w:tr ns2:paraId="621FB006" ns2:textId="77777777">
+        <w:trPr>
+          <w:cantSplit/>
+          <w:jc w:val="center"/>
+        </w:trPr>
+        <w:tc>
+          <w:tcPr>
+            <w:tcW w:w="1584" w:type="dxa"/>
+            <w:tcBorders>
+              <w:top w:val="single" w:sz="4" w:space="0" w:color="C9D2DF"/>
+              <w:left w:val="single" w:sz="4" w:space="0" w:color="C9D2DF"/>
+              <w:bottom w:val="single" w:sz="4" w:space="0" w:color="C9D2DF"/>
+              <w:right w:val="single" w:sz="4" w:space="0" w:color="C9D2DF"/>
+            </w:tcBorders>
+            <w:shd w:val="clear" w:color="auto" w:fill="FFFFFF"/>
+            <w:tcMar>
+              <w:top w:w="80" w:type="dxa"/>
+              <w:left w:w="110" w:type="dxa"/>
+              <w:bottom w:w="80" w:type="dxa"/>
+              <w:right w:w="110" w:type="dxa"/>
+            </w:tcMar>
+            <w:vAlign w:val="center"/>
+          </w:tcPr>
+          <w:p ns2:paraId="773B4740" ns2:textId="77777777">
+            <w:pPr>
+              <w:keepLines/>
+              <w:spacing w:after="0" w:line="254" w:lineRule="auto"/>
+              <w:jc w:val="center"/>
+            </w:pPr>
+            <w:r>
+              <w:rPr>
+                <w:rFonts w:cs="Calibri"/>
+                <w:b/>
+                <w:color w:val="44546A"/>
+                <w:sz w:val="19"/>
+              </w:rPr>
+              <w:t>Execution</w:t>
+            </w:r>
+          </w:p>
+        </w:tc>
+        <w:tc>
+          <w:tcPr>
+            <w:tcW w:w="2232" w:type="dxa"/>
+            <w:tcBorders>
+              <w:top w:val="single" w:sz="4" w:space="0" w:color="C9D2DF"/>
+              <w:left w:val="single" w:sz="4" w:space="0" w:color="C9D2DF"/>
+              <w:bottom w:val="single" w:sz="4" w:space="0" w:color="C9D2DF"/>
+              <w:right w:val="single" w:sz="4" w:space="0" w:color="C9D2DF"/>
+            </w:tcBorders>
+            <w:shd w:val="clear" w:color="auto" w:fill="FFFFFF"/>
+            <w:tcMar>
+              <w:top w:w="80" w:type="dxa"/>
+              <w:left w:w="110" w:type="dxa"/>
+              <w:bottom w:w="80" w:type="dxa"/>
+              <w:right w:w="110" w:type="dxa"/>
+            </w:tcMar>
+            <w:vAlign w:val="center"/>
+          </w:tcPr>
+          <w:p ns2:paraId="38295770" ns2:textId="77777777">
+            <w:pPr>
+              <w:keepLines/>
+              <w:spacing w:after="0" w:line="254" w:lineRule="auto"/>
+            </w:pPr>
+            <w:r>
+              <w:rPr>
+                <w:rFonts w:cs="Calibri"/>
+                <w:b/>
+                <w:sz w:val="19"/>
+              </w:rPr>
+              <w:t>n_executed_trades</w:t>
+            </w:r>
+          </w:p>
+        </w:tc>
+        <w:tc>
+          <w:tcPr>
+            <w:tcW w:w="5904" w:type="dxa"/>
+            <w:tcBorders>
+              <w:top w:val="single" w:sz="4" w:space="0" w:color="C9D2DF"/>
+              <w:left w:val="single" w:sz="4" w:space="0" w:color="C9D2DF"/>
+              <w:bottom w:val="single" w:sz="4" w:space="0" w:color="C9D2DF"/>
+              <w:right w:val="single" w:sz="4" w:space="0" w:color="C9D2DF"/>
+            </w:tcBorders>
+            <w:shd w:val="clear" w:color="auto" w:fill="FFFFFF"/>
+            <w:tcMar>
+              <w:top w:w="80" w:type="dxa"/>
+              <w:left w:w="110" w:type="dxa"/>
+              <w:bottom w:w="80" w:type="dxa"/>
+              <w:right w:w="110" w:type="dxa"/>
+            </w:tcMar>
+            <w:vAlign w:val="center"/>
+          </w:tcPr>
+          <w:p ns2:paraId="250C40D3" ns2:textId="77777777">
+            <w:pPr>
+              <w:keepLines/>
+              <w:spacing w:after="0" w:line="254" w:lineRule="auto"/>
+            </w:pPr>
+            <w:r>
+              <w:rPr>
+                <w:rFonts w:cs="Calibri"/>
+                <w:sz w:val="19"/>
+              </w:rPr>
+              <w:t>Trades that remain after overlap filtering. This is the effective trade count of the strategy.</w:t>
+            </w:r>
+          </w:p>
+        </w:tc>
+      </w:tr>
+      <w:tr ns2:paraId="31358EDF" ns2:textId="77777777">
+        <w:trPr>
+          <w:cantSplit/>
+          <w:jc w:val="center"/>
+        </w:trPr>
+        <w:tc>
+          <w:tcPr>
+            <w:tcW w:w="1584" w:type="dxa"/>
+            <w:tcBorders>
+              <w:top w:val="single" w:sz="4" w:space="0" w:color="C9D2DF"/>
+              <w:left w:val="single" w:sz="4" w:space="0" w:color="C9D2DF"/>
+              <w:bottom w:val="single" w:sz="4" w:space="0" w:color="C9D2DF"/>
+              <w:right w:val="single" w:sz="4" w:space="0" w:color="C9D2DF"/>
+            </w:tcBorders>
+            <w:shd w:val="clear" w:color="auto" w:fill="F4F8FC"/>
+            <w:tcMar>
+              <w:top w:w="80" w:type="dxa"/>
+              <w:left w:w="110" w:type="dxa"/>
+              <w:bottom w:w="80" w:type="dxa"/>
+              <w:right w:w="110" w:type="dxa"/>
+            </w:tcMar>
+            <w:vAlign w:val="center"/>
+          </w:tcPr>
+          <w:p ns2:paraId="74B0BA0E" ns2:textId="77777777">
+            <w:pPr>
+              <w:keepLines/>
+              <w:spacing w:after="0" w:line="254" w:lineRule="auto"/>
+              <w:jc w:val="center"/>
+            </w:pPr>
+            <w:r>
+              <w:rPr>
+                <w:rFonts w:cs="Calibri"/>
+                <w:b/>
+                <w:color w:val="44546A"/>
+                <w:sz w:val="19"/>
+              </w:rPr>
+              <w:t>Execution</w:t>
+            </w:r>
+          </w:p>
+        </w:tc>
+        <w:tc>
+          <w:tcPr>
+            <w:tcW w:w="2232" w:type="dxa"/>
+            <w:tcBorders>
+              <w:top w:val="single" w:sz="4" w:space="0" w:color="C9D2DF"/>
+              <w:left w:val="single" w:sz="4" w:space="0" w:color="C9D2DF"/>
+              <w:bottom w:val="single" w:sz="4" w:space="0" w:color="C9D2DF"/>
+              <w:right w:val="single" w:sz="4" w:space="0" w:color="C9D2DF"/>
+            </w:tcBorders>
+            <w:shd w:val="clear" w:color="auto" w:fill="F4F8FC"/>
+            <w:tcMar>
+              <w:top w:w="80" w:type="dxa"/>
+              <w:left w:w="110" w:type="dxa"/>
+              <w:bottom w:w="80" w:type="dxa"/>
+              <w:right w:w="110" w:type="dxa"/>
+            </w:tcMar>
+            <w:vAlign w:val="center"/>
+          </w:tcPr>
+          <w:p ns2:paraId="3ADEB029" ns2:textId="77777777">
             <w:pPr>
               <w:keepLines/>
               <w:spacing w:after="0" w:line="254" w:lineRule="auto"/>
@@ -2813,7 +3025,7 @@
             </w:tcMar>
             <w:vAlign w:val="center"/>
           </w:tcPr>
-          <w:p>
+          <w:p ns2:paraId="0C18DF27" ns2:textId="77777777">
             <w:pPr>
               <w:keepLines/>
               <w:spacing w:after="0" w:line="254" w:lineRule="auto"/>
@@ -2823,12 +3035,12 @@
                 <w:rFonts w:cs="Calibri"/>
                 <w:sz w:val="19"/>
               </w:rPr>
-              <w:t>Percentage of the total evaluation period in which at least one trade is active. Helps judge how exposed the strategy is.</w:t>
+              <w:t>Percentage of the total evaluation period in which at least one trade is active. Helps judge strategy exposure.</w:t>
             </w:r>
           </w:p>
         </w:tc>
       </w:tr>
-      <w:tr>
+      <w:tr ns2:paraId="0C74AC97" ns2:textId="77777777">
         <w:trPr>
           <w:cantSplit/>
           <w:jc w:val="center"/>
@@ -2851,7 +3063,7 @@
             </w:tcMar>
             <w:vAlign w:val="center"/>
           </w:tcPr>
-          <w:p>
+          <w:p ns2:paraId="6EB6C139" ns2:textId="77777777">
             <w:pPr>
               <w:keepLines/>
               <w:spacing w:after="0" w:line="254" w:lineRule="auto"/>
@@ -2886,7 +3098,7 @@
             </w:tcMar>
             <w:vAlign w:val="center"/>
           </w:tcPr>
-          <w:p>
+          <w:p ns2:paraId="741F9B18" ns2:textId="77777777">
             <w:pPr>
               <w:keepLines/>
               <w:spacing w:after="0" w:line="254" w:lineRule="auto"/>
@@ -2919,7 +3131,7 @@
             </w:tcMar>
             <w:vAlign w:val="center"/>
           </w:tcPr>
-          <w:p>
+          <w:p ns2:paraId="7B8DDD6E" ns2:textId="77777777">
             <w:pPr>
               <w:keepLines/>
               <w:spacing w:after="0" w:line="254" w:lineRule="auto"/>
@@ -2934,7 +3146,7 @@
           </w:p>
         </w:tc>
       </w:tr>
-      <w:tr>
+      <w:tr ns2:paraId="767B4AF9" ns2:textId="77777777">
         <w:trPr>
           <w:cantSplit/>
           <w:jc w:val="center"/>
@@ -2957,7 +3169,7 @@
             </w:tcMar>
             <w:vAlign w:val="center"/>
           </w:tcPr>
-          <w:p>
+          <w:p ns2:paraId="730DD86C" ns2:textId="77777777">
             <w:pPr>
               <w:keepLines/>
               <w:spacing w:after="0" w:line="254" w:lineRule="auto"/>
@@ -2992,7 +3204,7 @@
             </w:tcMar>
             <w:vAlign w:val="center"/>
           </w:tcPr>
-          <w:p>
+          <w:p ns2:paraId="75349095" ns2:textId="77777777">
             <w:pPr>
               <w:keepLines/>
               <w:spacing w:after="0" w:line="254" w:lineRule="auto"/>
@@ -3003,7 +3215,7 @@
                 <w:b/>
                 <w:sz w:val="19"/>
               </w:rPr>
-              <w:t>Profitable transactions pct</w:t>
+              <w:t>Annual net profit loss pct</w:t>
             </w:r>
           </w:p>
         </w:tc>
@@ -3025,7 +3237,7 @@
             </w:tcMar>
             <w:vAlign w:val="center"/>
           </w:tcPr>
-          <w:p>
+          <w:p ns2:paraId="7C9B8CF3" ns2:textId="77777777">
             <w:pPr>
               <w:keepLines/>
               <w:spacing w:after="0" w:line="254" w:lineRule="auto"/>
@@ -3035,12 +3247,12 @@
                 <w:rFonts w:cs="Calibri"/>
                 <w:sz w:val="19"/>
               </w:rPr>
-              <w:t>Percentage of executed trades with positive net return. A value above 50 percent is not automatically enough if losses are larger than wins.</w:t>
+              <w:t>Annualized return = ((final_portfolio / initial_portfolio)^(days_per_year / n_days) - 1) * 100.</w:t>
             </w:r>
           </w:p>
         </w:tc>
       </w:tr>
-      <w:tr>
+      <w:tr ns2:paraId="087C6A39" ns2:textId="77777777">
         <w:trPr>
           <w:cantSplit/>
           <w:jc w:val="center"/>
@@ -3063,7 +3275,7 @@
             </w:tcMar>
             <w:vAlign w:val="center"/>
           </w:tcPr>
-          <w:p>
+          <w:p ns2:paraId="72F826AB" ns2:textId="77777777">
             <w:pPr>
               <w:keepLines/>
               <w:spacing w:after="0" w:line="254" w:lineRule="auto"/>
@@ -3098,7 +3310,7 @@
             </w:tcMar>
             <w:vAlign w:val="center"/>
           </w:tcPr>
-          <w:p>
+          <w:p ns2:paraId="34F063D6" ns2:textId="77777777">
             <w:pPr>
               <w:keepLines/>
               <w:spacing w:after="0" w:line="254" w:lineRule="auto"/>
@@ -3109,7 +3321,7 @@
                 <w:b/>
                 <w:sz w:val="19"/>
               </w:rPr>
-              <w:t>Annual net profit loss pct</w:t>
+              <w:t>Sharpe ratio annualized</w:t>
             </w:r>
           </w:p>
         </w:tc>
@@ -3131,7 +3343,7 @@
             </w:tcMar>
             <w:vAlign w:val="center"/>
           </w:tcPr>
-          <w:p>
+          <w:p ns2:paraId="0532CA02" ns2:textId="77777777">
             <w:pPr>
               <w:keepLines/>
               <w:spacing w:after="0" w:line="254" w:lineRule="auto"/>
@@ -3141,12 +3353,12 @@
                 <w:rFonts w:cs="Calibri"/>
                 <w:sz w:val="19"/>
               </w:rPr>
-              <w:t>Annualized return = ((final_portfolio / initial_portfolio)^(days_per_year / n_days) - 1) * 100. Interprets the backtest as a portfolio growth process.</w:t>
+              <w:t>Sharpe = sqrt(days_per_year) * (mean(daily_returns) - risk_free_daily) / std(daily_returns). Higher is better; negative means poor risk-adjusted performance.</w:t>
             </w:r>
           </w:p>
         </w:tc>
       </w:tr>
-      <w:tr>
+      <w:tr ns2:paraId="1F1D6BA3" ns2:textId="77777777">
         <w:trPr>
           <w:cantSplit/>
           <w:jc w:val="center"/>
@@ -3169,7 +3381,7 @@
             </w:tcMar>
             <w:vAlign w:val="center"/>
           </w:tcPr>
-          <w:p>
+          <w:p ns2:paraId="2803C8BA" ns2:textId="77777777">
             <w:pPr>
               <w:keepLines/>
               <w:spacing w:after="0" w:line="254" w:lineRule="auto"/>
@@ -3204,113 +3416,7 @@
             </w:tcMar>
             <w:vAlign w:val="center"/>
           </w:tcPr>
-          <w:p>
-            <w:pPr>
-              <w:keepLines/>
-              <w:spacing w:after="0" w:line="254" w:lineRule="auto"/>
-            </w:pPr>
-            <w:r>
-              <w:rPr>
-                <w:rFonts w:cs="Calibri"/>
-                <w:b/>
-                <w:sz w:val="19"/>
-              </w:rPr>
-              <w:t>Sharpe ratio annualized</w:t>
-            </w:r>
-          </w:p>
-        </w:tc>
-        <w:tc>
-          <w:tcPr>
-            <w:tcW w:w="5904" w:type="dxa"/>
-            <w:tcBorders>
-              <w:top w:val="single" w:sz="4" w:space="0" w:color="C9D2DF"/>
-              <w:left w:val="single" w:sz="4" w:space="0" w:color="C9D2DF"/>
-              <w:bottom w:val="single" w:sz="4" w:space="0" w:color="C9D2DF"/>
-              <w:right w:val="single" w:sz="4" w:space="0" w:color="C9D2DF"/>
-            </w:tcBorders>
-            <w:shd w:val="clear" w:color="auto" w:fill="F4F8FC"/>
-            <w:tcMar>
-              <w:top w:w="80" w:type="dxa"/>
-              <w:left w:w="110" w:type="dxa"/>
-              <w:bottom w:w="80" w:type="dxa"/>
-              <w:right w:w="110" w:type="dxa"/>
-            </w:tcMar>
-            <w:vAlign w:val="center"/>
-          </w:tcPr>
-          <w:p>
-            <w:pPr>
-              <w:keepLines/>
-              <w:spacing w:after="0" w:line="254" w:lineRule="auto"/>
-            </w:pPr>
-            <w:r>
-              <w:rPr>
-                <w:rFonts w:cs="Calibri"/>
-                <w:sz w:val="19"/>
-              </w:rPr>
-              <w:t>Sharpe = sqrt(days_per_year) * (mean(daily_returns) - risk_free_daily) / std(daily_returns). Higher is better; negative means poor risk-adjusted performance.</w:t>
-            </w:r>
-          </w:p>
-        </w:tc>
-      </w:tr>
-      <w:tr>
-        <w:trPr>
-          <w:cantSplit/>
-          <w:jc w:val="center"/>
-        </w:trPr>
-        <w:tc>
-          <w:tcPr>
-            <w:tcW w:w="1584" w:type="dxa"/>
-            <w:tcBorders>
-              <w:top w:val="single" w:sz="4" w:space="0" w:color="C9D2DF"/>
-              <w:left w:val="single" w:sz="4" w:space="0" w:color="C9D2DF"/>
-              <w:bottom w:val="single" w:sz="4" w:space="0" w:color="C9D2DF"/>
-              <w:right w:val="single" w:sz="4" w:space="0" w:color="C9D2DF"/>
-            </w:tcBorders>
-            <w:shd w:val="clear" w:color="auto" w:fill="FFFFFF"/>
-            <w:tcMar>
-              <w:top w:w="80" w:type="dxa"/>
-              <w:left w:w="110" w:type="dxa"/>
-              <w:bottom w:w="80" w:type="dxa"/>
-              <w:right w:w="110" w:type="dxa"/>
-            </w:tcMar>
-            <w:vAlign w:val="center"/>
-          </w:tcPr>
-          <w:p>
-            <w:pPr>
-              <w:keepLines/>
-              <w:spacing w:after="0" w:line="254" w:lineRule="auto"/>
-              <w:jc w:val="center"/>
-            </w:pPr>
-            <w:r>
-              <w:rPr>
-                <w:rFonts w:cs="Calibri"/>
-                <w:b/>
-                <w:color w:val="44546A"/>
-                <w:sz w:val="19"/>
-              </w:rPr>
-              <w:t>Economics</w:t>
-            </w:r>
-          </w:p>
-        </w:tc>
-        <w:tc>
-          <w:tcPr>
-            <w:tcW w:w="2232" w:type="dxa"/>
-            <w:tcBorders>
-              <w:top w:val="single" w:sz="4" w:space="0" w:color="C9D2DF"/>
-              <w:left w:val="single" w:sz="4" w:space="0" w:color="C9D2DF"/>
-              <w:bottom w:val="single" w:sz="4" w:space="0" w:color="C9D2DF"/>
-              <w:right w:val="single" w:sz="4" w:space="0" w:color="C9D2DF"/>
-            </w:tcBorders>
-            <w:shd w:val="clear" w:color="auto" w:fill="FFFFFF"/>
-            <w:tcMar>
-              <w:top w:w="80" w:type="dxa"/>
-              <w:left w:w="110" w:type="dxa"/>
-              <w:bottom w:w="80" w:type="dxa"/>
-              <w:right w:w="110" w:type="dxa"/>
-            </w:tcMar>
-            <w:vAlign w:val="center"/>
-          </w:tcPr>
-          <w:p>
+          <w:p ns2:paraId="34384E01" ns2:textId="77777777">
             <w:pPr>
               <w:keepLines/>
               <w:spacing w:after="0" w:line="254" w:lineRule="auto"/>
@@ -3334,7 +3440,7 @@
               <w:bottom w:val="single" w:sz="4" w:space="0" w:color="C9D2DF"/>
               <w:right w:val="single" w:sz="4" w:space="0" w:color="C9D2DF"/>
             </w:tcBorders>
-            <w:shd w:val="clear" w:color="auto" w:fill="FFFFFF"/>
+            <w:shd w:val="clear" w:color="auto" w:fill="F4F8FC"/>
             <w:tcMar>
               <w:top w:w="80" w:type="dxa"/>
               <w:left w:w="110" w:type="dxa"/>
@@ -3343,7 +3449,7 @@
             </w:tcMar>
             <w:vAlign w:val="center"/>
           </w:tcPr>
-          <w:p>
+          <w:p ns2:paraId="6F154C4F" ns2:textId="77777777">
             <w:pPr>
               <w:keepLines/>
               <w:spacing w:after="0" w:line="254" w:lineRule="auto"/>
@@ -3358,113 +3464,7 @@
           </w:p>
         </w:tc>
       </w:tr>
-      <w:tr>
-        <w:trPr>
-          <w:cantSplit/>
-          <w:jc w:val="center"/>
-        </w:trPr>
-        <w:tc>
-          <w:tcPr>
-            <w:tcW w:w="1584" w:type="dxa"/>
-            <w:tcBorders>
-              <w:top w:val="single" w:sz="4" w:space="0" w:color="C9D2DF"/>
-              <w:left w:val="single" w:sz="4" w:space="0" w:color="C9D2DF"/>
-              <w:bottom w:val="single" w:sz="4" w:space="0" w:color="C9D2DF"/>
-              <w:right w:val="single" w:sz="4" w:space="0" w:color="C9D2DF"/>
-            </w:tcBorders>
-            <w:shd w:val="clear" w:color="auto" w:fill="F4F8FC"/>
-            <w:tcMar>
-              <w:top w:w="80" w:type="dxa"/>
-              <w:left w:w="110" w:type="dxa"/>
-              <w:bottom w:w="80" w:type="dxa"/>
-              <w:right w:w="110" w:type="dxa"/>
-            </w:tcMar>
-            <w:vAlign w:val="center"/>
-          </w:tcPr>
-          <w:p>
-            <w:pPr>
-              <w:keepLines/>
-              <w:spacing w:after="0" w:line="254" w:lineRule="auto"/>
-              <w:jc w:val="center"/>
-            </w:pPr>
-            <w:r>
-              <w:rPr>
-                <w:rFonts w:cs="Calibri"/>
-                <w:b/>
-                <w:color w:val="44546A"/>
-                <w:sz w:val="19"/>
-              </w:rPr>
-              <w:t>Economics</w:t>
-            </w:r>
-          </w:p>
-        </w:tc>
-        <w:tc>
-          <w:tcPr>
-            <w:tcW w:w="2232" w:type="dxa"/>
-            <w:tcBorders>
-              <w:top w:val="single" w:sz="4" w:space="0" w:color="C9D2DF"/>
-              <w:left w:val="single" w:sz="4" w:space="0" w:color="C9D2DF"/>
-              <w:bottom w:val="single" w:sz="4" w:space="0" w:color="C9D2DF"/>
-              <w:right w:val="single" w:sz="4" w:space="0" w:color="C9D2DF"/>
-            </w:tcBorders>
-            <w:shd w:val="clear" w:color="auto" w:fill="F4F8FC"/>
-            <w:tcMar>
-              <w:top w:w="80" w:type="dxa"/>
-              <w:left w:w="110" w:type="dxa"/>
-              <w:bottom w:w="80" w:type="dxa"/>
-              <w:right w:w="110" w:type="dxa"/>
-            </w:tcMar>
-            <w:vAlign w:val="center"/>
-          </w:tcPr>
-          <w:p>
-            <w:pPr>
-              <w:keepLines/>
-              <w:spacing w:after="0" w:line="254" w:lineRule="auto"/>
-            </w:pPr>
-            <w:r>
-              <w:rPr>
-                <w:rFonts w:cs="Calibri"/>
-                <w:b/>
-                <w:sz w:val="19"/>
-              </w:rPr>
-              <w:t>Long and short side metrics</w:t>
-            </w:r>
-          </w:p>
-        </w:tc>
-        <w:tc>
-          <w:tcPr>
-            <w:tcW w:w="5904" w:type="dxa"/>
-            <w:tcBorders>
-              <w:top w:val="single" w:sz="4" w:space="0" w:color="C9D2DF"/>
-              <w:left w:val="single" w:sz="4" w:space="0" w:color="C9D2DF"/>
-              <w:bottom w:val="single" w:sz="4" w:space="0" w:color="C9D2DF"/>
-              <w:right w:val="single" w:sz="4" w:space="0" w:color="C9D2DF"/>
-            </w:tcBorders>
-            <w:shd w:val="clear" w:color="auto" w:fill="F4F8FC"/>
-            <w:tcMar>
-              <w:top w:w="80" w:type="dxa"/>
-              <w:left w:w="110" w:type="dxa"/>
-              <w:bottom w:w="80" w:type="dxa"/>
-              <w:right w:w="110" w:type="dxa"/>
-            </w:tcMar>
-            <w:vAlign w:val="center"/>
-          </w:tcPr>
-          <w:p>
-            <w:pPr>
-              <w:keepLines/>
-              <w:spacing w:after="0" w:line="254" w:lineRule="auto"/>
-            </w:pPr>
-            <w:r>
-              <w:rPr>
-                <w:rFonts w:cs="Calibri"/>
-                <w:sz w:val="19"/>
-              </w:rPr>
-              <w:t>The framework also reports separate counts, hit rates, and average net returns for long and short trades. This helps identify directional asymmetry.</w:t>
-            </w:r>
-          </w:p>
-        </w:tc>
-      </w:tr>
-      <w:tr>
+      <w:tr ns2:paraId="5CA113F9" ns2:textId="77777777">
         <w:trPr>
           <w:cantSplit/>
           <w:jc w:val="center"/>
@@ -3487,7 +3487,7 @@
             </w:tcMar>
             <w:vAlign w:val="center"/>
           </w:tcPr>
-          <w:p>
+          <w:p ns2:paraId="46B70649" ns2:textId="77777777">
             <w:pPr>
               <w:keepLines/>
               <w:spacing w:after="0" w:line="254" w:lineRule="auto"/>
@@ -3522,7 +3522,7 @@
             </w:tcMar>
             <w:vAlign w:val="center"/>
           </w:tcPr>
-          <w:p>
+          <w:p ns2:paraId="7678EF97" ns2:textId="77777777">
             <w:pPr>
               <w:keepLines/>
               <w:spacing w:after="0" w:line="254" w:lineRule="auto"/>
@@ -3533,7 +3533,7 @@
                 <w:b/>
                 <w:sz w:val="19"/>
               </w:rPr>
-              <w:t>accuracy_all_predictions</w:t>
+              <w:t>Raw accuracy</w:t>
             </w:r>
           </w:p>
         </w:tc>
@@ -3555,7 +3555,7 @@
             </w:tcMar>
             <w:vAlign w:val="center"/>
           </w:tcPr>
-          <w:p>
+          <w:p ns2:paraId="188C623A" ns2:textId="77777777">
             <w:pPr>
               <w:keepLines/>
               <w:spacing w:after="0" w:line="254" w:lineRule="auto"/>
@@ -3565,13 +3565,13 @@
                 <w:rFonts w:cs="Calibri"/>
                 <w:sz w:val="19"/>
               </w:rPr>
-              <w:t>This legacy metric can be misleading in binary directional runs with abstention, because abstentions may look like classification errors. It should not be the primary learning metric.</w:t>
+              <w:t>Raw event-outcome or all-prediction accuracy can be misleading when the exit class dominates or abstention is allowed. Side, meta, decision, and economics metrics should be read together.</w:t>
             </w:r>
           </w:p>
         </w:tc>
       </w:tr>
     </w:tbl>
-    <w:p>
+    <w:p ns2:paraId="2A882D8C" ns2:textId="77777777">
       <w:pPr>
         <w:pStyle w:val="Heading1"/>
         <w:pBdr>
@@ -3582,22 +3582,22 @@
         <w:t>10. Why the model should work in theory</w:t>
       </w:r>
     </w:p>
-    <w:p>
+    <w:p ns2:paraId="45481186" ns2:textId="77777777">
       <w:r>
         <w:t>The theoretical motivation of the project comes from combining several reasonable ideas rather than assuming one perfect model. First, intraday price data may contain short-lived but real structure related to momentum, reversal, volatility clustering, liquidity changes, and time-of-day effects. Second, event-bar sampling can reduce the amount of redundant low-information data seen during quiet periods. Third, technical indicators and cyclical time features can summarize market state in a compact and model-friendly way.</w:t>
       </w:r>
     </w:p>
-    <w:p>
+    <w:p ns2:paraId="78D52E53" ns2:textId="77777777">
       <w:r>
-        <w:t>Fourth, the triple-barrier labeling scheme aligns the target with a bounded trading problem rather than with an abstract next-step direction target. Fifth, the abstention rule lets the project separate prediction from action, which is important because not every weak directional probability should become a trade. Finally, cross-validation across time-based folds provides at least a partial defense against mistaking one favorable market regime for a robust trading edge.</w:t>
+        <w:t>Fourth, the triple-barrier labeling scheme aligns the target with a bounded trading problem rather than with an abstract next-step direction target. Fifth, the side-plus-meta setup separates direction estimation from trade acceptance, which is important because not every weak side probability should become a position. Finally, walk-forward cross-validation across time-based folds provides at least a partial defense against mistaking one favorable market regime for a robust trading edge.</w:t>
       </w:r>
     </w:p>
-    <w:p>
+    <w:p ns2:paraId="255F0E88" ns2:textId="77777777">
       <w:r>
-        <w:t>Taken together, the project should work in theory because it attempts to convert raw intraday market data into a cleaner event-based representation, then map that representation to economically meaningful decisions under explicit risk and time constraints.</w:t>
+        <w:t>Taken together, the project should work in theory because it attempts to compute market-state features from the richer minute-level history, select event timestamps that reduce redundant low-information rows, learn a directional side model from actionable events, and use a meta-label filter to translate predictions into selective, economically meaningful decisions under explicit risk and time constraints.</w:t>
       </w:r>
     </w:p>
-    <w:p>
+    <w:p ns2:paraId="4ABD2BEE" ns2:textId="77777777">
       <w:pPr>
         <w:pStyle w:val="Heading1"/>
         <w:pBdr>
@@ -3608,24 +3608,24 @@
         <w:t>11. How a student should interpret results</w:t>
       </w:r>
     </w:p>
-    <w:p>
+    <w:p ns2:paraId="564B2FF6" ns2:textId="77777777">
       <w:r>
-        <w:t xml:space="preserve">A common mistake in financial ML is to look only at accuracy. In this project, accuracy is necessary but not sufficient. A model can classify reasonably well and still fail economically if it trades too often, if its profitable trades are too small to survive transaction costs, or if losses are larger than wins. For that reason, </w:t>
+        <w:t xml:space="preserve">A common mistake in financial ML is to look only at accuracy. In this project, accuracy is necessary but not sufficient. A model can classify sides reasonably well and still fail economically if it trades too often, abstains from too many good opportunities, acts on too many time-exit outcomes, or produces profits too small to survive transaction costs.</w:t>
       </w:r>
       <w:r>
         <w:lastRenderedPageBreak/>
-        <w:t>the most reliable interpretation usually combines a learning metric, a decision metric, and an economic metric.</w:t>
+        <w:t/>
       </w:r>
     </w:p>
-    <w:p>
+    <w:p ns2:paraId="1D7BDCCA" ns2:textId="77777777">
       <w:pPr>
         <w:spacing w:before="40"/>
       </w:pPr>
       <w:r>
-        <w:t>For example, if test accuracy and test F1 improve but Sharpe ratio stays negative, the model may be learning some direction while the trading rule is still too loose. If abstained prediction rate is very high and trade signal rate is very low, the model may be too conservative. If profitable transaction percentage is above 50 percent but annual net P and L is poor, the average winning trade may simply be too small relative to the average losing trade and transaction costs.</w:t>
+        <w:t>For example, if test side F1 improves but Sharpe ratio stays negative, the model may be learning some direction while the meta decision rule or transaction-cost setting is still too loose. If abstained prediction rate is very high and trade signal rate is very low, the meta layer may be too conservative. If profitable transaction percentage is above 50 percent but annual net P and L is poor, the average winning trade may simply be too small relative to the average losing trade and transaction costs.</w:t>
       </w:r>
     </w:p>
-    <w:p>
+    <w:p ns2:paraId="33D204DB" ns2:textId="77777777">
       <w:pPr>
         <w:spacing w:before="40"/>
       </w:pPr>
@@ -3633,7 +3633,7 @@
         <w:t>Another important point is that test metrics matter more than validation metrics when discussing final performance. Validation is used for model selection; test is the closest available estimate of how the approach generalizes to unseen periods.</w:t>
       </w:r>
     </w:p>
-    <w:p>
+    <w:p ns2:paraId="1B110660" ns2:textId="77777777">
       <w:pPr>
         <w:pStyle w:val="Heading1"/>
         <w:pBdr>
@@ -3644,12 +3644,12 @@
         <w:t>12. Current default configuration snapshot</w:t>
       </w:r>
     </w:p>
-    <w:p>
+    <w:p ns2:paraId="772E48EB" ns2:textId="77777777">
       <w:r>
-        <w:t>The snapshot below describes the prepared experiment currently referenced by the repository default pointer. It is useful as a concrete example, but students should remember that these values can change if a different prepared experiment is selected.</w:t>
+        <w:t>The snapshot below describes the prepared experiment currently referenced by the repository default pointer. It is useful as a concrete example, but students should remember that these values can change if a different prepared experiment or CV manifest is selected.</w:t>
       </w:r>
     </w:p>
-    <w:p>
+    <w:p ns2:paraId="45B05A7A" ns2:textId="77777777">
       <w:pPr>
         <w:pStyle w:val="KvantTableCaption"/>
       </w:pPr>
@@ -3669,7 +3669,7 @@
         <w:gridCol w:w="3384"/>
         <w:gridCol w:w="5976"/>
       </w:tblGrid>
-      <w:tr>
+      <w:tr ns2:paraId="35740D93" ns2:textId="77777777">
         <w:trPr>
           <w:cantSplit/>
           <w:tblHeader/>
@@ -3693,7 +3693,7 @@
             </w:tcMar>
             <w:vAlign w:val="center"/>
           </w:tcPr>
-          <w:p>
+          <w:p ns2:paraId="198BE4F2" ns2:textId="77777777">
             <w:pPr>
               <w:keepLines/>
               <w:spacing w:after="0" w:line="254" w:lineRule="auto"/>
@@ -3727,7 +3727,7 @@
             </w:tcMar>
             <w:vAlign w:val="center"/>
           </w:tcPr>
-          <w:p>
+          <w:p ns2:paraId="26DADD99" ns2:textId="77777777">
             <w:pPr>
               <w:keepLines/>
               <w:spacing w:after="0" w:line="254" w:lineRule="auto"/>
@@ -3744,7 +3744,7 @@
           </w:p>
         </w:tc>
       </w:tr>
-      <w:tr>
+      <w:tr ns2:paraId="29F60602" ns2:textId="77777777">
         <w:trPr>
           <w:cantSplit/>
           <w:jc w:val="center"/>
@@ -3767,7 +3767,7 @@
             </w:tcMar>
             <w:vAlign w:val="center"/>
           </w:tcPr>
-          <w:p>
+          <w:p ns2:paraId="403995D2" ns2:textId="77777777">
             <w:pPr>
               <w:keepLines/>
               <w:spacing w:after="0" w:line="254" w:lineRule="auto"/>
@@ -3801,7 +3801,7 @@
             </w:tcMar>
             <w:vAlign w:val="center"/>
           </w:tcPr>
-          <w:p>
+          <w:p ns2:paraId="7C3575D2" ns2:textId="77777777">
             <w:pPr>
               <w:keepLines/>
               <w:spacing w:after="0" w:line="254" w:lineRule="auto"/>
@@ -3811,12 +3811,12 @@
                 <w:rFonts w:cs="Calibri"/>
                 <w:sz w:val="20"/>
               </w:rPr>
-              <w:t>sb_L_12_w180_h1.5_TBPD30_droptexit_cv_manifest.json</w:t>
+              <w:t>sb_L_12_w180_h1.5_TBPD30_cv_manifest.json</w:t>
             </w:r>
           </w:p>
         </w:tc>
       </w:tr>
-      <w:tr>
+      <w:tr ns2:paraId="6114B0B4" ns2:textId="77777777">
         <w:trPr>
           <w:cantSplit/>
           <w:jc w:val="center"/>
@@ -3839,7 +3839,7 @@
             </w:tcMar>
             <w:vAlign w:val="center"/>
           </w:tcPr>
-          <w:p>
+          <w:p ns2:paraId="5E5132FF" ns2:textId="77777777">
             <w:pPr>
               <w:keepLines/>
               <w:spacing w:after="0" w:line="254" w:lineRule="auto"/>
@@ -3873,7 +3873,7 @@
             </w:tcMar>
             <w:vAlign w:val="center"/>
           </w:tcPr>
-          <w:p>
+          <w:p ns2:paraId="6C1E4A49" ns2:textId="77777777">
             <w:pPr>
               <w:keepLines/>
               <w:spacing w:after="0" w:line="254" w:lineRule="auto"/>
@@ -3883,12 +3883,12 @@
                 <w:rFonts w:cs="Calibri"/>
                 <w:sz w:val="20"/>
               </w:rPr>
-              <w:t>sb_L_12_w180_h1.5_TBPD30_droptexit</w:t>
+              <w:t>sb_L_12_w180_h1.5_TBPD30</w:t>
             </w:r>
           </w:p>
         </w:tc>
       </w:tr>
-      <w:tr>
+      <w:tr ns2:paraId="6FA10F0C" ns2:textId="77777777">
         <w:trPr>
           <w:cantSplit/>
           <w:jc w:val="center"/>
@@ -3911,7 +3911,7 @@
             </w:tcMar>
             <w:vAlign w:val="center"/>
           </w:tcPr>
-          <w:p>
+          <w:p ns2:paraId="71CBCFAA" ns2:textId="77777777">
             <w:pPr>
               <w:keepLines/>
               <w:spacing w:after="0" w:line="254" w:lineRule="auto"/>
@@ -3945,7 +3945,7 @@
             </w:tcMar>
             <w:vAlign w:val="center"/>
           </w:tcPr>
-          <w:p>
+          <w:p ns2:paraId="32EAAAA3" ns2:textId="77777777">
             <w:pPr>
               <w:keepLines/>
               <w:spacing w:after="0" w:line="254" w:lineRule="auto"/>
@@ -3962,7 +3962,7 @@
           </w:p>
         </w:tc>
       </w:tr>
-      <w:tr>
+      <w:tr ns2:paraId="79CE28D5" ns2:textId="77777777">
         <w:trPr>
           <w:cantSplit/>
           <w:jc w:val="center"/>
@@ -3985,7 +3985,7 @@
             </w:tcMar>
             <w:vAlign w:val="center"/>
           </w:tcPr>
-          <w:p>
+          <w:p ns2:paraId="10CB256A" ns2:textId="77777777">
             <w:pPr>
               <w:keepLines/>
               <w:spacing w:after="0" w:line="254" w:lineRule="auto"/>
@@ -4019,7 +4019,7 @@
             </w:tcMar>
             <w:vAlign w:val="center"/>
           </w:tcPr>
-          <w:p>
+          <w:p ns2:paraId="5C671644" ns2:textId="77777777">
             <w:pPr>
               <w:keepLines/>
               <w:spacing w:after="0" w:line="254" w:lineRule="auto"/>
@@ -4036,7 +4036,7 @@
           </w:p>
         </w:tc>
       </w:tr>
-      <w:tr>
+      <w:tr ns2:paraId="49EEE5A7" ns2:textId="77777777">
         <w:trPr>
           <w:cantSplit/>
           <w:jc w:val="center"/>
@@ -4059,7 +4059,7 @@
             </w:tcMar>
             <w:vAlign w:val="center"/>
           </w:tcPr>
-          <w:p>
+          <w:p ns2:paraId="7501766D" ns2:textId="77777777">
             <w:pPr>
               <w:keepLines/>
               <w:spacing w:after="0" w:line="254" w:lineRule="auto"/>
@@ -4093,7 +4093,7 @@
             </w:tcMar>
             <w:vAlign w:val="center"/>
           </w:tcPr>
-          <w:p>
+          <w:p ns2:paraId="542927F6" ns2:textId="77777777">
             <w:pPr>
               <w:keepLines/>
               <w:spacing w:after="0" w:line="254" w:lineRule="auto"/>
@@ -4110,7 +4110,7 @@
           </w:p>
         </w:tc>
       </w:tr>
-      <w:tr>
+      <w:tr ns2:paraId="6DF67809" ns2:textId="77777777">
         <w:trPr>
           <w:cantSplit/>
           <w:jc w:val="center"/>
@@ -4133,7 +4133,7 @@
             </w:tcMar>
             <w:vAlign w:val="center"/>
           </w:tcPr>
-          <w:p>
+          <w:p ns2:paraId="6CED16F9" ns2:textId="77777777">
             <w:pPr>
               <w:keepLines/>
               <w:spacing w:after="0" w:line="254" w:lineRule="auto"/>
@@ -4145,7 +4145,7 @@
                 <w:color w:val="44546A"/>
                 <w:sz w:val="20"/>
               </w:rPr>
-              <w:t>Number of engineered features</w:t>
+              <w:t>Number of selected features</w:t>
             </w:r>
           </w:p>
         </w:tc>
@@ -4167,7 +4167,7 @@
             </w:tcMar>
             <w:vAlign w:val="center"/>
           </w:tcPr>
-          <w:p>
+          <w:p ns2:paraId="5E975075" ns2:textId="77777777">
             <w:pPr>
               <w:keepLines/>
               <w:spacing w:after="0" w:line="254" w:lineRule="auto"/>
@@ -4179,12 +4179,12 @@
                 <w:b/>
                 <w:sz w:val="20"/>
               </w:rPr>
-              <w:t>36</w:t>
+              <w:t>16</w:t>
             </w:r>
           </w:p>
         </w:tc>
       </w:tr>
-      <w:tr>
+      <w:tr ns2:paraId="5E87C678" ns2:textId="77777777">
         <w:trPr>
           <w:cantSplit/>
           <w:jc w:val="center"/>
@@ -4207,7 +4207,7 @@
             </w:tcMar>
             <w:vAlign w:val="center"/>
           </w:tcPr>
-          <w:p>
+          <w:p ns2:paraId="2367E1D0" ns2:textId="77777777">
             <w:pPr>
               <w:keepLines/>
               <w:spacing w:after="0" w:line="254" w:lineRule="auto"/>
@@ -4241,7 +4241,7 @@
             </w:tcMar>
             <w:vAlign w:val="center"/>
           </w:tcPr>
-          <w:p>
+          <w:p ns2:paraId="634EBBCE" ns2:textId="77777777">
             <w:pPr>
               <w:keepLines/>
               <w:spacing w:after="0" w:line="254" w:lineRule="auto"/>
@@ -4257,7 +4257,7 @@
           </w:p>
         </w:tc>
       </w:tr>
-      <w:tr>
+      <w:tr ns2:paraId="44EE6D51" ns2:textId="77777777">
         <w:trPr>
           <w:cantSplit/>
           <w:jc w:val="center"/>
@@ -4280,7 +4280,7 @@
             </w:tcMar>
             <w:vAlign w:val="center"/>
           </w:tcPr>
-          <w:p>
+          <w:p ns2:paraId="19D5D45F" ns2:textId="77777777">
             <w:pPr>
               <w:keepLines/>
               <w:spacing w:after="0" w:line="254" w:lineRule="auto"/>
@@ -4314,7 +4314,7 @@
             </w:tcMar>
             <w:vAlign w:val="center"/>
           </w:tcPr>
-          <w:p>
+          <w:p ns2:paraId="3B40EDC5" ns2:textId="77777777">
             <w:pPr>
               <w:keepLines/>
               <w:spacing w:after="0" w:line="254" w:lineRule="auto"/>
@@ -4331,7 +4331,7 @@
           </w:p>
         </w:tc>
       </w:tr>
-      <w:tr>
+      <w:tr ns2:paraId="328077A0" ns2:textId="77777777">
         <w:trPr>
           <w:cantSplit/>
           <w:jc w:val="center"/>
@@ -4354,7 +4354,7 @@
             </w:tcMar>
             <w:vAlign w:val="center"/>
           </w:tcPr>
-          <w:p>
+          <w:p ns2:paraId="09E49299" ns2:textId="77777777">
             <w:pPr>
               <w:keepLines/>
               <w:spacing w:after="0" w:line="254" w:lineRule="auto"/>
@@ -4388,7 +4388,7 @@
             </w:tcMar>
             <w:vAlign w:val="center"/>
           </w:tcPr>
-          <w:p>
+          <w:p ns2:paraId="20D8A6B7" ns2:textId="77777777">
             <w:pPr>
               <w:keepLines/>
               <w:spacing w:after="0" w:line="254" w:lineRule="auto"/>
@@ -4405,7 +4405,7 @@
           </w:p>
         </w:tc>
       </w:tr>
-      <w:tr>
+      <w:tr ns2:paraId="6EFA338A" ns2:textId="77777777">
         <w:trPr>
           <w:cantSplit/>
           <w:jc w:val="center"/>
@@ -4428,7 +4428,7 @@
             </w:tcMar>
             <w:vAlign w:val="center"/>
           </w:tcPr>
-          <w:p>
+          <w:p ns2:paraId="0579F0FF" ns2:textId="77777777">
             <w:pPr>
               <w:keepLines/>
               <w:spacing w:after="0" w:line="254" w:lineRule="auto"/>
@@ -4462,7 +4462,7 @@
             </w:tcMar>
             <w:vAlign w:val="center"/>
           </w:tcPr>
-          <w:p>
+          <w:p ns2:paraId="321F1F22" ns2:textId="77777777">
             <w:pPr>
               <w:keepLines/>
               <w:spacing w:after="0" w:line="254" w:lineRule="auto"/>
@@ -4479,7 +4479,7 @@
           </w:p>
         </w:tc>
       </w:tr>
-      <w:tr>
+      <w:tr ns2:paraId="5572A918" ns2:textId="77777777">
         <w:trPr>
           <w:cantSplit/>
           <w:jc w:val="center"/>
@@ -4502,7 +4502,7 @@
             </w:tcMar>
             <w:vAlign w:val="center"/>
           </w:tcPr>
-          <w:p>
+          <w:p ns2:paraId="0F982D52" ns2:textId="77777777">
             <w:pPr>
               <w:keepLines/>
               <w:spacing w:after="0" w:line="254" w:lineRule="auto"/>
@@ -4536,7 +4536,7 @@
             </w:tcMar>
             <w:vAlign w:val="center"/>
           </w:tcPr>
-          <w:p>
+          <w:p ns2:paraId="5C0F63C0" ns2:textId="77777777">
             <w:pPr>
               <w:keepLines/>
               <w:spacing w:after="0" w:line="254" w:lineRule="auto"/>
@@ -4548,12 +4548,12 @@
                 <w:b/>
                 <w:sz w:val="20"/>
               </w:rPr>
-              <w:t>True</w:t>
+              <w:t>False</w:t>
             </w:r>
           </w:p>
         </w:tc>
       </w:tr>
-      <w:tr>
+      <w:tr ns2:paraId="682686A1" ns2:textId="77777777">
         <w:trPr>
           <w:cantSplit/>
           <w:jc w:val="center"/>
@@ -4576,7 +4576,7 @@
             </w:tcMar>
             <w:vAlign w:val="center"/>
           </w:tcPr>
-          <w:p>
+          <w:p ns2:paraId="2ACDF096" ns2:textId="77777777">
             <w:pPr>
               <w:keepLines/>
               <w:spacing w:after="0" w:line="254" w:lineRule="auto"/>
@@ -4588,7 +4588,7 @@
                 <w:color w:val="44546A"/>
                 <w:sz w:val="20"/>
               </w:rPr>
-              <w:t>Label semantics</w:t>
+              <w:t>Stored label semantics</w:t>
             </w:r>
           </w:p>
         </w:tc>
@@ -4610,7 +4610,7 @@
             </w:tcMar>
             <w:vAlign w:val="center"/>
           </w:tcPr>
-          <w:p>
+          <w:p ns2:paraId="39936F6D" ns2:textId="77777777">
             <w:pPr>
               <w:keepLines/>
               <w:spacing w:after="0" w:line="254" w:lineRule="auto"/>
@@ -4621,23 +4621,23 @@
                 <w:rFonts w:cs="Calibri"/>
                 <w:sz w:val="20"/>
               </w:rPr>
-              <w:t>0=down, 1=up</w:t>
+              <w:t>0=down, 1=exit, 2=up</w:t>
             </w:r>
           </w:p>
         </w:tc>
       </w:tr>
     </w:tbl>
-    <w:p>
+    <w:p ns2:paraId="2907CD1E" ns2:textId="77777777">
       <w:r>
-        <w:t>The current default prepared experiment is binary directional, uses 20 US equity tickers, creates 36 engineered features, applies a tuned CUSUM sampler targeting 30 event bars per day, and labels trades with a 180-minute / 1.5 percent triple-barrier setup.</w:t>
+        <w:t>The current default prepared experiment is the non-droptexit event-outcome family, uses 20 US equity tickers, keeps three raw event labels, selects 16 engineered features for the side task, applies a tuned CUSUM sampler targeting 30 event bars per day, and labels trades with a 180-minute / 1.5 percent triple-barrier setup.</w:t>
       </w:r>
     </w:p>
-    <w:p>
+    <w:p ns2:paraId="2B54D0B1" ns2:textId="77777777">
       <w:r>
-        <w:t>This snapshot is useful because it gives a concrete reference point for discussing results, but the framework itself is more general than one single prepared dataset.</w:t>
+        <w:t>This snapshot is useful because it gives a concrete reference point for discussing results. The training stage is currently primary_side, but the stored prepared artifact remains event_outcome so that side labels, meta labels, abstentions, and economic outcomes can all be derived consistently downstream.</w:t>
       </w:r>
     </w:p>
-    <w:p>
+    <w:p ns2:paraId="6FD5BE70" ns2:textId="77777777">
       <w:pPr>
         <w:pStyle w:val="Heading1"/>
         <w:pBdr>
@@ -4645,7 +4645,7 @@
         </w:pBdr>
       </w:pPr>
     </w:p>
-    <w:p>
+    <w:p ns2:paraId="6FD6D324" ns2:textId="58E1F736">
       <w:pPr>
         <w:pStyle w:val="Heading1"/>
         <w:pBdr>
@@ -4656,17 +4656,17 @@
         <w:t>13. Main limitations and research considerations</w:t>
       </w:r>
     </w:p>
-    <w:p>
+    <w:p ns2:paraId="1F6EF8CD" ns2:textId="77777777">
       <w:r>
-        <w:t>The project is strong as a research framework, but it also has limitations. Financial time series are non-stationary, so a pattern that worked in one period may disappear later. Labels depend on barrier settings and holding periods, so different choices can materially change the task. Transaction costs can destroy a weak edge. Class balance can also distort model behavior, especially when the time-exit class dominates in three-class settings. Finally, good machine-learning metrics do not guarantee profitable execution.</w:t>
+        <w:t>The project is strong as a research framework, but it also has limitations. Financial time series are non-stationary, so a pattern that worked in one period may disappear later. Labels depend on barrier settings and holding periods, so different choices can materially change the task. Transaction costs can destroy a weak edge. The event-outcome label space can be dominated by time exits, which makes raw accuracy a poor proxy for directional trading quality. Finally, good machine-learning metrics do not guarantee profitable execution.</w:t>
       </w:r>
     </w:p>
-    <w:p>
+    <w:p ns2:paraId="7F4B9986" ns2:textId="77777777">
       <w:r>
         <w:t>These limitations do not make the project weak; they make it realistic. In fact, part of the value of Kvant is that it gives a structured environment for investigating exactly these trade-offs.</w:t>
       </w:r>
     </w:p>
-    <w:p>
+    <w:p ns2:paraId="124DADB5" ns2:textId="77777777">
       <w:pPr>
         <w:pStyle w:val="Heading1"/>
         <w:pBdr>
@@ -4677,7 +4677,7 @@
         <w:t>Appendix: key implementation anchors</w:t>
       </w:r>
     </w:p>
-    <w:p>
+    <w:p ns2:paraId="490DAE54" ns2:textId="77777777">
       <w:pPr>
         <w:pStyle w:val="KvantTableCaption"/>
       </w:pPr>
@@ -4697,7 +4697,7 @@
         <w:gridCol w:w="3528"/>
         <w:gridCol w:w="5832"/>
       </w:tblGrid>
-      <w:tr>
+      <w:tr ns2:paraId="06F9766F" ns2:textId="77777777">
         <w:trPr>
           <w:cantSplit/>
           <w:tblHeader/>
@@ -4721,7 +4721,7 @@
             </w:tcMar>
             <w:vAlign w:val="center"/>
           </w:tcPr>
-          <w:p>
+          <w:p ns2:paraId="2CE5A17C" ns2:textId="77777777">
             <w:pPr>
               <w:keepLines/>
               <w:spacing w:after="0" w:line="254" w:lineRule="auto"/>
@@ -4755,7 +4755,7 @@
             </w:tcMar>
             <w:vAlign w:val="center"/>
           </w:tcPr>
-          <w:p>
+          <w:p ns2:paraId="0070EB24" ns2:textId="77777777">
             <w:pPr>
               <w:keepLines/>
               <w:spacing w:after="0" w:line="254" w:lineRule="auto"/>
@@ -4772,7 +4772,7 @@
           </w:p>
         </w:tc>
       </w:tr>
-      <w:tr>
+      <w:tr ns2:paraId="60BE0A7B" ns2:textId="77777777">
         <w:trPr>
           <w:cantSplit/>
           <w:jc w:val="center"/>
@@ -4795,7 +4795,7 @@
             </w:tcMar>
             <w:vAlign w:val="center"/>
           </w:tcPr>
-          <w:p>
+          <w:p ns2:paraId="2B413633" ns2:textId="77777777">
             <w:pPr>
               <w:keepLines/>
               <w:spacing w:after="0" w:line="254" w:lineRule="auto"/>
@@ -4829,7 +4829,7 @@
             </w:tcMar>
             <w:vAlign w:val="center"/>
           </w:tcPr>
-          <w:p>
+          <w:p ns2:paraId="7FC91881" ns2:textId="77777777">
             <w:pPr>
               <w:keepLines/>
               <w:spacing w:after="0" w:line="254" w:lineRule="auto"/>
@@ -4844,7 +4844,7 @@
           </w:p>
         </w:tc>
       </w:tr>
-      <w:tr>
+      <w:tr ns2:paraId="38BC94EC" ns2:textId="77777777">
         <w:trPr>
           <w:cantSplit/>
           <w:jc w:val="center"/>
@@ -4867,7 +4867,7 @@
             </w:tcMar>
             <w:vAlign w:val="center"/>
           </w:tcPr>
-          <w:p>
+          <w:p ns2:paraId="75A4EB6B" ns2:textId="77777777">
             <w:pPr>
               <w:keepLines/>
               <w:spacing w:after="0" w:line="254" w:lineRule="auto"/>
@@ -4879,7 +4879,7 @@
                 <w:color w:val="44546A"/>
                 <w:sz w:val="19"/>
               </w:rPr>
-              <w:t>Feature engineering</w:t>
+              <w:t>Feature engineering and selection</w:t>
             </w:r>
           </w:p>
         </w:tc>
@@ -4901,7 +4901,7 @@
             </w:tcMar>
             <w:vAlign w:val="center"/>
           </w:tcPr>
-          <w:p>
+          <w:p ns2:paraId="52E866CC" ns2:textId="77777777">
             <w:pPr>
               <w:keepLines/>
               <w:spacing w:after="0" w:line="254" w:lineRule="auto"/>
@@ -4911,12 +4911,12 @@
                 <w:rFonts w:ascii="Consolas" w:hAnsi="Consolas" w:cs="Consolas"/>
                 <w:sz w:val="18"/>
               </w:rPr>
-              <w:t>src/kvant/ml_prepare_data/features/feature_engineering.py</w:t>
+              <w:t>src/kvant/ml_prepare_data/features/feature_engineering.py and feature_selection.py</w:t>
             </w:r>
           </w:p>
         </w:tc>
       </w:tr>
-      <w:tr>
+      <w:tr ns2:paraId="3BBB3E58" ns2:textId="77777777">
         <w:trPr>
           <w:cantSplit/>
           <w:jc w:val="center"/>
@@ -4939,7 +4939,7 @@
             </w:tcMar>
             <w:vAlign w:val="center"/>
           </w:tcPr>
-          <w:p>
+          <w:p ns2:paraId="35AA0265" ns2:textId="77777777">
             <w:pPr>
               <w:keepLines/>
               <w:spacing w:after="0" w:line="254" w:lineRule="auto"/>
@@ -4973,7 +4973,7 @@
             </w:tcMar>
             <w:vAlign w:val="center"/>
           </w:tcPr>
-          <w:p>
+          <w:p ns2:paraId="562A9C4E" ns2:textId="77777777">
             <w:pPr>
               <w:keepLines/>
               <w:spacing w:after="0" w:line="254" w:lineRule="auto"/>
@@ -4988,7 +4988,7 @@
           </w:p>
         </w:tc>
       </w:tr>
-      <w:tr>
+      <w:tr ns2:paraId="6DBD9894" ns2:textId="77777777">
         <w:trPr>
           <w:cantSplit/>
           <w:jc w:val="center"/>
@@ -5011,7 +5011,7 @@
             </w:tcMar>
             <w:vAlign w:val="center"/>
           </w:tcPr>
-          <w:p>
+          <w:p ns2:paraId="19537FED" ns2:textId="77777777">
             <w:pPr>
               <w:keepLines/>
               <w:spacing w:after="0" w:line="254" w:lineRule="auto"/>
@@ -5045,7 +5045,7 @@
             </w:tcMar>
             <w:vAlign w:val="center"/>
           </w:tcPr>
-          <w:p>
+          <w:p ns2:paraId="335F654A" ns2:textId="77777777">
             <w:pPr>
               <w:keepLines/>
               <w:spacing w:after="0" w:line="254" w:lineRule="auto"/>
@@ -5055,12 +5055,12 @@
                 <w:rFonts w:ascii="Consolas" w:hAnsi="Consolas" w:cs="Consolas"/>
                 <w:sz w:val="18"/>
               </w:rPr>
-              <w:t>src/kvant/ml_prepare_data/labelling/tripple_bar.py and src/kvant/labelling.py</w:t>
+              <w:t>src/kvant/ml_prepare_data/labelling/tripple_bar.py and src/kvant/labels.py</w:t>
             </w:r>
           </w:p>
         </w:tc>
       </w:tr>
-      <w:tr>
+      <w:tr ns2:paraId="0656B37B" ns2:textId="77777777">
         <w:trPr>
           <w:cantSplit/>
           <w:jc w:val="center"/>
@@ -5083,7 +5083,7 @@
             </w:tcMar>
             <w:vAlign w:val="center"/>
           </w:tcPr>
-          <w:p>
+          <w:p ns2:paraId="1D9357A9" ns2:textId="77777777">
             <w:pPr>
               <w:keepLines/>
               <w:spacing w:after="0" w:line="254" w:lineRule="auto"/>
@@ -5117,7 +5117,7 @@
             </w:tcMar>
             <w:vAlign w:val="center"/>
           </w:tcPr>
-          <w:p>
+          <w:p ns2:paraId="3896A578" ns2:textId="77777777">
             <w:pPr>
               <w:keepLines/>
               <w:spacing w:after="0" w:line="254" w:lineRule="auto"/>
@@ -5132,7 +5132,7 @@
           </w:p>
         </w:tc>
       </w:tr>
-      <w:tr>
+      <w:tr ns2:paraId="3FF79078" ns2:textId="77777777">
         <w:trPr>
           <w:cantSplit/>
           <w:jc w:val="center"/>
@@ -5155,7 +5155,7 @@
             </w:tcMar>
             <w:vAlign w:val="center"/>
           </w:tcPr>
-          <w:p>
+          <w:p ns2:paraId="473022B7" ns2:textId="77777777">
             <w:pPr>
               <w:keepLines/>
               <w:spacing w:after="0" w:line="254" w:lineRule="auto"/>
@@ -5189,7 +5189,7 @@
             </w:tcMar>
             <w:vAlign w:val="center"/>
           </w:tcPr>
-          <w:p>
+          <w:p ns2:paraId="1CB0A6B1" ns2:textId="77777777">
             <w:pPr>
               <w:keepLines/>
               <w:spacing w:after="0" w:line="254" w:lineRule="auto"/>
@@ -5204,7 +5204,7 @@
           </w:p>
         </w:tc>
       </w:tr>
-      <w:tr>
+      <w:tr ns2:paraId="33AFB202" ns2:textId="77777777">
         <w:trPr>
           <w:cantSplit/>
           <w:jc w:val="center"/>
@@ -5227,7 +5227,7 @@
             </w:tcMar>
             <w:vAlign w:val="center"/>
           </w:tcPr>
-          <w:p>
+          <w:p ns2:paraId="176E1FF7" ns2:textId="77777777">
             <w:pPr>
               <w:keepLines/>
               <w:spacing w:after="0" w:line="254" w:lineRule="auto"/>
@@ -5239,7 +5239,7 @@
                 <w:color w:val="44546A"/>
                 <w:sz w:val="19"/>
               </w:rPr>
-              <w:t>Evaluator</w:t>
+              <w:t>Evaluator and decision policy</w:t>
             </w:r>
           </w:p>
         </w:tc>
@@ -5261,7 +5261,7 @@
             </w:tcMar>
             <w:vAlign w:val="center"/>
           </w:tcPr>
-          <w:p>
+          <w:p ns2:paraId="76CD0E6F" ns2:textId="77777777">
             <w:pPr>
               <w:keepLines/>
               <w:spacing w:after="0" w:line="254" w:lineRule="auto"/>
@@ -5271,12 +5271,12 @@
                 <w:rFonts w:ascii="Consolas" w:hAnsi="Consolas" w:cs="Consolas"/>
                 <w:sz w:val="18"/>
               </w:rPr>
-              <w:t>src/kvant/ml_framework/train/evaluator.py</w:t>
+              <w:t>src/kvant/ml_framework/train/evaluator.py and decision_policy.py</w:t>
             </w:r>
           </w:p>
         </w:tc>
       </w:tr>
-      <w:tr>
+      <w:tr ns2:paraId="6D1B0CBE" ns2:textId="77777777">
         <w:trPr>
           <w:cantSplit/>
           <w:jc w:val="center"/>
@@ -5299,7 +5299,7 @@
             </w:tcMar>
             <w:vAlign w:val="center"/>
           </w:tcPr>
-          <w:p>
+          <w:p ns2:paraId="764CCFF7" ns2:textId="77777777">
             <w:pPr>
               <w:keepLines/>
               <w:spacing w:after="0" w:line="254" w:lineRule="auto"/>
@@ -5333,7 +5333,7 @@
             </w:tcMar>
             <w:vAlign w:val="center"/>
           </w:tcPr>
-          <w:p>
+          <w:p ns2:paraId="7BD31D61" ns2:textId="77777777">
             <w:pPr>
               <w:keepLines/>
               <w:spacing w:after="0" w:line="254" w:lineRule="auto"/>
@@ -5348,7 +5348,7 @@
           </w:p>
         </w:tc>
       </w:tr>
-      <w:tr>
+      <w:tr ns2:paraId="10E15A29" ns2:textId="77777777">
         <w:trPr>
           <w:cantSplit/>
           <w:jc w:val="center"/>
@@ -5371,7 +5371,7 @@
             </w:tcMar>
             <w:vAlign w:val="center"/>
           </w:tcPr>
-          <w:p>
+          <w:p ns2:paraId="41C4D4A0" ns2:textId="77777777">
             <w:pPr>
               <w:keepLines/>
               <w:spacing w:after="0" w:line="254" w:lineRule="auto"/>
@@ -5383,7 +5383,7 @@
                 <w:color w:val="44546A"/>
                 <w:sz w:val="19"/>
               </w:rPr>
-              <w:t>Paper backtest metrics</w:t>
+              <w:t>Backtest metrics</w:t>
             </w:r>
           </w:p>
         </w:tc>
@@ -5405,7 +5405,7 @@
             </w:tcMar>
             <w:vAlign w:val="center"/>
           </w:tcPr>
-          <w:p>
+          <w:p ns2:paraId="371DE4DA" ns2:textId="77777777">
             <w:pPr>
               <w:keepLines/>
               <w:spacing w:after="0" w:line="254" w:lineRule="auto"/>
@@ -5421,7 +5421,7 @@
         </w:tc>
       </w:tr>
     </w:tbl>
-    <w:p>
+    <w:p ns2:paraId="304C9E01" ns2:textId="77777777">
       <w:pPr>
         <w:pStyle w:val="Heading1"/>
         <w:pBdr>
@@ -5432,14 +5432,14 @@
         <w:t>14. Short conclusion</w:t>
       </w:r>
     </w:p>
-    <w:p>
+    <w:p ns2:paraId="06564E4E" ns2:textId="77777777">
       <w:r>
-        <w:t>Kvant is best seen as an applied financial machine learning framework rather than just a single model. Its central idea is to transform minute-level market data into cleaner event-driven samples, engineer a rich state representation, label outcomes with a trading-aware target, train neural models on those targets, and evaluate the resulting strategy with both classification and economic metrics. A reader with limited prior exposure should come away with the idea that the project is designed not merely to predict price direction, but to test whether those predictions can support selective, risk-aware, and economically meaningful intraday decisions.</w:t>
+        <w:t>Kvant is best seen as an applied financial machine learning framework rather than just a single model. Its central idea is to transform minute-level US equity data into event-driven samples by computing features on the raw minute history, sampling those features at CUSUM event timestamps, preserving raw triple-barrier outcomes, training a primary side model, using meta-labeling to decide whether to act, and evaluating the resulting strategy with both classification and economic metrics.</w:t>
       </w:r>
     </w:p>
     <w:sectPr>
-      <w:headerReference w:type="default" r:id="rId10"/>
-      <w:footerReference w:type="default" r:id="rId11"/>
+      <w:headerReference w:type="default" ns3:id="rId10"/>
+      <w:footerReference w:type="default" ns3:id="rId11"/>
       <w:pgSz w:w="11906" w:h="16838"/>
       <w:pgMar w:top="1191" w:right="1134" w:bottom="1134" w:left="1134" w:header="454" w:footer="454" w:gutter="0"/>
       <w:pgNumType w:start="1"/>

--- a/reports/Kvant_Project_Description.docx
+++ b/reports/Kvant_Project_Description.docx
@@ -8,28 +8,12 @@
       </w:pPr>
       <w:r>
         <w:rPr>
-          <w:rFonts w:ascii="Aptos Display" w:hAnsi="Aptos Display"/>
+          <w:rFonts w:ascii="Aptos" w:hAnsi="Aptos" w:eastAsia="Aptos"/>
           <w:b/>
           <w:color w:val="1F4E79"/>
-          <w:sz w:val="68"/>
+          <w:sz w:val="60"/>
         </w:rPr>
         <w:t>Kvant</w:t>
-      </w:r>
-    </w:p>
-    <w:p>
-      <w:pPr>
-        <w:jc w:val="center"/>
-        <w:pBdr>
-          <w:bottom w:val="single" w:sz="12" w:space="4" w:color="1F4E79"/>
-        </w:pBdr>
-      </w:pPr>
-      <w:r>
-        <w:rPr>
-          <w:rFonts w:ascii="Aptos Display" w:hAnsi="Aptos Display"/>
-          <w:color w:val="2E5466"/>
-          <w:sz w:val="44"/>
-        </w:rPr>
-        <w:t>Project Description</w:t>
       </w:r>
     </w:p>
     <w:p>
@@ -38,182 +22,1477 @@
       </w:pPr>
       <w:r>
         <w:rPr>
-          <w:rFonts w:ascii="Aptos" w:hAnsi="Aptos"/>
-          <w:i/>
-          <w:color w:val="4B5563"/>
-          <w:sz w:val="24"/>
+          <w:rFonts w:ascii="Aptos" w:hAnsi="Aptos" w:eastAsia="Aptos"/>
+          <w:color w:val="2F5597"/>
+          <w:sz w:val="32"/>
         </w:rPr>
-        <w:t>A reproducible machine-learning research pipeline for short-horizon US equity trading</w:t>
+        <w:t>Detailed Project Description</w:t>
       </w:r>
     </w:p>
-    <w:p/>
+    <w:p>
+      <w:pPr>
+        <w:jc w:val="center"/>
+      </w:pPr>
+      <w:r>
+        <w:rPr>
+          <w:rFonts w:ascii="Aptos" w:hAnsi="Aptos" w:eastAsia="Aptos"/>
+        </w:rPr>
+        <w:t>A reproducible research pipeline for short-horizon US equity trading using minute-level features, event sampling, triple-barrier labels, side prediction, meta-label trade filtering, and budget-constrained portfolio evaluation.</w:t>
+      </w:r>
+    </w:p>
     <w:tbl>
       <w:tblPr>
+        <w:tblStyle w:val="TableGrid"/>
         <w:tblW w:type="auto" w:w="0"/>
         <w:jc w:val="center"/>
         <w:tblLook w:firstColumn="1" w:firstRow="1" w:lastColumn="0" w:lastRow="0" w:noHBand="0" w:noVBand="1" w:val="04A0"/>
       </w:tblPr>
       <w:tblGrid>
-        <w:gridCol w:w="3324"/>
-        <w:gridCol w:w="3324"/>
-        <w:gridCol w:w="3324"/>
+        <w:gridCol w:w="5040"/>
+        <w:gridCol w:w="5040"/>
       </w:tblGrid>
       <w:tr>
         <w:tc>
           <w:tcPr>
-            <w:tcW w:type="dxa" w:w="3324"/>
-            <w:shd w:fill="EAF3F8"/>
-            <w:tcBorders>
-              <w:top w:val="single" w:sz="4" w:space="0" w:color="D9E2EC"/>
-              <w:left w:val="single" w:sz="4" w:space="0" w:color="D9E2EC"/>
-              <w:bottom w:val="single" w:sz="4" w:space="0" w:color="D9E2EC"/>
-              <w:right w:val="single" w:sz="4" w:space="0" w:color="D9E2EC"/>
-            </w:tcBorders>
+            <w:tcW w:type="dxa" w:w="2448"/>
+            <w:vAlign w:val="center"/>
+            <w:shd w:fill="1F4E79"/>
           </w:tcPr>
           <w:p>
             <w:pPr>
-              <w:jc w:val="center"/>
+              <w:spacing w:after="0"/>
             </w:pPr>
+            <w:r/>
             <w:r>
               <w:rPr>
-                <w:rFonts w:ascii="Aptos" w:hAnsi="Aptos"/>
                 <w:b/>
-                <w:color w:val="1F4E79"/>
-                <w:sz w:val="17"/>
+                <w:color w:val="FFFFFF"/>
               </w:rPr>
-              <w:t>Current Approach</w:t>
-              <w:br/>
-            </w:r>
-            <w:r>
-              <w:rPr>
-                <w:rFonts w:ascii="Aptos Display" w:hAnsi="Aptos Display"/>
-                <w:b/>
-                <w:sz w:val="22"/>
-              </w:rPr>
-              <w:t>Side + meta-labeling</w:t>
+              <w:t>Current approach</w:t>
             </w:r>
           </w:p>
         </w:tc>
         <w:tc>
           <w:tcPr>
-            <w:tcW w:type="dxa" w:w="3324"/>
-            <w:shd w:fill="EAF3F8"/>
-            <w:tcBorders>
-              <w:top w:val="single" w:sz="4" w:space="0" w:color="D9E2EC"/>
-              <w:left w:val="single" w:sz="4" w:space="0" w:color="D9E2EC"/>
-              <w:bottom w:val="single" w:sz="4" w:space="0" w:color="D9E2EC"/>
-              <w:right w:val="single" w:sz="4" w:space="0" w:color="D9E2EC"/>
-            </w:tcBorders>
+            <w:tcW w:type="dxa" w:w="8064"/>
+            <w:vAlign w:val="center"/>
+            <w:shd w:fill="1F4E79"/>
           </w:tcPr>
           <w:p>
             <w:pPr>
-              <w:jc w:val="center"/>
+              <w:spacing w:after="0"/>
             </w:pPr>
+            <w:r/>
             <w:r>
               <w:rPr>
-                <w:rFonts w:ascii="Aptos" w:hAnsi="Aptos"/>
                 <w:b/>
-                <w:color w:val="1F4E79"/>
-                <w:sz w:val="17"/>
+                <w:color w:val="FFFFFF"/>
               </w:rPr>
-              <w:t>Data Unit</w:t>
-              <w:br/>
+              <w:t>Status</w:t>
             </w:r>
+          </w:p>
+        </w:tc>
+      </w:tr>
+      <w:tr>
+        <w:tc>
+          <w:tcPr>
+            <w:tcW w:type="dxa" w:w="2448"/>
+            <w:vAlign w:val="center"/>
+          </w:tcPr>
+          <w:p>
+            <w:pPr>
+              <w:spacing w:after="0"/>
+            </w:pPr>
+            <w:r/>
             <w:r>
               <w:rPr>
-                <w:rFonts w:ascii="Aptos Display" w:hAnsi="Aptos Display"/>
-                <w:b/>
-                <w:sz w:val="22"/>
+                <w:b w:val="0"/>
               </w:rPr>
-              <w:t>Minute OHLCV event bars</w:t>
+              <w:t>Data</w:t>
             </w:r>
           </w:p>
         </w:tc>
         <w:tc>
           <w:tcPr>
-            <w:tcW w:type="dxa" w:w="3324"/>
-            <w:shd w:fill="EAF3F8"/>
-            <w:tcBorders>
-              <w:top w:val="single" w:sz="4" w:space="0" w:color="D9E2EC"/>
-              <w:left w:val="single" w:sz="4" w:space="0" w:color="D9E2EC"/>
-              <w:bottom w:val="single" w:sz="4" w:space="0" w:color="D9E2EC"/>
-              <w:right w:val="single" w:sz="4" w:space="0" w:color="D9E2EC"/>
-            </w:tcBorders>
+            <w:tcW w:type="dxa" w:w="8064"/>
+            <w:vAlign w:val="center"/>
           </w:tcPr>
           <w:p>
             <w:pPr>
-              <w:jc w:val="center"/>
+              <w:spacing w:after="0"/>
             </w:pPr>
+            <w:r/>
             <w:r>
               <w:rPr>
-                <w:rFonts w:ascii="Aptos" w:hAnsi="Aptos"/>
-                <w:b/>
-                <w:color w:val="1F4E79"/>
-                <w:sz w:val="17"/>
+                <w:b w:val="0"/>
               </w:rPr>
-              <w:t>Research Focus</w:t>
-              <w:br/>
+              <w:t>Minute-level US equity OHLCV with walk-forward train/validation/test folds.</w:t>
             </w:r>
+          </w:p>
+        </w:tc>
+      </w:tr>
+      <w:tr>
+        <w:tc>
+          <w:tcPr>
+            <w:tcW w:type="dxa" w:w="2448"/>
+            <w:vAlign w:val="center"/>
+          </w:tcPr>
+          <w:p>
+            <w:pPr>
+              <w:spacing w:after="0"/>
+            </w:pPr>
+            <w:r/>
             <w:r>
               <w:rPr>
-                <w:rFonts w:ascii="Aptos Display" w:hAnsi="Aptos Display"/>
-                <w:b/>
-                <w:sz w:val="22"/>
+                <w:b w:val="0"/>
               </w:rPr>
-              <w:t>Trade decisions under costs</w:t>
+              <w:t>Preparation</w:t>
+            </w:r>
+          </w:p>
+        </w:tc>
+        <w:tc>
+          <w:tcPr>
+            <w:tcW w:type="dxa" w:w="8064"/>
+            <w:vAlign w:val="center"/>
+          </w:tcPr>
+          <w:p>
+            <w:pPr>
+              <w:spacing w:after="0"/>
+            </w:pPr>
+            <w:r/>
+            <w:r>
+              <w:rPr>
+                <w:b w:val="0"/>
+              </w:rPr>
+              <w:t>Features are computed before event sampling; learned preparation state is fitted on train data only.</w:t>
+            </w:r>
+          </w:p>
+        </w:tc>
+      </w:tr>
+      <w:tr>
+        <w:tc>
+          <w:tcPr>
+            <w:tcW w:type="dxa" w:w="2448"/>
+            <w:vAlign w:val="center"/>
+          </w:tcPr>
+          <w:p>
+            <w:pPr>
+              <w:spacing w:after="0"/>
+            </w:pPr>
+            <w:r/>
+            <w:r>
+              <w:rPr>
+                <w:b w:val="0"/>
+              </w:rPr>
+              <w:t>Labels</w:t>
+            </w:r>
+          </w:p>
+        </w:tc>
+        <w:tc>
+          <w:tcPr>
+            <w:tcW w:type="dxa" w:w="8064"/>
+            <w:vAlign w:val="center"/>
+          </w:tcPr>
+          <w:p>
+            <w:pPr>
+              <w:spacing w:after="0"/>
+            </w:pPr>
+            <w:r/>
+            <w:r>
+              <w:rPr>
+                <w:b w:val="0"/>
+              </w:rPr>
+              <w:t>Raw event_outcome labels are retained as down, exit, and up.</w:t>
+            </w:r>
+          </w:p>
+        </w:tc>
+      </w:tr>
+      <w:tr>
+        <w:tc>
+          <w:tcPr>
+            <w:tcW w:type="dxa" w:w="2448"/>
+            <w:vAlign w:val="center"/>
+          </w:tcPr>
+          <w:p>
+            <w:pPr>
+              <w:spacing w:after="0"/>
+            </w:pPr>
+            <w:r/>
+            <w:r>
+              <w:rPr>
+                <w:b w:val="0"/>
+              </w:rPr>
+              <w:t>Execution timing</w:t>
+            </w:r>
+          </w:p>
+        </w:tc>
+        <w:tc>
+          <w:tcPr>
+            <w:tcW w:type="dxa" w:w="8064"/>
+            <w:vAlign w:val="center"/>
+          </w:tcPr>
+          <w:p>
+            <w:pPr>
+              <w:spacing w:after="0"/>
+            </w:pPr>
+            <w:r/>
+            <w:r>
+              <w:rPr>
+                <w:b w:val="0"/>
+              </w:rPr>
+              <w:t>The sampled row is the signal; trades enter on the next sampled bar.</w:t>
+            </w:r>
+          </w:p>
+        </w:tc>
+      </w:tr>
+      <w:tr>
+        <w:tc>
+          <w:tcPr>
+            <w:tcW w:type="dxa" w:w="2448"/>
+            <w:vAlign w:val="center"/>
+          </w:tcPr>
+          <w:p>
+            <w:pPr>
+              <w:spacing w:after="0"/>
+            </w:pPr>
+            <w:r/>
+            <w:r>
+              <w:rPr>
+                <w:b w:val="0"/>
+              </w:rPr>
+              <w:t>Leakage control</w:t>
+            </w:r>
+          </w:p>
+        </w:tc>
+        <w:tc>
+          <w:tcPr>
+            <w:tcW w:type="dxa" w:w="8064"/>
+            <w:vAlign w:val="center"/>
+          </w:tcPr>
+          <w:p>
+            <w:pPr>
+              <w:spacing w:after="0"/>
+            </w:pPr>
+            <w:r/>
+            <w:r>
+              <w:rPr>
+                <w:b w:val="0"/>
+              </w:rPr>
+              <w:t>Label intervals crossing split boundaries are purged and embargoed.</w:t>
+            </w:r>
+          </w:p>
+        </w:tc>
+      </w:tr>
+      <w:tr>
+        <w:tc>
+          <w:tcPr>
+            <w:tcW w:type="dxa" w:w="2448"/>
+            <w:vAlign w:val="center"/>
+          </w:tcPr>
+          <w:p>
+            <w:pPr>
+              <w:spacing w:after="0"/>
+            </w:pPr>
+            <w:r/>
+            <w:r>
+              <w:rPr>
+                <w:b w:val="0"/>
+              </w:rPr>
+              <w:t>Evaluation</w:t>
+            </w:r>
+          </w:p>
+        </w:tc>
+        <w:tc>
+          <w:tcPr>
+            <w:tcW w:type="dxa" w:w="8064"/>
+            <w:vAlign w:val="center"/>
+          </w:tcPr>
+          <w:p>
+            <w:pPr>
+              <w:spacing w:after="0"/>
+            </w:pPr>
+            <w:r/>
+            <w:r>
+              <w:rPr>
+                <w:b w:val="0"/>
+              </w:rPr>
+              <w:t>W&amp;B logs side, meta, decision, execution, paper-economics, and portfolio-account metrics.</w:t>
             </w:r>
           </w:p>
         </w:tc>
       </w:tr>
     </w:tbl>
     <w:p/>
+    <w:p>
+      <w:pPr>
+        <w:pStyle w:val="Heading1"/>
+      </w:pPr>
+      <w:r>
+        <w:rPr>
+          <w:rFonts w:ascii="Aptos" w:hAnsi="Aptos" w:eastAsia="Aptos"/>
+        </w:rPr>
+        <w:t>1. Executive Summary</w:t>
+      </w:r>
+    </w:p>
+    <w:p>
+      <w:r>
+        <w:rPr>
+          <w:rFonts w:ascii="Aptos" w:hAnsi="Aptos" w:eastAsia="Aptos"/>
+        </w:rPr>
+        <w:t>Kvant is a machine-learning research project for short-horizon trading on minute-level US equity data. The project is designed around the idea that a useful trading model should not only predict direction. It should also decide whether a proposed trade is worth taking, and it should be evaluated under explicit timing, transaction-cost, overlap, and capital-allocation assumptions.</w:t>
+      </w:r>
+    </w:p>
+    <w:p>
+      <w:r>
+        <w:rPr>
+          <w:rFonts w:ascii="Aptos" w:hAnsi="Aptos" w:eastAsia="Aptos"/>
+        </w:rPr>
+        <w:t>The current pipeline follows a Lopez de Prado-inspired side-plus-meta-labeling design. Prepared artifacts keep the raw three-class triple-barrier event outcome: down, exit, and up. Training derives a binary primary side target from actionable down/up examples, trains a side classifier, and then uses a meta-label decision layer to convert proposed side predictions into TAKE or PASS decisions.</w:t>
+      </w:r>
+    </w:p>
+    <w:p>
+      <w:r>
+        <w:rPr>
+          <w:rFonts w:ascii="Aptos" w:hAnsi="Aptos" w:eastAsia="Aptos"/>
+        </w:rPr>
+        <w:t>The latest project approach makes portfolio realism a first-class evaluation layer. The older paper-style backtest remains useful as a diagnostic trade-level view, but final economic claims should use the budget-constrained portfolio simulator. That simulator tracks cash, open positions, exposure, transaction costs, skipped-budget trades, drawdown, Sharpe, and final account value.</w:t>
+      </w:r>
+    </w:p>
+    <w:p>
+      <w:pPr>
+        <w:pStyle w:val="Heading1"/>
+      </w:pPr>
+      <w:r>
+        <w:rPr>
+          <w:rFonts w:ascii="Aptos" w:hAnsi="Aptos" w:eastAsia="Aptos"/>
+        </w:rPr>
+        <w:t>2. Research Goal</w:t>
+      </w:r>
+    </w:p>
+    <w:p>
+      <w:r>
+        <w:rPr>
+          <w:rFonts w:ascii="Aptos" w:hAnsi="Aptos" w:eastAsia="Aptos"/>
+        </w:rPr>
+        <w:t>The core research question is whether event-based sampling, triple-barrier labels, and meta-label trade filtering can produce out-of-sample trading decisions that remain interpretable after costs and realistic account constraints. The project therefore treats validation accuracy as only one diagnostic, not the final objective.</w:t>
+      </w:r>
+    </w:p>
+    <w:p>
+      <w:pPr>
+        <w:pStyle w:val="ListBullet"/>
+      </w:pPr>
+      <w:r>
+        <w:rPr>
+          <w:rFonts w:ascii="Aptos" w:hAnsi="Aptos" w:eastAsia="Aptos"/>
+        </w:rPr>
+        <w:t>Primary goal: learn directional side on actionable events.</w:t>
+      </w:r>
+    </w:p>
+    <w:p>
+      <w:pPr>
+        <w:pStyle w:val="ListBullet"/>
+      </w:pPr>
+      <w:r>
+        <w:rPr>
+          <w:rFonts w:ascii="Aptos" w:hAnsi="Aptos" w:eastAsia="Aptos"/>
+        </w:rPr>
+        <w:t>Decision goal: abstain from low-quality or ambiguous predictions.</w:t>
+      </w:r>
+    </w:p>
+    <w:p>
+      <w:pPr>
+        <w:pStyle w:val="ListBullet"/>
+      </w:pPr>
+      <w:r>
+        <w:rPr>
+          <w:rFonts w:ascii="Aptos" w:hAnsi="Aptos" w:eastAsia="Aptos"/>
+        </w:rPr>
+        <w:t>Execution goal: enter only after the model signal is known and avoid overlapping same-ticker trades.</w:t>
+      </w:r>
+    </w:p>
+    <w:p>
+      <w:pPr>
+        <w:pStyle w:val="ListBullet"/>
+      </w:pPr>
+      <w:r>
+        <w:rPr>
+          <w:rFonts w:ascii="Aptos" w:hAnsi="Aptos" w:eastAsia="Aptos"/>
+        </w:rPr>
+        <w:t>Portfolio goal: simulate one finite account with position-size, exposure, and concurrent-position limits.</w:t>
+      </w:r>
+    </w:p>
+    <w:p>
+      <w:pPr>
+        <w:pStyle w:val="Heading1"/>
+      </w:pPr>
+      <w:r>
+        <w:rPr>
+          <w:rFonts w:ascii="Aptos" w:hAnsi="Aptos" w:eastAsia="Aptos"/>
+        </w:rPr>
+        <w:t>3. Current Pipeline</w:t>
+      </w:r>
+    </w:p>
     <w:tbl>
       <w:tblPr>
+        <w:tblStyle w:val="TableGrid"/>
         <w:tblW w:type="auto" w:w="0"/>
         <w:jc w:val="center"/>
-        <w:tblLayout w:type="autofit"/>
         <w:tblLook w:firstColumn="1" w:firstRow="1" w:lastColumn="0" w:lastRow="0" w:noHBand="0" w:noVBand="1" w:val="04A0"/>
       </w:tblPr>
       <w:tblGrid>
-        <w:gridCol w:w="9972"/>
+        <w:gridCol w:w="3360"/>
+        <w:gridCol w:w="3360"/>
+        <w:gridCol w:w="3360"/>
       </w:tblGrid>
       <w:tr>
         <w:tc>
           <w:tcPr>
-            <w:tcW w:type="dxa" w:w="9972"/>
-            <w:shd w:fill="FFF4E5"/>
-            <w:tcBorders>
-              <w:top w:val="single" w:sz="4" w:space="0" w:color="B7CEDD"/>
-              <w:left w:val="single" w:sz="4" w:space="0" w:color="B7CEDD"/>
-              <w:bottom w:val="single" w:sz="4" w:space="0" w:color="B7CEDD"/>
-              <w:right w:val="single" w:sz="4" w:space="0" w:color="B7CEDD"/>
-            </w:tcBorders>
+            <w:tcW w:type="dxa" w:w="1800"/>
+            <w:vAlign w:val="center"/>
+            <w:shd w:fill="1F4E79"/>
+          </w:tcPr>
+          <w:p>
+            <w:pPr>
+              <w:spacing w:after="0"/>
+            </w:pPr>
+            <w:r/>
+            <w:r>
+              <w:rPr>
+                <w:b/>
+                <w:color w:val="FFFFFF"/>
+              </w:rPr>
+              <w:t>Step</w:t>
+            </w:r>
+          </w:p>
+        </w:tc>
+        <w:tc>
+          <w:tcPr>
+            <w:tcW w:type="dxa" w:w="4464"/>
+            <w:vAlign w:val="center"/>
+            <w:shd w:fill="1F4E79"/>
+          </w:tcPr>
+          <w:p>
+            <w:pPr>
+              <w:spacing w:after="0"/>
+            </w:pPr>
+            <w:r/>
+            <w:r>
+              <w:rPr>
+                <w:b/>
+                <w:color w:val="FFFFFF"/>
+              </w:rPr>
+              <w:t>Description</w:t>
+            </w:r>
+          </w:p>
+        </w:tc>
+        <w:tc>
+          <w:tcPr>
+            <w:tcW w:type="dxa" w:w="4608"/>
+            <w:vAlign w:val="center"/>
+            <w:shd w:fill="1F4E79"/>
+          </w:tcPr>
+          <w:p>
+            <w:pPr>
+              <w:spacing w:after="0"/>
+            </w:pPr>
+            <w:r/>
+            <w:r>
+              <w:rPr>
+                <w:b/>
+                <w:color w:val="FFFFFF"/>
+              </w:rPr>
+              <w:t>Leakage / realism control</w:t>
+            </w:r>
+          </w:p>
+        </w:tc>
+      </w:tr>
+      <w:tr>
+        <w:tc>
+          <w:tcPr>
+            <w:tcW w:type="dxa" w:w="1800"/>
             <w:vAlign w:val="center"/>
           </w:tcPr>
           <w:p>
             <w:pPr>
-              <w:spacing w:after="60"/>
+              <w:spacing w:after="0"/>
             </w:pPr>
+            <w:r/>
             <w:r>
               <w:rPr>
-                <w:rFonts w:ascii="Aptos Display" w:hAnsi="Aptos Display"/>
-                <w:b/>
-                <w:color w:val="9A5A00"/>
-                <w:sz w:val="22"/>
+                <w:b w:val="0"/>
               </w:rPr>
-              <w:t>Core pipeline clarification</w:t>
+              <w:t>1. Data loading</w:t>
             </w:r>
           </w:p>
+        </w:tc>
+        <w:tc>
+          <w:tcPr>
+            <w:tcW w:type="dxa" w:w="4464"/>
+            <w:vAlign w:val="center"/>
+          </w:tcPr>
           <w:p>
             <w:pPr>
               <w:spacing w:after="0"/>
             </w:pPr>
+            <w:r/>
             <w:r>
               <w:rPr>
-                <w:rFonts w:ascii="Aptos" w:hAnsi="Aptos"/>
-                <w:sz w:val="19"/>
+                <w:b w:val="0"/>
               </w:rPr>
-              <w:t>Feature engineering is performed on the full minute-resolution series before event sampling. The sampler is then fitted on training data only, and feature selection/scaling is also fitted on training data only before validation and test artifacts are transformed.</w:t>
+              <w:t>Download or cache minute OHLCV shards and select top-volume US equities.</w:t>
+            </w:r>
+          </w:p>
+        </w:tc>
+        <w:tc>
+          <w:tcPr>
+            <w:tcW w:type="dxa" w:w="4608"/>
+            <w:vAlign w:val="center"/>
+          </w:tcPr>
+          <w:p>
+            <w:pPr>
+              <w:spacing w:after="0"/>
+            </w:pPr>
+            <w:r/>
+            <w:r>
+              <w:rPr>
+                <w:b w:val="0"/>
+              </w:rPr>
+              <w:t>Chronological walk-forward folds, not random splits.</w:t>
+            </w:r>
+          </w:p>
+        </w:tc>
+      </w:tr>
+      <w:tr>
+        <w:tc>
+          <w:tcPr>
+            <w:tcW w:type="dxa" w:w="1800"/>
+            <w:vAlign w:val="center"/>
+          </w:tcPr>
+          <w:p>
+            <w:pPr>
+              <w:spacing w:after="0"/>
+            </w:pPr>
+            <w:r/>
+            <w:r>
+              <w:rPr>
+                <w:b w:val="0"/>
+              </w:rPr>
+              <w:t>2. Feature engineering</w:t>
+            </w:r>
+          </w:p>
+        </w:tc>
+        <w:tc>
+          <w:tcPr>
+            <w:tcW w:type="dxa" w:w="4464"/>
+            <w:vAlign w:val="center"/>
+          </w:tcPr>
+          <w:p>
+            <w:pPr>
+              <w:spacing w:after="0"/>
+            </w:pPr>
+            <w:r/>
+            <w:r>
+              <w:rPr>
+                <w:b w:val="0"/>
+              </w:rPr>
+              <w:t>Compute intraday technical indicators on minute bars before event sampling.</w:t>
+            </w:r>
+          </w:p>
+        </w:tc>
+        <w:tc>
+          <w:tcPr>
+            <w:tcW w:type="dxa" w:w="4608"/>
+            <w:vAlign w:val="center"/>
+          </w:tcPr>
+          <w:p>
+            <w:pPr>
+              <w:spacing w:after="0"/>
+            </w:pPr>
+            <w:r/>
+            <w:r>
+              <w:rPr>
+                <w:b w:val="0"/>
+              </w:rPr>
+              <w:t>Feature values are sampled at event timestamps after indicators are built on the regular minute grid.</w:t>
+            </w:r>
+          </w:p>
+        </w:tc>
+      </w:tr>
+      <w:tr>
+        <w:tc>
+          <w:tcPr>
+            <w:tcW w:type="dxa" w:w="1800"/>
+            <w:vAlign w:val="center"/>
+          </w:tcPr>
+          <w:p>
+            <w:pPr>
+              <w:spacing w:after="0"/>
+            </w:pPr>
+            <w:r/>
+            <w:r>
+              <w:rPr>
+                <w:b w:val="0"/>
+              </w:rPr>
+              <w:t>3. Train-only fitting</w:t>
+            </w:r>
+          </w:p>
+        </w:tc>
+        <w:tc>
+          <w:tcPr>
+            <w:tcW w:type="dxa" w:w="4464"/>
+            <w:vAlign w:val="center"/>
+          </w:tcPr>
+          <w:p>
+            <w:pPr>
+              <w:spacing w:after="0"/>
+            </w:pPr>
+            <w:r/>
+            <w:r>
+              <w:rPr>
+                <w:b w:val="0"/>
+              </w:rPr>
+              <w:t>Fit sampler parameters, scalers, and supervised feature selector from train data.</w:t>
+            </w:r>
+          </w:p>
+        </w:tc>
+        <w:tc>
+          <w:tcPr>
+            <w:tcW w:type="dxa" w:w="4608"/>
+            <w:vAlign w:val="center"/>
+          </w:tcPr>
+          <w:p>
+            <w:pPr>
+              <w:spacing w:after="0"/>
+            </w:pPr>
+            <w:r/>
+            <w:r>
+              <w:rPr>
+                <w:b w:val="0"/>
+              </w:rPr>
+              <w:t>Validation/test distributions and labels are not used to fit preparation state.</w:t>
+            </w:r>
+          </w:p>
+        </w:tc>
+      </w:tr>
+      <w:tr>
+        <w:tc>
+          <w:tcPr>
+            <w:tcW w:type="dxa" w:w="1800"/>
+            <w:vAlign w:val="center"/>
+          </w:tcPr>
+          <w:p>
+            <w:pPr>
+              <w:spacing w:after="0"/>
+            </w:pPr>
+            <w:r/>
+            <w:r>
+              <w:rPr>
+                <w:b w:val="0"/>
+              </w:rPr>
+              <w:t>4. Event sampling</w:t>
+            </w:r>
+          </w:p>
+        </w:tc>
+        <w:tc>
+          <w:tcPr>
+            <w:tcW w:type="dxa" w:w="4464"/>
+            <w:vAlign w:val="center"/>
+          </w:tcPr>
+          <w:p>
+            <w:pPr>
+              <w:spacing w:after="0"/>
+            </w:pPr>
+            <w:r/>
+            <w:r>
+              <w:rPr>
+                <w:b w:val="0"/>
+              </w:rPr>
+              <w:t>Use tuned CUSUM by default, with fixed-threshold CUSUM available for ablations.</w:t>
+            </w:r>
+          </w:p>
+        </w:tc>
+        <w:tc>
+          <w:tcPr>
+            <w:tcW w:type="dxa" w:w="4608"/>
+            <w:vAlign w:val="center"/>
+          </w:tcPr>
+          <w:p>
+            <w:pPr>
+              <w:spacing w:after="0"/>
+            </w:pPr>
+            <w:r/>
+            <w:r>
+              <w:rPr>
+                <w:b w:val="0"/>
+              </w:rPr>
+              <w:t>Sampler state is fitted on train data, then applied consistently to each split.</w:t>
+            </w:r>
+          </w:p>
+        </w:tc>
+      </w:tr>
+      <w:tr>
+        <w:tc>
+          <w:tcPr>
+            <w:tcW w:type="dxa" w:w="1800"/>
+            <w:vAlign w:val="center"/>
+          </w:tcPr>
+          <w:p>
+            <w:pPr>
+              <w:spacing w:after="0"/>
+            </w:pPr>
+            <w:r/>
+            <w:r>
+              <w:rPr>
+                <w:b w:val="0"/>
+              </w:rPr>
+              <w:t>5. Labeling</w:t>
+            </w:r>
+          </w:p>
+        </w:tc>
+        <w:tc>
+          <w:tcPr>
+            <w:tcW w:type="dxa" w:w="4464"/>
+            <w:vAlign w:val="center"/>
+          </w:tcPr>
+          <w:p>
+            <w:pPr>
+              <w:spacing w:after="0"/>
+            </w:pPr>
+            <w:r/>
+            <w:r>
+              <w:rPr>
+                <w:b w:val="0"/>
+              </w:rPr>
+              <w:t>Apply triple-barrier labels and keep event_outcome semantics.</w:t>
+            </w:r>
+          </w:p>
+        </w:tc>
+        <w:tc>
+          <w:tcPr>
+            <w:tcW w:type="dxa" w:w="4608"/>
+            <w:vAlign w:val="center"/>
+          </w:tcPr>
+          <w:p>
+            <w:pPr>
+              <w:spacing w:after="0"/>
+            </w:pPr>
+            <w:r/>
+            <w:r>
+              <w:rPr>
+                <w:b w:val="0"/>
+              </w:rPr>
+              <w:t>The signal event enters on the next sampled bar; pre-entry high/low cannot trigger barriers.</w:t>
+            </w:r>
+          </w:p>
+        </w:tc>
+      </w:tr>
+      <w:tr>
+        <w:tc>
+          <w:tcPr>
+            <w:tcW w:type="dxa" w:w="1800"/>
+            <w:vAlign w:val="center"/>
+          </w:tcPr>
+          <w:p>
+            <w:pPr>
+              <w:spacing w:after="0"/>
+            </w:pPr>
+            <w:r/>
+            <w:r>
+              <w:rPr>
+                <w:b w:val="0"/>
+              </w:rPr>
+              <w:t>6. Split safety</w:t>
+            </w:r>
+          </w:p>
+        </w:tc>
+        <w:tc>
+          <w:tcPr>
+            <w:tcW w:type="dxa" w:w="4464"/>
+            <w:vAlign w:val="center"/>
+          </w:tcPr>
+          <w:p>
+            <w:pPr>
+              <w:spacing w:after="0"/>
+            </w:pPr>
+            <w:r/>
+            <w:r>
+              <w:rPr>
+                <w:b w:val="0"/>
+              </w:rPr>
+              <w:t>Build train/validation/test indices from label intervals.</w:t>
+            </w:r>
+          </w:p>
+        </w:tc>
+        <w:tc>
+          <w:tcPr>
+            <w:tcW w:type="dxa" w:w="4608"/>
+            <w:vAlign w:val="center"/>
+          </w:tcPr>
+          <w:p>
+            <w:pPr>
+              <w:spacing w:after="0"/>
+            </w:pPr>
+            <w:r/>
+            <w:r>
+              <w:rPr>
+                <w:b w:val="0"/>
+              </w:rPr>
+              <w:t>Events crossing boundaries are purged and near-boundary events are embargoed.</w:t>
+            </w:r>
+          </w:p>
+        </w:tc>
+      </w:tr>
+      <w:tr>
+        <w:tc>
+          <w:tcPr>
+            <w:tcW w:type="dxa" w:w="1800"/>
+            <w:vAlign w:val="center"/>
+          </w:tcPr>
+          <w:p>
+            <w:pPr>
+              <w:spacing w:after="0"/>
+            </w:pPr>
+            <w:r/>
+            <w:r>
+              <w:rPr>
+                <w:b w:val="0"/>
+              </w:rPr>
+              <w:t>7. Training</w:t>
+            </w:r>
+          </w:p>
+        </w:tc>
+        <w:tc>
+          <w:tcPr>
+            <w:tcW w:type="dxa" w:w="4464"/>
+            <w:vAlign w:val="center"/>
+          </w:tcPr>
+          <w:p>
+            <w:pPr>
+              <w:spacing w:after="0"/>
+            </w:pPr>
+            <w:r/>
+            <w:r>
+              <w:rPr>
+                <w:b w:val="0"/>
+              </w:rPr>
+              <w:t>Train a PyTorch side classifier, then fit/evaluate a meta-label decision policy.</w:t>
+            </w:r>
+          </w:p>
+        </w:tc>
+        <w:tc>
+          <w:tcPr>
+            <w:tcW w:type="dxa" w:w="4608"/>
+            <w:vAlign w:val="center"/>
+          </w:tcPr>
+          <w:p>
+            <w:pPr>
+              <w:spacing w:after="0"/>
+            </w:pPr>
+            <w:r/>
+            <w:r>
+              <w:rPr>
+                <w:b w:val="0"/>
+              </w:rPr>
+              <w:t>Prepared artifact validation runs before training.</w:t>
+            </w:r>
+          </w:p>
+        </w:tc>
+      </w:tr>
+      <w:tr>
+        <w:tc>
+          <w:tcPr>
+            <w:tcW w:type="dxa" w:w="1800"/>
+            <w:vAlign w:val="center"/>
+          </w:tcPr>
+          <w:p>
+            <w:pPr>
+              <w:spacing w:after="0"/>
+            </w:pPr>
+            <w:r/>
+            <w:r>
+              <w:rPr>
+                <w:b w:val="0"/>
+              </w:rPr>
+              <w:t>8. Evaluation</w:t>
+            </w:r>
+          </w:p>
+        </w:tc>
+        <w:tc>
+          <w:tcPr>
+            <w:tcW w:type="dxa" w:w="4464"/>
+            <w:vAlign w:val="center"/>
+          </w:tcPr>
+          <w:p>
+            <w:pPr>
+              <w:spacing w:after="0"/>
+            </w:pPr>
+            <w:r/>
+            <w:r>
+              <w:rPr>
+                <w:b w:val="0"/>
+              </w:rPr>
+              <w:t>Log classification, meta, decision, execution, paper, and portfolio metrics.</w:t>
+            </w:r>
+          </w:p>
+        </w:tc>
+        <w:tc>
+          <w:tcPr>
+            <w:tcW w:type="dxa" w:w="4608"/>
+            <w:vAlign w:val="center"/>
+          </w:tcPr>
+          <w:p>
+            <w:pPr>
+              <w:spacing w:after="0"/>
+            </w:pPr>
+            <w:r/>
+            <w:r>
+              <w:rPr>
+                <w:b w:val="0"/>
+              </w:rPr>
+              <w:t>Portfolio simulator uses one account budget and explicit exposure constraints.</w:t>
+            </w:r>
+          </w:p>
+        </w:tc>
+      </w:tr>
+    </w:tbl>
+    <w:p/>
+    <w:p>
+      <w:pPr>
+        <w:pStyle w:val="Heading1"/>
+      </w:pPr>
+      <w:r>
+        <w:rPr>
+          <w:rFonts w:ascii="Aptos" w:hAnsi="Aptos" w:eastAsia="Aptos"/>
+        </w:rPr>
+        <w:t>4. Feature Engineering Before Sampling</w:t>
+      </w:r>
+    </w:p>
+    <w:p>
+      <w:r>
+        <w:rPr>
+          <w:rFonts w:ascii="Aptos" w:hAnsi="Aptos" w:eastAsia="Aptos"/>
+        </w:rPr>
+        <w:t>The project intentionally computes technical features on the original minute-resolution time series before event sampling. The sampler then chooses event timestamps, and the already-computed feature matrix is sampled at those timestamps. This differs from workflows that aggregate first and compute indicators on irregular event bars.</w:t>
+      </w:r>
+    </w:p>
+    <w:p>
+      <w:r>
+        <w:rPr>
+          <w:rFonts w:ascii="Aptos" w:hAnsi="Aptos" w:eastAsia="Aptos"/>
+        </w:rPr>
+        <w:t>This choice preserves indicator behavior on a stable minute grid and avoids changing moving-window meaning when event spacing varies. The learned feature pipeline remains train-only: standardization uses train statistics, and the supervised F-score selector is fitted only on train actionable side labels.</w:t>
+      </w:r>
+    </w:p>
+    <w:p>
+      <w:pPr>
+        <w:pStyle w:val="Heading1"/>
+      </w:pPr>
+      <w:r>
+        <w:rPr>
+          <w:rFonts w:ascii="Aptos" w:hAnsi="Aptos" w:eastAsia="Aptos"/>
+        </w:rPr>
+        <w:t>5. Labels, Timing, and Split Safety</w:t>
+      </w:r>
+    </w:p>
+    <w:p>
+      <w:pPr>
+        <w:pStyle w:val="ListBullet"/>
+      </w:pPr>
+      <w:r>
+        <w:rPr>
+          <w:rFonts w:ascii="Aptos" w:hAnsi="Aptos" w:eastAsia="Aptos"/>
+        </w:rPr>
+        <w:t>Prepared artifacts store the canonical event_outcome label space: down, exit, up.</w:t>
+      </w:r>
+    </w:p>
+    <w:p>
+      <w:pPr>
+        <w:pStyle w:val="ListBullet"/>
+      </w:pPr>
+      <w:r>
+        <w:rPr>
+          <w:rFonts w:ascii="Aptos" w:hAnsi="Aptos" w:eastAsia="Aptos"/>
+        </w:rPr>
+        <w:t>The sampled bar timestamp is treated as the model signal time.</w:t>
+      </w:r>
+    </w:p>
+    <w:p>
+      <w:pPr>
+        <w:pStyle w:val="ListBullet"/>
+      </w:pPr>
+      <w:r>
+        <w:rPr>
+          <w:rFonts w:ascii="Aptos" w:hAnsi="Aptos" w:eastAsia="Aptos"/>
+        </w:rPr>
+        <w:t>Trade execution uses the next sampled bar open, not the historical open of the signal bar.</w:t>
+      </w:r>
+    </w:p>
+    <w:p>
+      <w:pPr>
+        <w:pStyle w:val="ListBullet"/>
+      </w:pPr>
+      <w:r>
+        <w:rPr>
+          <w:rFonts w:ascii="Aptos" w:hAnsi="Aptos" w:eastAsia="Aptos"/>
+        </w:rPr>
+        <w:t>Barrier evaluation begins after the executable entry point, so pre-entry high/low data cannot affect outcomes.</w:t>
+      </w:r>
+    </w:p>
+    <w:p>
+      <w:pPr>
+        <w:pStyle w:val="ListBullet"/>
+      </w:pPr>
+      <w:r>
+        <w:rPr>
+          <w:rFonts w:ascii="Aptos" w:hAnsi="Aptos" w:eastAsia="Aptos"/>
+        </w:rPr>
+        <w:t>Train/validation/test membership is based on safe label intervals, with purge and embargo around split boundaries.</w:t>
+      </w:r>
+    </w:p>
+    <w:p>
+      <w:pPr>
+        <w:pStyle w:val="Heading1"/>
+      </w:pPr>
+      <w:r>
+        <w:rPr>
+          <w:rFonts w:ascii="Aptos" w:hAnsi="Aptos" w:eastAsia="Aptos"/>
+        </w:rPr>
+        <w:t>6. Models and Meta-Label Decision Layer</w:t>
+      </w:r>
+    </w:p>
+    <w:p>
+      <w:r>
+        <w:rPr>
+          <w:rFonts w:ascii="Aptos" w:hAnsi="Aptos" w:eastAsia="Aptos"/>
+        </w:rPr>
+        <w:t>The primary model is a binary side classifier trained on actionable down/up outcomes. The default fast baseline is Conv1D, and ResNet-LSTM is available as a stronger architecture for controlled experiments. The primary checkpoint metric is validation meta F1, because the final strategy must decide when to trade, not only which side to predict.</w:t>
+      </w:r>
+    </w:p>
+    <w:p>
+      <w:r>
+        <w:rPr>
+          <w:rFonts w:ascii="Aptos" w:hAnsi="Aptos" w:eastAsia="Aptos"/>
+        </w:rPr>
+        <w:t>The meta-label model decides whether a proposed side prediction should be taken. Its current input space includes model probability, learned embedding features, prepared volatility and recent-return aliases, rolling ticker win-rate and net-return statistics, prediction margin, prediction entropy, and time since the last event. These inputs are meant to help the strategy abstain when confidence, recent ticker behavior, or market context is weak.</w:t>
+      </w:r>
+    </w:p>
+    <w:p>
+      <w:pPr>
+        <w:pStyle w:val="Heading1"/>
+      </w:pPr>
+      <w:r>
+        <w:rPr>
+          <w:rFonts w:ascii="Aptos" w:hAnsi="Aptos" w:eastAsia="Aptos"/>
+        </w:rPr>
+        <w:t>7. Evaluation and W&amp;B Logging</w:t>
+      </w:r>
+    </w:p>
+    <w:tbl>
+      <w:tblPr>
+        <w:tblStyle w:val="TableGrid"/>
+        <w:tblW w:type="auto" w:w="0"/>
+        <w:jc w:val="center"/>
+        <w:tblLook w:firstColumn="1" w:firstRow="1" w:lastColumn="0" w:lastRow="0" w:noHBand="0" w:noVBand="1" w:val="04A0"/>
+      </w:tblPr>
+      <w:tblGrid>
+        <w:gridCol w:w="3360"/>
+        <w:gridCol w:w="3360"/>
+        <w:gridCol w:w="3360"/>
+      </w:tblGrid>
+      <w:tr>
+        <w:tc>
+          <w:tcPr>
+            <w:tcW w:type="dxa" w:w="1944"/>
+            <w:vAlign w:val="center"/>
+            <w:shd w:fill="1F4E79"/>
+          </w:tcPr>
+          <w:p>
+            <w:pPr>
+              <w:spacing w:after="0"/>
+            </w:pPr>
+            <w:r/>
+            <w:r>
+              <w:rPr>
+                <w:b/>
+                <w:color w:val="FFFFFF"/>
+              </w:rPr>
+              <w:t>Namespace</w:t>
+            </w:r>
+          </w:p>
+        </w:tc>
+        <w:tc>
+          <w:tcPr>
+            <w:tcW w:type="dxa" w:w="6120"/>
+            <w:vAlign w:val="center"/>
+            <w:shd w:fill="1F4E79"/>
+          </w:tcPr>
+          <w:p>
+            <w:pPr>
+              <w:spacing w:after="0"/>
+            </w:pPr>
+            <w:r/>
+            <w:r>
+              <w:rPr>
+                <w:b/>
+                <w:color w:val="FFFFFF"/>
+              </w:rPr>
+              <w:t>Meaning</w:t>
+            </w:r>
+          </w:p>
+        </w:tc>
+        <w:tc>
+          <w:tcPr>
+            <w:tcW w:type="dxa" w:w="2592"/>
+            <w:vAlign w:val="center"/>
+            <w:shd w:fill="1F4E79"/>
+          </w:tcPr>
+          <w:p>
+            <w:pPr>
+              <w:spacing w:after="0"/>
+            </w:pPr>
+            <w:r/>
+            <w:r>
+              <w:rPr>
+                <w:b/>
+                <w:color w:val="FFFFFF"/>
+              </w:rPr>
+              <w:t>Use in conclusions</w:t>
+            </w:r>
+          </w:p>
+        </w:tc>
+      </w:tr>
+      <w:tr>
+        <w:tc>
+          <w:tcPr>
+            <w:tcW w:type="dxa" w:w="1944"/>
+            <w:vAlign w:val="center"/>
+          </w:tcPr>
+          <w:p>
+            <w:pPr>
+              <w:spacing w:after="0"/>
+            </w:pPr>
+            <w:r/>
+            <w:r>
+              <w:rPr>
+                <w:b w:val="0"/>
+              </w:rPr>
+              <w:t>cls/*</w:t>
+            </w:r>
+          </w:p>
+        </w:tc>
+        <w:tc>
+          <w:tcPr>
+            <w:tcW w:type="dxa" w:w="6120"/>
+            <w:vAlign w:val="center"/>
+          </w:tcPr>
+          <w:p>
+            <w:pPr>
+              <w:spacing w:after="0"/>
+            </w:pPr>
+            <w:r/>
+            <w:r>
+              <w:rPr>
+                <w:b w:val="0"/>
+              </w:rPr>
+              <w:t>Primary side-model accuracy, F1, class balance, and confusion behavior before meta filtering.</w:t>
+            </w:r>
+          </w:p>
+        </w:tc>
+        <w:tc>
+          <w:tcPr>
+            <w:tcW w:type="dxa" w:w="2592"/>
+            <w:vAlign w:val="center"/>
+          </w:tcPr>
+          <w:p>
+            <w:pPr>
+              <w:spacing w:after="0"/>
+            </w:pPr>
+            <w:r/>
+            <w:r>
+              <w:rPr>
+                <w:b w:val="0"/>
+              </w:rPr>
+              <w:t>Diagnose learning quality.</w:t>
+            </w:r>
+          </w:p>
+        </w:tc>
+      </w:tr>
+      <w:tr>
+        <w:tc>
+          <w:tcPr>
+            <w:tcW w:type="dxa" w:w="1944"/>
+            <w:vAlign w:val="center"/>
+          </w:tcPr>
+          <w:p>
+            <w:pPr>
+              <w:spacing w:after="0"/>
+            </w:pPr>
+            <w:r/>
+            <w:r>
+              <w:rPr>
+                <w:b w:val="0"/>
+              </w:rPr>
+              <w:t>meta/*</w:t>
+            </w:r>
+          </w:p>
+        </w:tc>
+        <w:tc>
+          <w:tcPr>
+            <w:tcW w:type="dxa" w:w="6120"/>
+            <w:vAlign w:val="center"/>
+          </w:tcPr>
+          <w:p>
+            <w:pPr>
+              <w:spacing w:after="0"/>
+            </w:pPr>
+            <w:r/>
+            <w:r>
+              <w:rPr>
+                <w:b w:val="0"/>
+              </w:rPr>
+              <w:t>TAKE/PASS model quality, accept threshold, take probability, and take rate.</w:t>
+            </w:r>
+          </w:p>
+        </w:tc>
+        <w:tc>
+          <w:tcPr>
+            <w:tcW w:type="dxa" w:w="2592"/>
+            <w:vAlign w:val="center"/>
+          </w:tcPr>
+          <w:p>
+            <w:pPr>
+              <w:spacing w:after="0"/>
+            </w:pPr>
+            <w:r/>
+            <w:r>
+              <w:rPr>
+                <w:b w:val="0"/>
+              </w:rPr>
+              <w:t>Diagnose trade filtering.</w:t>
+            </w:r>
+          </w:p>
+        </w:tc>
+      </w:tr>
+      <w:tr>
+        <w:tc>
+          <w:tcPr>
+            <w:tcW w:type="dxa" w:w="1944"/>
+            <w:vAlign w:val="center"/>
+          </w:tcPr>
+          <w:p>
+            <w:pPr>
+              <w:spacing w:after="0"/>
+            </w:pPr>
+            <w:r/>
+            <w:r>
+              <w:rPr>
+                <w:b w:val="0"/>
+              </w:rPr>
+              <w:t>decision/*</w:t>
+            </w:r>
+          </w:p>
+        </w:tc>
+        <w:tc>
+          <w:tcPr>
+            <w:tcW w:type="dxa" w:w="6120"/>
+            <w:vAlign w:val="center"/>
+          </w:tcPr>
+          <w:p>
+            <w:pPr>
+              <w:spacing w:after="0"/>
+            </w:pPr>
+            <w:r/>
+            <w:r>
+              <w:rPr>
+                <w:b w:val="0"/>
+              </w:rPr>
+              <w:t>Final acted/abstained behavior and errors on actionable or exit truths.</w:t>
+            </w:r>
+          </w:p>
+        </w:tc>
+        <w:tc>
+          <w:tcPr>
+            <w:tcW w:type="dxa" w:w="2592"/>
+            <w:vAlign w:val="center"/>
+          </w:tcPr>
+          <w:p>
+            <w:pPr>
+              <w:spacing w:after="0"/>
+            </w:pPr>
+            <w:r/>
+            <w:r>
+              <w:rPr>
+                <w:b w:val="0"/>
+              </w:rPr>
+              <w:t>Diagnose final trade decisions.</w:t>
+            </w:r>
+          </w:p>
+        </w:tc>
+      </w:tr>
+      <w:tr>
+        <w:tc>
+          <w:tcPr>
+            <w:tcW w:type="dxa" w:w="1944"/>
+            <w:vAlign w:val="center"/>
+          </w:tcPr>
+          <w:p>
+            <w:pPr>
+              <w:spacing w:after="0"/>
+            </w:pPr>
+            <w:r/>
+            <w:r>
+              <w:rPr>
+                <w:b w:val="0"/>
+              </w:rPr>
+              <w:t>execution/*</w:t>
+            </w:r>
+          </w:p>
+        </w:tc>
+        <w:tc>
+          <w:tcPr>
+            <w:tcW w:type="dxa" w:w="6120"/>
+            <w:vAlign w:val="center"/>
+          </w:tcPr>
+          <w:p>
+            <w:pPr>
+              <w:spacing w:after="0"/>
+            </w:pPr>
+            <w:r/>
+            <w:r>
+              <w:rPr>
+                <w:b w:val="0"/>
+              </w:rPr>
+              <w:t>Raw signals, overlap suppression, executed trades, hit rate, and active time.</w:t>
+            </w:r>
+          </w:p>
+        </w:tc>
+        <w:tc>
+          <w:tcPr>
+            <w:tcW w:type="dxa" w:w="2592"/>
+            <w:vAlign w:val="center"/>
+          </w:tcPr>
+          <w:p>
+            <w:pPr>
+              <w:spacing w:after="0"/>
+            </w:pPr>
+            <w:r/>
+            <w:r>
+              <w:rPr>
+                <w:b w:val="0"/>
+              </w:rPr>
+              <w:t>Diagnose whether trades are realistically executable.</w:t>
+            </w:r>
+          </w:p>
+        </w:tc>
+      </w:tr>
+      <w:tr>
+        <w:tc>
+          <w:tcPr>
+            <w:tcW w:type="dxa" w:w="1944"/>
+            <w:vAlign w:val="center"/>
+          </w:tcPr>
+          <w:p>
+            <w:pPr>
+              <w:spacing w:after="0"/>
+            </w:pPr>
+            <w:r/>
+            <w:r>
+              <w:rPr>
+                <w:b w:val="0"/>
+              </w:rPr>
+              <w:t>paper/*</w:t>
+            </w:r>
+          </w:p>
+        </w:tc>
+        <w:tc>
+          <w:tcPr>
+            <w:tcW w:type="dxa" w:w="6120"/>
+            <w:vAlign w:val="center"/>
+          </w:tcPr>
+          <w:p>
+            <w:pPr>
+              <w:spacing w:after="0"/>
+            </w:pPr>
+            <w:r/>
+            <w:r>
+              <w:rPr>
+                <w:b w:val="0"/>
+              </w:rPr>
+              <w:t>Reference-style trade economics using non-overlapping trade diagnostics.</w:t>
+            </w:r>
+          </w:p>
+        </w:tc>
+        <w:tc>
+          <w:tcPr>
+            <w:tcW w:type="dxa" w:w="2592"/>
+            <w:vAlign w:val="center"/>
+          </w:tcPr>
+          <w:p>
+            <w:pPr>
+              <w:spacing w:after="0"/>
+            </w:pPr>
+            <w:r/>
+            <w:r>
+              <w:rPr>
+                <w:b w:val="0"/>
+              </w:rPr>
+              <w:t>Use as diagnostic comparison, not final account value.</w:t>
+            </w:r>
+          </w:p>
+        </w:tc>
+      </w:tr>
+      <w:tr>
+        <w:tc>
+          <w:tcPr>
+            <w:tcW w:type="dxa" w:w="1944"/>
+            <w:vAlign w:val="center"/>
+          </w:tcPr>
+          <w:p>
+            <w:pPr>
+              <w:spacing w:after="0"/>
+            </w:pPr>
+            <w:r/>
+            <w:r>
+              <w:rPr>
+                <w:b w:val="0"/>
+              </w:rPr>
+              <w:t>portfolio/*</w:t>
+            </w:r>
+          </w:p>
+        </w:tc>
+        <w:tc>
+          <w:tcPr>
+            <w:tcW w:type="dxa" w:w="6120"/>
+            <w:vAlign w:val="center"/>
+          </w:tcPr>
+          <w:p>
+            <w:pPr>
+              <w:spacing w:after="0"/>
+            </w:pPr>
+            <w:r/>
+            <w:r>
+              <w:rPr>
+                <w:b w:val="0"/>
+              </w:rPr>
+              <w:t>One-account simulation with cash, exposure, costs, drawdown, Sharpe, and skipped-budget trades.</w:t>
+            </w:r>
+          </w:p>
+        </w:tc>
+        <w:tc>
+          <w:tcPr>
+            <w:tcW w:type="dxa" w:w="2592"/>
+            <w:vAlign w:val="center"/>
+          </w:tcPr>
+          <w:p>
+            <w:pPr>
+              <w:spacing w:after="0"/>
+            </w:pPr>
+            <w:r/>
+            <w:r>
+              <w:rPr>
+                <w:b w:val="0"/>
+              </w:rPr>
+              <w:t>Use for final economic claims.</w:t>
             </w:r>
           </w:p>
         </w:tc>
@@ -222,7 +1501,10 @@
     <w:p/>
     <w:p>
       <w:r>
-        <w:br w:type="page"/>
+        <w:rPr>
+          <w:rFonts w:ascii="Aptos" w:hAnsi="Aptos" w:eastAsia="Aptos"/>
+        </w:rPr>
+        <w:t>Portfolio equity curves are logged to W&amp;B as perf/portfolio_equity_curve/{split}, with a companion chart at charts/portfolio_equity/{split}. The table contains step, timestamp, equity, cash, exposure percentage, and open-position count.</w:t>
       </w:r>
     </w:p>
     <w:p>
@@ -231,26 +1513,393 @@
       </w:pPr>
       <w:r>
         <w:rPr>
-          <w:rFonts w:ascii="Aptos Display" w:hAnsi="Aptos Display"/>
-          <w:color w:val="1F4E79"/>
+          <w:rFonts w:ascii="Aptos" w:hAnsi="Aptos" w:eastAsia="Aptos"/>
         </w:rPr>
-        <w:t>1. Project Overview</w:t>
+        <w:t>8. Portfolio Simulator Assumptions</w:t>
+      </w:r>
+    </w:p>
+    <w:tbl>
+      <w:tblPr>
+        <w:tblStyle w:val="TableGrid"/>
+        <w:tblW w:type="auto" w:w="0"/>
+        <w:jc w:val="center"/>
+        <w:tblLook w:firstColumn="1" w:firstRow="1" w:lastColumn="0" w:lastRow="0" w:noHBand="0" w:noVBand="1" w:val="04A0"/>
+      </w:tblPr>
+      <w:tblGrid>
+        <w:gridCol w:w="5040"/>
+        <w:gridCol w:w="5040"/>
+      </w:tblGrid>
+      <w:tr>
+        <w:tc>
+          <w:tcPr>
+            <w:tcW w:type="dxa" w:w="3168"/>
+            <w:vAlign w:val="center"/>
+            <w:shd w:fill="1F4E79"/>
+          </w:tcPr>
+          <w:p>
+            <w:pPr>
+              <w:spacing w:after="0"/>
+            </w:pPr>
+            <w:r/>
+            <w:r>
+              <w:rPr>
+                <w:b/>
+                <w:color w:val="FFFFFF"/>
+              </w:rPr>
+              <w:t>Assumption</w:t>
+            </w:r>
+          </w:p>
+        </w:tc>
+        <w:tc>
+          <w:tcPr>
+            <w:tcW w:type="dxa" w:w="7200"/>
+            <w:vAlign w:val="center"/>
+            <w:shd w:fill="1F4E79"/>
+          </w:tcPr>
+          <w:p>
+            <w:pPr>
+              <w:spacing w:after="0"/>
+            </w:pPr>
+            <w:r/>
+            <w:r>
+              <w:rPr>
+                <w:b/>
+                <w:color w:val="FFFFFF"/>
+              </w:rPr>
+              <w:t>Current default</w:t>
+            </w:r>
+          </w:p>
+        </w:tc>
+      </w:tr>
+      <w:tr>
+        <w:tc>
+          <w:tcPr>
+            <w:tcW w:type="dxa" w:w="3168"/>
+            <w:vAlign w:val="center"/>
+          </w:tcPr>
+          <w:p>
+            <w:pPr>
+              <w:spacing w:after="0"/>
+            </w:pPr>
+            <w:r/>
+            <w:r>
+              <w:rPr>
+                <w:b w:val="0"/>
+              </w:rPr>
+              <w:t>Initial cash</w:t>
+            </w:r>
+          </w:p>
+        </w:tc>
+        <w:tc>
+          <w:tcPr>
+            <w:tcW w:type="dxa" w:w="7200"/>
+            <w:vAlign w:val="center"/>
+          </w:tcPr>
+          <w:p>
+            <w:pPr>
+              <w:spacing w:after="0"/>
+            </w:pPr>
+            <w:r/>
+            <w:r>
+              <w:rPr>
+                <w:b w:val="0"/>
+              </w:rPr>
+              <w:t>$10,000</w:t>
+            </w:r>
+          </w:p>
+        </w:tc>
+      </w:tr>
+      <w:tr>
+        <w:tc>
+          <w:tcPr>
+            <w:tcW w:type="dxa" w:w="3168"/>
+            <w:vAlign w:val="center"/>
+          </w:tcPr>
+          <w:p>
+            <w:pPr>
+              <w:spacing w:after="0"/>
+            </w:pPr>
+            <w:r/>
+            <w:r>
+              <w:rPr>
+                <w:b w:val="0"/>
+              </w:rPr>
+              <w:t>Maximum position size</w:t>
+            </w:r>
+          </w:p>
+        </w:tc>
+        <w:tc>
+          <w:tcPr>
+            <w:tcW w:type="dxa" w:w="7200"/>
+            <w:vAlign w:val="center"/>
+          </w:tcPr>
+          <w:p>
+            <w:pPr>
+              <w:spacing w:after="0"/>
+            </w:pPr>
+            <w:r/>
+            <w:r>
+              <w:rPr>
+                <w:b w:val="0"/>
+              </w:rPr>
+              <w:t>5% of current equity per trade, scaled by meta bet size.</w:t>
+            </w:r>
+          </w:p>
+        </w:tc>
+      </w:tr>
+      <w:tr>
+        <w:tc>
+          <w:tcPr>
+            <w:tcW w:type="dxa" w:w="3168"/>
+            <w:vAlign w:val="center"/>
+          </w:tcPr>
+          <w:p>
+            <w:pPr>
+              <w:spacing w:after="0"/>
+            </w:pPr>
+            <w:r/>
+            <w:r>
+              <w:rPr>
+                <w:b w:val="0"/>
+              </w:rPr>
+              <w:t>Maximum total exposure</w:t>
+            </w:r>
+          </w:p>
+        </w:tc>
+        <w:tc>
+          <w:tcPr>
+            <w:tcW w:type="dxa" w:w="7200"/>
+            <w:vAlign w:val="center"/>
+          </w:tcPr>
+          <w:p>
+            <w:pPr>
+              <w:spacing w:after="0"/>
+            </w:pPr>
+            <w:r/>
+            <w:r>
+              <w:rPr>
+                <w:b w:val="0"/>
+              </w:rPr>
+              <w:t>100% gross exposure.</w:t>
+            </w:r>
+          </w:p>
+        </w:tc>
+      </w:tr>
+      <w:tr>
+        <w:tc>
+          <w:tcPr>
+            <w:tcW w:type="dxa" w:w="3168"/>
+            <w:vAlign w:val="center"/>
+          </w:tcPr>
+          <w:p>
+            <w:pPr>
+              <w:spacing w:after="0"/>
+            </w:pPr>
+            <w:r/>
+            <w:r>
+              <w:rPr>
+                <w:b w:val="0"/>
+              </w:rPr>
+              <w:t>Maximum concurrent positions</w:t>
+            </w:r>
+          </w:p>
+        </w:tc>
+        <w:tc>
+          <w:tcPr>
+            <w:tcW w:type="dxa" w:w="7200"/>
+            <w:vAlign w:val="center"/>
+          </w:tcPr>
+          <w:p>
+            <w:pPr>
+              <w:spacing w:after="0"/>
+            </w:pPr>
+            <w:r/>
+            <w:r>
+              <w:rPr>
+                <w:b w:val="0"/>
+              </w:rPr>
+              <w:t>10 open positions.</w:t>
+            </w:r>
+          </w:p>
+        </w:tc>
+      </w:tr>
+      <w:tr>
+        <w:tc>
+          <w:tcPr>
+            <w:tcW w:type="dxa" w:w="3168"/>
+            <w:vAlign w:val="center"/>
+          </w:tcPr>
+          <w:p>
+            <w:pPr>
+              <w:spacing w:after="0"/>
+            </w:pPr>
+            <w:r/>
+            <w:r>
+              <w:rPr>
+                <w:b w:val="0"/>
+              </w:rPr>
+              <w:t>Costs</w:t>
+            </w:r>
+          </w:p>
+        </w:tc>
+        <w:tc>
+          <w:tcPr>
+            <w:tcW w:type="dxa" w:w="7200"/>
+            <w:vAlign w:val="center"/>
+          </w:tcPr>
+          <w:p>
+            <w:pPr>
+              <w:spacing w:after="0"/>
+            </w:pPr>
+            <w:r/>
+            <w:r>
+              <w:rPr>
+                <w:b w:val="0"/>
+              </w:rPr>
+              <w:t>Entry and exit transaction costs are charged.</w:t>
+            </w:r>
+          </w:p>
+        </w:tc>
+      </w:tr>
+      <w:tr>
+        <w:tc>
+          <w:tcPr>
+            <w:tcW w:type="dxa" w:w="3168"/>
+            <w:vAlign w:val="center"/>
+          </w:tcPr>
+          <w:p>
+            <w:pPr>
+              <w:spacing w:after="0"/>
+            </w:pPr>
+            <w:r/>
+            <w:r>
+              <w:rPr>
+                <w:b w:val="0"/>
+              </w:rPr>
+              <w:t>Overlaps</w:t>
+            </w:r>
+          </w:p>
+        </w:tc>
+        <w:tc>
+          <w:tcPr>
+            <w:tcW w:type="dxa" w:w="7200"/>
+            <w:vAlign w:val="center"/>
+          </w:tcPr>
+          <w:p>
+            <w:pPr>
+              <w:spacing w:after="0"/>
+            </w:pPr>
+            <w:r/>
+            <w:r>
+              <w:rPr>
+                <w:b w:val="0"/>
+              </w:rPr>
+              <w:t>Same-ticker overlaps are suppressed before portfolio budget checks.</w:t>
+            </w:r>
+          </w:p>
+        </w:tc>
+      </w:tr>
+      <w:tr>
+        <w:tc>
+          <w:tcPr>
+            <w:tcW w:type="dxa" w:w="3168"/>
+            <w:vAlign w:val="center"/>
+          </w:tcPr>
+          <w:p>
+            <w:pPr>
+              <w:spacing w:after="0"/>
+            </w:pPr>
+            <w:r/>
+            <w:r>
+              <w:rPr>
+                <w:b w:val="0"/>
+              </w:rPr>
+              <w:t>Skipped trades</w:t>
+            </w:r>
+          </w:p>
+        </w:tc>
+        <w:tc>
+          <w:tcPr>
+            <w:tcW w:type="dxa" w:w="7200"/>
+            <w:vAlign w:val="center"/>
+          </w:tcPr>
+          <w:p>
+            <w:pPr>
+              <w:spacing w:after="0"/>
+            </w:pPr>
+            <w:r/>
+            <w:r>
+              <w:rPr>
+                <w:b w:val="0"/>
+              </w:rPr>
+              <w:t>Trades can be skipped when cash, exposure, or max-position limits are exhausted.</w:t>
+            </w:r>
+          </w:p>
+        </w:tc>
+      </w:tr>
+    </w:tbl>
+    <w:p/>
+    <w:p>
+      <w:pPr>
+        <w:pStyle w:val="Heading1"/>
+      </w:pPr>
+      <w:r>
+        <w:rPr>
+          <w:rFonts w:ascii="Aptos" w:hAnsi="Aptos" w:eastAsia="Aptos"/>
+        </w:rPr>
+        <w:t>9. Reproducibility and Project Structure</w:t>
+      </w:r>
+    </w:p>
+    <w:p>
+      <w:r>
+        <w:rPr>
+          <w:rFonts w:ascii="Aptos" w:hAnsi="Aptos" w:eastAsia="Aptos"/>
+        </w:rPr>
+        <w:t>The repository is organized as a single project root. Source code, tests, documentation, reports, configuration, dependency metadata, and uv.lock are tracked. Generated runtime outputs are ignored and can be regenerated from commands and source code.</w:t>
       </w:r>
     </w:p>
     <w:p>
       <w:pPr>
-        <w:pStyle w:val="BodyText"/>
+        <w:pStyle w:val="ListBullet"/>
       </w:pPr>
       <w:r>
-        <w:t>`kvant` is a quant research project for short-horizon US equity trading on minute-level OHLCV data. The current approach follows a Lopez de Prado-inspired side-plus-meta-labeling workflow. Prepared artifacts keep the raw three-class triple-barrier event outcome (`down`, `exit`, `up`), the training pipeline derives a binary primary side target (`down`, `up`), and a meta-label layer decides whether a predicted side should be traded or abstained from.</w:t>
+        <w:rPr>
+          <w:rFonts w:ascii="Aptos" w:hAnsi="Aptos" w:eastAsia="Aptos"/>
+        </w:rPr>
+        <w:t>Use uv for Python execution and dependency management.</w:t>
       </w:r>
     </w:p>
     <w:p>
       <w:pPr>
-        <w:pStyle w:val="BodyText"/>
+        <w:pStyle w:val="ListBullet"/>
       </w:pPr>
       <w:r>
-        <w:t>The project is organized around reproducible walk-forward folds. Data preparation creates train, validation, and test artifacts with sampled OHLCV, engineered features, labels, metadata, and diagnostics. Training consumes those artifacts with PyTorch models, validates the artifact contract before running, logs metrics through W&amp;B, and evaluates both model quality and trading-oriented behavior under transaction costs.</w:t>
+        <w:rPr>
+          <w:rFonts w:ascii="Aptos" w:hAnsi="Aptos" w:eastAsia="Aptos"/>
+        </w:rPr>
+        <w:t>Use pytest for tests and ruff for linting/formatting.</w:t>
+      </w:r>
+    </w:p>
+    <w:p>
+      <w:pPr>
+        <w:pStyle w:val="ListBullet"/>
+      </w:pPr>
+      <w:r>
+        <w:rPr>
+          <w:rFonts w:ascii="Aptos" w:hAnsi="Aptos" w:eastAsia="Aptos"/>
+        </w:rPr>
+        <w:t>Use prepared manifests to make training runs reproducible.</w:t>
+      </w:r>
+    </w:p>
+    <w:p>
+      <w:pPr>
+        <w:pStyle w:val="ListBullet"/>
+      </w:pPr>
+      <w:r>
+        <w:rPr>
+          <w:rFonts w:ascii="Aptos" w:hAnsi="Aptos" w:eastAsia="Aptos"/>
+        </w:rPr>
+        <w:t>Update the implementation matrix, team change log, and AI dialog log when methodology changes.</w:t>
       </w:r>
     </w:p>
     <w:p>
@@ -259,162 +1908,58 @@
       </w:pPr>
       <w:r>
         <w:rPr>
-          <w:rFonts w:ascii="Aptos Display" w:hAnsi="Aptos Display"/>
-          <w:color w:val="1F4E79"/>
+          <w:rFonts w:ascii="Aptos" w:hAnsi="Aptos" w:eastAsia="Aptos"/>
         </w:rPr>
-        <w:t>2. Research Objective</w:t>
-      </w:r>
-    </w:p>
-    <w:p>
-      <w:pPr>
-        <w:pStyle w:val="BodyText"/>
-      </w:pPr>
-      <w:r>
-        <w:t>The goal is not simply to maximize classification accuracy. The central question is whether a model can identify trade directions and decide when to abstain in a way that improves acted-trade quality and economic outcomes after transaction costs.</w:t>
-      </w:r>
-    </w:p>
-    <w:p>
-      <w:pPr>
-        <w:pStyle w:val="ListBullet"/>
-        <w:spacing w:after="60"/>
-        <w:ind w:left="312"/>
-      </w:pPr>
-      <w:r>
-        <w:rPr>
-          <w:rFonts w:ascii="Aptos" w:hAnsi="Aptos"/>
-          <w:sz w:val="21"/>
-        </w:rPr>
-        <w:t>Train a primary side model that predicts whether actionable events move down or up.</w:t>
-      </w:r>
-    </w:p>
-    <w:p>
-      <w:pPr>
-        <w:pStyle w:val="ListBullet"/>
-        <w:spacing w:after="60"/>
-        <w:ind w:left="312"/>
-      </w:pPr>
-      <w:r>
-        <w:rPr>
-          <w:rFonts w:ascii="Aptos" w:hAnsi="Aptos"/>
-          <w:sz w:val="21"/>
-        </w:rPr>
-        <w:t>Use a meta-label decision layer to filter low-confidence or low-quality side predictions.</w:t>
-      </w:r>
-    </w:p>
-    <w:p>
-      <w:pPr>
-        <w:pStyle w:val="ListBullet"/>
-        <w:spacing w:after="60"/>
-        <w:ind w:left="312"/>
-      </w:pPr>
-      <w:r>
-        <w:rPr>
-          <w:rFonts w:ascii="Aptos" w:hAnsi="Aptos"/>
-          <w:sz w:val="21"/>
-        </w:rPr>
-        <w:t>Evaluate the complete decision pipeline: side quality, meta acceptance, acted trades, abstentions, and cost-aware profit metrics.</w:t>
-      </w:r>
-    </w:p>
-    <w:p>
-      <w:pPr>
-        <w:pStyle w:val="Heading1"/>
-      </w:pPr>
-      <w:r>
-        <w:rPr>
-          <w:rFonts w:ascii="Aptos Display" w:hAnsi="Aptos Display"/>
-          <w:color w:val="1F4E79"/>
-        </w:rPr>
-        <w:t>3. Current Pipeline</w:t>
+        <w:t>10. Quality Gates</w:t>
       </w:r>
     </w:p>
     <w:tbl>
       <w:tblPr>
+        <w:tblStyle w:val="TableGrid"/>
         <w:tblW w:type="auto" w:w="0"/>
         <w:jc w:val="center"/>
         <w:tblLook w:firstColumn="1" w:firstRow="1" w:lastColumn="0" w:lastRow="0" w:noHBand="0" w:noVBand="1" w:val="04A0"/>
       </w:tblPr>
       <w:tblGrid>
-        <w:gridCol w:w="3324"/>
-        <w:gridCol w:w="3324"/>
-        <w:gridCol w:w="3324"/>
+        <w:gridCol w:w="5040"/>
+        <w:gridCol w:w="5040"/>
       </w:tblGrid>
       <w:tr>
         <w:tc>
           <w:tcPr>
-            <w:tcW w:type="dxa" w:w="3324"/>
+            <w:tcW w:type="dxa" w:w="3744"/>
+            <w:vAlign w:val="center"/>
             <w:shd w:fill="1F4E79"/>
-            <w:tcBorders>
-              <w:top w:val="single" w:sz="4" w:space="0" w:color="1F4E79"/>
-              <w:left w:val="single" w:sz="4" w:space="0" w:color="1F4E79"/>
-              <w:bottom w:val="single" w:sz="4" w:space="0" w:color="1F4E79"/>
-              <w:right w:val="single" w:sz="4" w:space="0" w:color="1F4E79"/>
-            </w:tcBorders>
           </w:tcPr>
           <w:p>
             <w:pPr>
-              <w:jc w:val="left"/>
+              <w:spacing w:after="0"/>
             </w:pPr>
             <w:r/>
             <w:r>
               <w:rPr>
-                <w:rFonts w:ascii="Aptos" w:hAnsi="Aptos"/>
                 <w:b/>
                 <w:color w:val="FFFFFF"/>
-                <w:sz w:val="19"/>
               </w:rPr>
-              <w:t>Step</w:t>
+              <w:t>Gate</w:t>
             </w:r>
           </w:p>
         </w:tc>
         <w:tc>
           <w:tcPr>
-            <w:tcW w:type="dxa" w:w="3324"/>
+            <w:tcW w:type="dxa" w:w="6768"/>
+            <w:vAlign w:val="center"/>
             <w:shd w:fill="1F4E79"/>
-            <w:tcBorders>
-              <w:top w:val="single" w:sz="4" w:space="0" w:color="1F4E79"/>
-              <w:left w:val="single" w:sz="4" w:space="0" w:color="1F4E79"/>
-              <w:bottom w:val="single" w:sz="4" w:space="0" w:color="1F4E79"/>
-              <w:right w:val="single" w:sz="4" w:space="0" w:color="1F4E79"/>
-            </w:tcBorders>
           </w:tcPr>
           <w:p>
             <w:pPr>
-              <w:jc w:val="left"/>
+              <w:spacing w:after="0"/>
             </w:pPr>
             <w:r/>
             <w:r>
               <w:rPr>
-                <w:rFonts w:ascii="Aptos" w:hAnsi="Aptos"/>
                 <w:b/>
                 <w:color w:val="FFFFFF"/>
-                <w:sz w:val="19"/>
-              </w:rPr>
-              <w:t>Stage</w:t>
-            </w:r>
-          </w:p>
-        </w:tc>
-        <w:tc>
-          <w:tcPr>
-            <w:tcW w:type="dxa" w:w="3324"/>
-            <w:shd w:fill="1F4E79"/>
-            <w:tcBorders>
-              <w:top w:val="single" w:sz="4" w:space="0" w:color="1F4E79"/>
-              <w:left w:val="single" w:sz="4" w:space="0" w:color="1F4E79"/>
-              <w:bottom w:val="single" w:sz="4" w:space="0" w:color="1F4E79"/>
-              <w:right w:val="single" w:sz="4" w:space="0" w:color="1F4E79"/>
-            </w:tcBorders>
-          </w:tcPr>
-          <w:p>
-            <w:pPr>
-              <w:jc w:val="left"/>
-            </w:pPr>
-            <w:r/>
-            <w:r>
-              <w:rPr>
-                <w:rFonts w:ascii="Aptos" w:hAnsi="Aptos"/>
-                <w:b/>
-                <w:color w:val="FFFFFF"/>
-                <w:sz w:val="19"/>
               </w:rPr>
               <w:t>Purpose</w:t>
             </w:r>
@@ -424,79 +1969,37 @@
       <w:tr>
         <w:tc>
           <w:tcPr>
-            <w:tcW w:type="dxa" w:w="3324"/>
-            <w:shd w:fill="F8FAFC"/>
-            <w:tcBorders>
-              <w:top w:val="single" w:sz="4" w:space="0" w:color="D9E2EC"/>
-              <w:left w:val="single" w:sz="4" w:space="0" w:color="D9E2EC"/>
-              <w:bottom w:val="single" w:sz="4" w:space="0" w:color="D9E2EC"/>
-              <w:right w:val="single" w:sz="4" w:space="0" w:color="D9E2EC"/>
-            </w:tcBorders>
+            <w:tcW w:type="dxa" w:w="3744"/>
+            <w:vAlign w:val="center"/>
           </w:tcPr>
           <w:p>
             <w:pPr>
-              <w:jc w:val="left"/>
+              <w:spacing w:after="0"/>
             </w:pPr>
             <w:r/>
             <w:r>
               <w:rPr>
-                <w:rFonts w:ascii="Aptos" w:hAnsi="Aptos"/>
                 <w:b w:val="0"/>
-                <w:sz w:val="19"/>
               </w:rPr>
-              <w:t>1</w:t>
+              <w:t>uv run ruff check .</w:t>
             </w:r>
           </w:p>
         </w:tc>
         <w:tc>
           <w:tcPr>
-            <w:tcW w:type="dxa" w:w="3324"/>
-            <w:shd w:fill="F8FAFC"/>
-            <w:tcBorders>
-              <w:top w:val="single" w:sz="4" w:space="0" w:color="D9E2EC"/>
-              <w:left w:val="single" w:sz="4" w:space="0" w:color="D9E2EC"/>
-              <w:bottom w:val="single" w:sz="4" w:space="0" w:color="D9E2EC"/>
-              <w:right w:val="single" w:sz="4" w:space="0" w:color="D9E2EC"/>
-            </w:tcBorders>
+            <w:tcW w:type="dxa" w:w="6768"/>
+            <w:vAlign w:val="center"/>
           </w:tcPr>
           <w:p>
             <w:pPr>
-              <w:jc w:val="left"/>
+              <w:spacing w:after="0"/>
             </w:pPr>
             <w:r/>
             <w:r>
               <w:rPr>
-                <w:rFonts w:ascii="Aptos" w:hAnsi="Aptos"/>
-                <w:b/>
-                <w:sz w:val="19"/>
+                <w:b w:val="0"/>
               </w:rPr>
-              <w:t>Load minute OHLCV data</w:t>
-            </w:r>
-          </w:p>
-        </w:tc>
-        <w:tc>
-          <w:tcPr>
-            <w:tcW w:type="dxa" w:w="3324"/>
-            <w:shd w:fill="F8FAFC"/>
-            <w:tcBorders>
-              <w:top w:val="single" w:sz="4" w:space="0" w:color="D9E2EC"/>
-              <w:left w:val="single" w:sz="4" w:space="0" w:color="D9E2EC"/>
-              <w:bottom w:val="single" w:sz="4" w:space="0" w:color="D9E2EC"/>
-              <w:right w:val="single" w:sz="4" w:space="0" w:color="D9E2EC"/>
-            </w:tcBorders>
-          </w:tcPr>
-          <w:p>
-            <w:pPr>
-              <w:jc w:val="left"/>
-            </w:pPr>
-            <w:r/>
-            <w:r>
-              <w:rPr>
-                <w:rFonts w:ascii="Aptos" w:hAnsi="Aptos"/>
-                <w:b w:val="0"/>
-                <w:sz w:val="19"/>
-              </w:rPr>
-              <w:t>Ticker-level minute bars are loaded and aligned for walk-forward preparation.</w:t>
+              <w:t>Checks lint and code-quality rules.</w:t>
             </w:r>
           </w:p>
         </w:tc>
@@ -504,79 +2007,37 @@
       <w:tr>
         <w:tc>
           <w:tcPr>
-            <w:tcW w:type="dxa" w:w="3324"/>
-            <w:shd w:fill="FFFFFF"/>
-            <w:tcBorders>
-              <w:top w:val="single" w:sz="4" w:space="0" w:color="D9E2EC"/>
-              <w:left w:val="single" w:sz="4" w:space="0" w:color="D9E2EC"/>
-              <w:bottom w:val="single" w:sz="4" w:space="0" w:color="D9E2EC"/>
-              <w:right w:val="single" w:sz="4" w:space="0" w:color="D9E2EC"/>
-            </w:tcBorders>
+            <w:tcW w:type="dxa" w:w="3744"/>
+            <w:vAlign w:val="center"/>
           </w:tcPr>
           <w:p>
             <w:pPr>
-              <w:jc w:val="left"/>
+              <w:spacing w:after="0"/>
             </w:pPr>
             <w:r/>
             <w:r>
               <w:rPr>
-                <w:rFonts w:ascii="Aptos" w:hAnsi="Aptos"/>
                 <w:b w:val="0"/>
-                <w:sz w:val="19"/>
               </w:rPr>
-              <w:t>2</w:t>
+              <w:t>uv run pytest</w:t>
             </w:r>
           </w:p>
         </w:tc>
         <w:tc>
           <w:tcPr>
-            <w:tcW w:type="dxa" w:w="3324"/>
-            <w:shd w:fill="FFFFFF"/>
-            <w:tcBorders>
-              <w:top w:val="single" w:sz="4" w:space="0" w:color="D9E2EC"/>
-              <w:left w:val="single" w:sz="4" w:space="0" w:color="D9E2EC"/>
-              <w:bottom w:val="single" w:sz="4" w:space="0" w:color="D9E2EC"/>
-              <w:right w:val="single" w:sz="4" w:space="0" w:color="D9E2EC"/>
-            </w:tcBorders>
+            <w:tcW w:type="dxa" w:w="6768"/>
+            <w:vAlign w:val="center"/>
           </w:tcPr>
           <w:p>
             <w:pPr>
-              <w:jc w:val="left"/>
+              <w:spacing w:after="0"/>
             </w:pPr>
             <w:r/>
             <w:r>
               <w:rPr>
-                <w:rFonts w:ascii="Aptos" w:hAnsi="Aptos"/>
-                <w:b/>
-                <w:sz w:val="19"/>
+                <w:b w:val="0"/>
               </w:rPr>
-              <w:t>Feature engineering before sampling</w:t>
-            </w:r>
-          </w:p>
-        </w:tc>
-        <w:tc>
-          <w:tcPr>
-            <w:tcW w:type="dxa" w:w="3324"/>
-            <w:shd w:fill="FFFFFF"/>
-            <w:tcBorders>
-              <w:top w:val="single" w:sz="4" w:space="0" w:color="D9E2EC"/>
-              <w:left w:val="single" w:sz="4" w:space="0" w:color="D9E2EC"/>
-              <w:bottom w:val="single" w:sz="4" w:space="0" w:color="D9E2EC"/>
-              <w:right w:val="single" w:sz="4" w:space="0" w:color="D9E2EC"/>
-            </w:tcBorders>
-          </w:tcPr>
-          <w:p>
-            <w:pPr>
-              <w:jc w:val="left"/>
-            </w:pPr>
-            <w:r/>
-            <w:r>
-              <w:rPr>
-                <w:rFonts w:ascii="Aptos" w:hAnsi="Aptos"/>
-                <w:b w:val="0"/>
-                <w:sz w:val="19"/>
-              </w:rPr>
-              <w:t>Technical and paper-inspired features are computed on the full minute-resolution series before bars are sampled.</w:t>
+              <w:t>Runs unit and pipeline-contract tests.</w:t>
             </w:r>
           </w:p>
         </w:tc>
@@ -584,79 +2045,37 @@
       <w:tr>
         <w:tc>
           <w:tcPr>
-            <w:tcW w:type="dxa" w:w="3324"/>
-            <w:shd w:fill="F8FAFC"/>
-            <w:tcBorders>
-              <w:top w:val="single" w:sz="4" w:space="0" w:color="D9E2EC"/>
-              <w:left w:val="single" w:sz="4" w:space="0" w:color="D9E2EC"/>
-              <w:bottom w:val="single" w:sz="4" w:space="0" w:color="D9E2EC"/>
-              <w:right w:val="single" w:sz="4" w:space="0" w:color="D9E2EC"/>
-            </w:tcBorders>
+            <w:tcW w:type="dxa" w:w="3744"/>
+            <w:vAlign w:val="center"/>
           </w:tcPr>
           <w:p>
             <w:pPr>
-              <w:jc w:val="left"/>
+              <w:spacing w:after="0"/>
             </w:pPr>
             <w:r/>
             <w:r>
               <w:rPr>
-                <w:rFonts w:ascii="Aptos" w:hAnsi="Aptos"/>
                 <w:b w:val="0"/>
-                <w:sz w:val="19"/>
               </w:rPr>
-              <w:t>3</w:t>
+              <w:t>smoke_prepared_experiment</w:t>
             </w:r>
           </w:p>
         </w:tc>
         <w:tc>
           <w:tcPr>
-            <w:tcW w:type="dxa" w:w="3324"/>
-            <w:shd w:fill="F8FAFC"/>
-            <w:tcBorders>
-              <w:top w:val="single" w:sz="4" w:space="0" w:color="D9E2EC"/>
-              <w:left w:val="single" w:sz="4" w:space="0" w:color="D9E2EC"/>
-              <w:bottom w:val="single" w:sz="4" w:space="0" w:color="D9E2EC"/>
-              <w:right w:val="single" w:sz="4" w:space="0" w:color="D9E2EC"/>
-            </w:tcBorders>
+            <w:tcW w:type="dxa" w:w="6768"/>
+            <w:vAlign w:val="center"/>
           </w:tcPr>
           <w:p>
             <w:pPr>
-              <w:jc w:val="left"/>
+              <w:spacing w:after="0"/>
             </w:pPr>
             <w:r/>
             <w:r>
               <w:rPr>
-                <w:rFonts w:ascii="Aptos" w:hAnsi="Aptos"/>
-                <w:b/>
-                <w:sz w:val="19"/>
+                <w:b w:val="0"/>
               </w:rPr>
-              <w:t>Train-only sampler fit</w:t>
-            </w:r>
-          </w:p>
-        </w:tc>
-        <w:tc>
-          <w:tcPr>
-            <w:tcW w:type="dxa" w:w="3324"/>
-            <w:shd w:fill="F8FAFC"/>
-            <w:tcBorders>
-              <w:top w:val="single" w:sz="4" w:space="0" w:color="D9E2EC"/>
-              <w:left w:val="single" w:sz="4" w:space="0" w:color="D9E2EC"/>
-              <w:bottom w:val="single" w:sz="4" w:space="0" w:color="D9E2EC"/>
-              <w:right w:val="single" w:sz="4" w:space="0" w:color="D9E2EC"/>
-            </w:tcBorders>
-          </w:tcPr>
-          <w:p>
-            <w:pPr>
-              <w:jc w:val="left"/>
-            </w:pPr>
-            <w:r/>
-            <w:r>
-              <w:rPr>
-                <w:rFonts w:ascii="Aptos" w:hAnsi="Aptos"/>
-                <w:b w:val="0"/>
-                <w:sz w:val="19"/>
-              </w:rPr>
-              <w:t>The tuned CUSUM sampler is fitted only on training data to target a configurable bars-per-day density.</w:t>
+              <w:t>Validates generated prepared artifacts before a longer training run.</w:t>
             </w:r>
           </w:p>
         </w:tc>
@@ -664,79 +2083,37 @@
       <w:tr>
         <w:tc>
           <w:tcPr>
-            <w:tcW w:type="dxa" w:w="3324"/>
-            <w:shd w:fill="FFFFFF"/>
-            <w:tcBorders>
-              <w:top w:val="single" w:sz="4" w:space="0" w:color="D9E2EC"/>
-              <w:left w:val="single" w:sz="4" w:space="0" w:color="D9E2EC"/>
-              <w:bottom w:val="single" w:sz="4" w:space="0" w:color="D9E2EC"/>
-              <w:right w:val="single" w:sz="4" w:space="0" w:color="D9E2EC"/>
-            </w:tcBorders>
+            <w:tcW w:type="dxa" w:w="3744"/>
+            <w:vAlign w:val="center"/>
           </w:tcPr>
           <w:p>
             <w:pPr>
-              <w:jc w:val="left"/>
+              <w:spacing w:after="0"/>
             </w:pPr>
             <w:r/>
             <w:r>
               <w:rPr>
-                <w:rFonts w:ascii="Aptos" w:hAnsi="Aptos"/>
                 <w:b w:val="0"/>
-                <w:sz w:val="19"/>
               </w:rPr>
-              <w:t>4</w:t>
+              <w:t>Metric registry and W&amp;B setup tables</w:t>
             </w:r>
           </w:p>
         </w:tc>
         <w:tc>
           <w:tcPr>
-            <w:tcW w:type="dxa" w:w="3324"/>
-            <w:shd w:fill="FFFFFF"/>
-            <w:tcBorders>
-              <w:top w:val="single" w:sz="4" w:space="0" w:color="D9E2EC"/>
-              <w:left w:val="single" w:sz="4" w:space="0" w:color="D9E2EC"/>
-              <w:bottom w:val="single" w:sz="4" w:space="0" w:color="D9E2EC"/>
-              <w:right w:val="single" w:sz="4" w:space="0" w:color="D9E2EC"/>
-            </w:tcBorders>
+            <w:tcW w:type="dxa" w:w="6768"/>
+            <w:vAlign w:val="center"/>
           </w:tcPr>
           <w:p>
             <w:pPr>
-              <w:jc w:val="left"/>
+              <w:spacing w:after="0"/>
             </w:pPr>
             <w:r/>
             <w:r>
               <w:rPr>
-                <w:rFonts w:ascii="Aptos" w:hAnsi="Aptos"/>
-                <w:b/>
-                <w:sz w:val="19"/>
+                <w:b w:val="0"/>
               </w:rPr>
-              <w:t>Apply event sampling</w:t>
-            </w:r>
-          </w:p>
-        </w:tc>
-        <w:tc>
-          <w:tcPr>
-            <w:tcW w:type="dxa" w:w="3324"/>
-            <w:shd w:fill="FFFFFF"/>
-            <w:tcBorders>
-              <w:top w:val="single" w:sz="4" w:space="0" w:color="D9E2EC"/>
-              <w:left w:val="single" w:sz="4" w:space="0" w:color="D9E2EC"/>
-              <w:bottom w:val="single" w:sz="4" w:space="0" w:color="D9E2EC"/>
-              <w:right w:val="single" w:sz="4" w:space="0" w:color="D9E2EC"/>
-            </w:tcBorders>
-          </w:tcPr>
-          <w:p>
-            <w:pPr>
-              <w:jc w:val="left"/>
-            </w:pPr>
-            <w:r/>
-            <w:r>
-              <w:rPr>
-                <w:rFonts w:ascii="Aptos" w:hAnsi="Aptos"/>
-                <w:b w:val="0"/>
-                <w:sz w:val="19"/>
-              </w:rPr>
-              <w:t>The fitted sampler transforms train, validation, and test splits into event bars.</w:t>
+              <w:t>Make metric meanings visible in each run.</w:t>
             </w:r>
           </w:p>
         </w:tc>
@@ -744,478 +2121,107 @@
       <w:tr>
         <w:tc>
           <w:tcPr>
-            <w:tcW w:type="dxa" w:w="3324"/>
-            <w:shd w:fill="F8FAFC"/>
-            <w:tcBorders>
-              <w:top w:val="single" w:sz="4" w:space="0" w:color="D9E2EC"/>
-              <w:left w:val="single" w:sz="4" w:space="0" w:color="D9E2EC"/>
-              <w:bottom w:val="single" w:sz="4" w:space="0" w:color="D9E2EC"/>
-              <w:right w:val="single" w:sz="4" w:space="0" w:color="D9E2EC"/>
-            </w:tcBorders>
+            <w:tcW w:type="dxa" w:w="3744"/>
+            <w:vAlign w:val="center"/>
           </w:tcPr>
           <w:p>
             <w:pPr>
-              <w:jc w:val="left"/>
+              <w:spacing w:after="0"/>
             </w:pPr>
             <w:r/>
             <w:r>
               <w:rPr>
-                <w:rFonts w:ascii="Aptos" w:hAnsi="Aptos"/>
                 <w:b w:val="0"/>
-                <w:sz w:val="19"/>
               </w:rPr>
-              <w:t>5</w:t>
+              <w:t>Team logs</w:t>
             </w:r>
           </w:p>
         </w:tc>
         <w:tc>
           <w:tcPr>
-            <w:tcW w:type="dxa" w:w="3324"/>
-            <w:shd w:fill="F8FAFC"/>
-            <w:tcBorders>
-              <w:top w:val="single" w:sz="4" w:space="0" w:color="D9E2EC"/>
-              <w:left w:val="single" w:sz="4" w:space="0" w:color="D9E2EC"/>
-              <w:bottom w:val="single" w:sz="4" w:space="0" w:color="D9E2EC"/>
-              <w:right w:val="single" w:sz="4" w:space="0" w:color="D9E2EC"/>
-            </w:tcBorders>
+            <w:tcW w:type="dxa" w:w="6768"/>
+            <w:vAlign w:val="center"/>
           </w:tcPr>
           <w:p>
             <w:pPr>
-              <w:jc w:val="left"/>
+              <w:spacing w:after="0"/>
             </w:pPr>
             <w:r/>
             <w:r>
               <w:rPr>
-                <w:rFonts w:ascii="Aptos" w:hAnsi="Aptos"/>
-                <w:b/>
-                <w:sz w:val="19"/>
+                <w:b w:val="0"/>
               </w:rPr>
-              <w:t>Triple-barrier labeling</w:t>
-            </w:r>
-          </w:p>
-        </w:tc>
-        <w:tc>
-          <w:tcPr>
-            <w:tcW w:type="dxa" w:w="3324"/>
-            <w:shd w:fill="F8FAFC"/>
-            <w:tcBorders>
-              <w:top w:val="single" w:sz="4" w:space="0" w:color="D9E2EC"/>
-              <w:left w:val="single" w:sz="4" w:space="0" w:color="D9E2EC"/>
-              <w:bottom w:val="single" w:sz="4" w:space="0" w:color="D9E2EC"/>
-              <w:right w:val="single" w:sz="4" w:space="0" w:color="D9E2EC"/>
-            </w:tcBorders>
-          </w:tcPr>
-          <w:p>
-            <w:pPr>
-              <w:jc w:val="left"/>
-            </w:pPr>
-            <w:r/>
-            <w:r>
-              <w:rPr>
-                <w:rFonts w:ascii="Aptos" w:hAnsi="Aptos"/>
-                <w:b w:val="0"/>
-                <w:sz w:val="19"/>
-              </w:rPr>
-              <w:t>Sampled bars receive canonical event outcomes: down, exit, or up.</w:t>
-            </w:r>
-          </w:p>
-        </w:tc>
-      </w:tr>
-      <w:tr>
-        <w:tc>
-          <w:tcPr>
-            <w:tcW w:type="dxa" w:w="3324"/>
-            <w:shd w:fill="FFFFFF"/>
-            <w:tcBorders>
-              <w:top w:val="single" w:sz="4" w:space="0" w:color="D9E2EC"/>
-              <w:left w:val="single" w:sz="4" w:space="0" w:color="D9E2EC"/>
-              <w:bottom w:val="single" w:sz="4" w:space="0" w:color="D9E2EC"/>
-              <w:right w:val="single" w:sz="4" w:space="0" w:color="D9E2EC"/>
-            </w:tcBorders>
-          </w:tcPr>
-          <w:p>
-            <w:pPr>
-              <w:jc w:val="left"/>
-            </w:pPr>
-            <w:r/>
-            <w:r>
-              <w:rPr>
-                <w:rFonts w:ascii="Aptos" w:hAnsi="Aptos"/>
-                <w:b w:val="0"/>
-                <w:sz w:val="19"/>
-              </w:rPr>
-              <w:t>6</w:t>
-            </w:r>
-          </w:p>
-        </w:tc>
-        <w:tc>
-          <w:tcPr>
-            <w:tcW w:type="dxa" w:w="3324"/>
-            <w:shd w:fill="FFFFFF"/>
-            <w:tcBorders>
-              <w:top w:val="single" w:sz="4" w:space="0" w:color="D9E2EC"/>
-              <w:left w:val="single" w:sz="4" w:space="0" w:color="D9E2EC"/>
-              <w:bottom w:val="single" w:sz="4" w:space="0" w:color="D9E2EC"/>
-              <w:right w:val="single" w:sz="4" w:space="0" w:color="D9E2EC"/>
-            </w:tcBorders>
-          </w:tcPr>
-          <w:p>
-            <w:pPr>
-              <w:jc w:val="left"/>
-            </w:pPr>
-            <w:r/>
-            <w:r>
-              <w:rPr>
-                <w:rFonts w:ascii="Aptos" w:hAnsi="Aptos"/>
-                <w:b/>
-                <w:sz w:val="19"/>
-              </w:rPr>
-              <w:t>Train-only feature selection/scaling</w:t>
-            </w:r>
-          </w:p>
-        </w:tc>
-        <w:tc>
-          <w:tcPr>
-            <w:tcW w:type="dxa" w:w="3324"/>
-            <w:shd w:fill="FFFFFF"/>
-            <w:tcBorders>
-              <w:top w:val="single" w:sz="4" w:space="0" w:color="D9E2EC"/>
-              <w:left w:val="single" w:sz="4" w:space="0" w:color="D9E2EC"/>
-              <w:bottom w:val="single" w:sz="4" w:space="0" w:color="D9E2EC"/>
-              <w:right w:val="single" w:sz="4" w:space="0" w:color="D9E2EC"/>
-            </w:tcBorders>
-          </w:tcPr>
-          <w:p>
-            <w:pPr>
-              <w:jc w:val="left"/>
-            </w:pPr>
-            <w:r/>
-            <w:r>
-              <w:rPr>
-                <w:rFonts w:ascii="Aptos" w:hAnsi="Aptos"/>
-                <w:b w:val="0"/>
-                <w:sz w:val="19"/>
-              </w:rPr>
-              <w:t>Selection and scaling are fitted on the training fold, then applied to validation and test data.</w:t>
-            </w:r>
-          </w:p>
-        </w:tc>
-      </w:tr>
-      <w:tr>
-        <w:tc>
-          <w:tcPr>
-            <w:tcW w:type="dxa" w:w="3324"/>
-            <w:shd w:fill="F8FAFC"/>
-            <w:tcBorders>
-              <w:top w:val="single" w:sz="4" w:space="0" w:color="D9E2EC"/>
-              <w:left w:val="single" w:sz="4" w:space="0" w:color="D9E2EC"/>
-              <w:bottom w:val="single" w:sz="4" w:space="0" w:color="D9E2EC"/>
-              <w:right w:val="single" w:sz="4" w:space="0" w:color="D9E2EC"/>
-            </w:tcBorders>
-          </w:tcPr>
-          <w:p>
-            <w:pPr>
-              <w:jc w:val="left"/>
-            </w:pPr>
-            <w:r/>
-            <w:r>
-              <w:rPr>
-                <w:rFonts w:ascii="Aptos" w:hAnsi="Aptos"/>
-                <w:b w:val="0"/>
-                <w:sz w:val="19"/>
-              </w:rPr>
-              <w:t>7</w:t>
-            </w:r>
-          </w:p>
-        </w:tc>
-        <w:tc>
-          <w:tcPr>
-            <w:tcW w:type="dxa" w:w="3324"/>
-            <w:shd w:fill="F8FAFC"/>
-            <w:tcBorders>
-              <w:top w:val="single" w:sz="4" w:space="0" w:color="D9E2EC"/>
-              <w:left w:val="single" w:sz="4" w:space="0" w:color="D9E2EC"/>
-              <w:bottom w:val="single" w:sz="4" w:space="0" w:color="D9E2EC"/>
-              <w:right w:val="single" w:sz="4" w:space="0" w:color="D9E2EC"/>
-            </w:tcBorders>
-          </w:tcPr>
-          <w:p>
-            <w:pPr>
-              <w:jc w:val="left"/>
-            </w:pPr>
-            <w:r/>
-            <w:r>
-              <w:rPr>
-                <w:rFonts w:ascii="Aptos" w:hAnsi="Aptos"/>
-                <w:b/>
-                <w:sz w:val="19"/>
-              </w:rPr>
-              <w:t>Primary side model</w:t>
-            </w:r>
-          </w:p>
-        </w:tc>
-        <w:tc>
-          <w:tcPr>
-            <w:tcW w:type="dxa" w:w="3324"/>
-            <w:shd w:fill="F8FAFC"/>
-            <w:tcBorders>
-              <w:top w:val="single" w:sz="4" w:space="0" w:color="D9E2EC"/>
-              <w:left w:val="single" w:sz="4" w:space="0" w:color="D9E2EC"/>
-              <w:bottom w:val="single" w:sz="4" w:space="0" w:color="D9E2EC"/>
-              <w:right w:val="single" w:sz="4" w:space="0" w:color="D9E2EC"/>
-            </w:tcBorders>
-          </w:tcPr>
-          <w:p>
-            <w:pPr>
-              <w:jc w:val="left"/>
-            </w:pPr>
-            <w:r/>
-            <w:r>
-              <w:rPr>
-                <w:rFonts w:ascii="Aptos" w:hAnsi="Aptos"/>
-                <w:b w:val="0"/>
-                <w:sz w:val="19"/>
-              </w:rPr>
-              <w:t>The model learns binary side prediction on actionable down/up events.</w:t>
-            </w:r>
-          </w:p>
-        </w:tc>
-      </w:tr>
-      <w:tr>
-        <w:tc>
-          <w:tcPr>
-            <w:tcW w:type="dxa" w:w="3324"/>
-            <w:shd w:fill="FFFFFF"/>
-            <w:tcBorders>
-              <w:top w:val="single" w:sz="4" w:space="0" w:color="D9E2EC"/>
-              <w:left w:val="single" w:sz="4" w:space="0" w:color="D9E2EC"/>
-              <w:bottom w:val="single" w:sz="4" w:space="0" w:color="D9E2EC"/>
-              <w:right w:val="single" w:sz="4" w:space="0" w:color="D9E2EC"/>
-            </w:tcBorders>
-          </w:tcPr>
-          <w:p>
-            <w:pPr>
-              <w:jc w:val="left"/>
-            </w:pPr>
-            <w:r/>
-            <w:r>
-              <w:rPr>
-                <w:rFonts w:ascii="Aptos" w:hAnsi="Aptos"/>
-                <w:b w:val="0"/>
-                <w:sz w:val="19"/>
-              </w:rPr>
-              <w:t>8</w:t>
-            </w:r>
-          </w:p>
-        </w:tc>
-        <w:tc>
-          <w:tcPr>
-            <w:tcW w:type="dxa" w:w="3324"/>
-            <w:shd w:fill="FFFFFF"/>
-            <w:tcBorders>
-              <w:top w:val="single" w:sz="4" w:space="0" w:color="D9E2EC"/>
-              <w:left w:val="single" w:sz="4" w:space="0" w:color="D9E2EC"/>
-              <w:bottom w:val="single" w:sz="4" w:space="0" w:color="D9E2EC"/>
-              <w:right w:val="single" w:sz="4" w:space="0" w:color="D9E2EC"/>
-            </w:tcBorders>
-          </w:tcPr>
-          <w:p>
-            <w:pPr>
-              <w:jc w:val="left"/>
-            </w:pPr>
-            <w:r/>
-            <w:r>
-              <w:rPr>
-                <w:rFonts w:ascii="Aptos" w:hAnsi="Aptos"/>
-                <w:b/>
-                <w:sz w:val="19"/>
-              </w:rPr>
-              <w:t>Meta-label decision policy</w:t>
-            </w:r>
-          </w:p>
-        </w:tc>
-        <w:tc>
-          <w:tcPr>
-            <w:tcW w:type="dxa" w:w="3324"/>
-            <w:shd w:fill="FFFFFF"/>
-            <w:tcBorders>
-              <w:top w:val="single" w:sz="4" w:space="0" w:color="D9E2EC"/>
-              <w:left w:val="single" w:sz="4" w:space="0" w:color="D9E2EC"/>
-              <w:bottom w:val="single" w:sz="4" w:space="0" w:color="D9E2EC"/>
-              <w:right w:val="single" w:sz="4" w:space="0" w:color="D9E2EC"/>
-            </w:tcBorders>
-          </w:tcPr>
-          <w:p>
-            <w:pPr>
-              <w:jc w:val="left"/>
-            </w:pPr>
-            <w:r/>
-            <w:r>
-              <w:rPr>
-                <w:rFonts w:ascii="Aptos" w:hAnsi="Aptos"/>
-                <w:b w:val="0"/>
-                <w:sz w:val="19"/>
-              </w:rPr>
-              <w:t>A logistic meta-label model decides which side predictions should become trades.</w:t>
-            </w:r>
-          </w:p>
-        </w:tc>
-      </w:tr>
-      <w:tr>
-        <w:tc>
-          <w:tcPr>
-            <w:tcW w:type="dxa" w:w="3324"/>
-            <w:shd w:fill="F8FAFC"/>
-            <w:tcBorders>
-              <w:top w:val="single" w:sz="4" w:space="0" w:color="D9E2EC"/>
-              <w:left w:val="single" w:sz="4" w:space="0" w:color="D9E2EC"/>
-              <w:bottom w:val="single" w:sz="4" w:space="0" w:color="D9E2EC"/>
-              <w:right w:val="single" w:sz="4" w:space="0" w:color="D9E2EC"/>
-            </w:tcBorders>
-          </w:tcPr>
-          <w:p>
-            <w:pPr>
-              <w:jc w:val="left"/>
-            </w:pPr>
-            <w:r/>
-            <w:r>
-              <w:rPr>
-                <w:rFonts w:ascii="Aptos" w:hAnsi="Aptos"/>
-                <w:b w:val="0"/>
-                <w:sz w:val="19"/>
-              </w:rPr>
-              <w:t>9</w:t>
-            </w:r>
-          </w:p>
-        </w:tc>
-        <w:tc>
-          <w:tcPr>
-            <w:tcW w:type="dxa" w:w="3324"/>
-            <w:shd w:fill="F8FAFC"/>
-            <w:tcBorders>
-              <w:top w:val="single" w:sz="4" w:space="0" w:color="D9E2EC"/>
-              <w:left w:val="single" w:sz="4" w:space="0" w:color="D9E2EC"/>
-              <w:bottom w:val="single" w:sz="4" w:space="0" w:color="D9E2EC"/>
-              <w:right w:val="single" w:sz="4" w:space="0" w:color="D9E2EC"/>
-            </w:tcBorders>
-          </w:tcPr>
-          <w:p>
-            <w:pPr>
-              <w:jc w:val="left"/>
-            </w:pPr>
-            <w:r/>
-            <w:r>
-              <w:rPr>
-                <w:rFonts w:ascii="Aptos" w:hAnsi="Aptos"/>
-                <w:b/>
-                <w:sz w:val="19"/>
-              </w:rPr>
-              <w:t>Trading evaluation</w:t>
-            </w:r>
-          </w:p>
-        </w:tc>
-        <w:tc>
-          <w:tcPr>
-            <w:tcW w:type="dxa" w:w="3324"/>
-            <w:shd w:fill="F8FAFC"/>
-            <w:tcBorders>
-              <w:top w:val="single" w:sz="4" w:space="0" w:color="D9E2EC"/>
-              <w:left w:val="single" w:sz="4" w:space="0" w:color="D9E2EC"/>
-              <w:bottom w:val="single" w:sz="4" w:space="0" w:color="D9E2EC"/>
-              <w:right w:val="single" w:sz="4" w:space="0" w:color="D9E2EC"/>
-            </w:tcBorders>
-          </w:tcPr>
-          <w:p>
-            <w:pPr>
-              <w:jc w:val="left"/>
-            </w:pPr>
-            <w:r/>
-            <w:r>
-              <w:rPr>
-                <w:rFonts w:ascii="Aptos" w:hAnsi="Aptos"/>
-                <w:b w:val="0"/>
-                <w:sz w:val="19"/>
-              </w:rPr>
-              <w:t>Reports include side, meta, decision, execution, and transaction-cost-aware economics metrics.</w:t>
+              <w:t>Keep methodology decisions traceable across team members.</w:t>
             </w:r>
           </w:p>
         </w:tc>
       </w:tr>
     </w:tbl>
+    <w:p/>
     <w:p>
       <w:pPr>
         <w:pStyle w:val="Heading1"/>
       </w:pPr>
       <w:r>
         <w:rPr>
-          <w:rFonts w:ascii="Aptos Display" w:hAnsi="Aptos Display"/>
-          <w:color w:val="1F4E79"/>
+          <w:rFonts w:ascii="Aptos" w:hAnsi="Aptos" w:eastAsia="Aptos"/>
         </w:rPr>
-        <w:t>4. Leakage Controls</w:t>
-      </w:r>
-    </w:p>
-    <w:p>
-      <w:pPr>
-        <w:pStyle w:val="BodyText"/>
-      </w:pPr>
-      <w:r>
-        <w:t>The pipeline is designed to avoid fitting preprocessing decisions on validation or test data. The most important control is that training data defines the learned transformation state, while validation and test data are transformed using that state.</w:t>
+        <w:t>11. Current Limitations and Next Work</w:t>
       </w:r>
     </w:p>
     <w:p>
       <w:pPr>
         <w:pStyle w:val="ListBullet"/>
-        <w:spacing w:after="60"/>
-        <w:ind w:left="312"/>
       </w:pPr>
       <w:r>
         <w:rPr>
-          <w:rFonts w:ascii="Aptos" w:hAnsi="Aptos"/>
-          <w:sz w:val="21"/>
+          <w:rFonts w:ascii="Aptos" w:hAnsi="Aptos" w:eastAsia="Aptos"/>
         </w:rPr>
-        <w:t>Feature engineering is calculated before sampling so event bars inherit information from the same minute-level feature definitions.</w:t>
+        <w:t>Old prepared folds should be regenerated before final conclusions because timing and purge/embargo logic changed.</w:t>
       </w:r>
     </w:p>
     <w:p>
       <w:pPr>
         <w:pStyle w:val="ListBullet"/>
-        <w:spacing w:after="60"/>
-        <w:ind w:left="312"/>
       </w:pPr>
       <w:r>
         <w:rPr>
-          <w:rFonts w:ascii="Aptos" w:hAnsi="Aptos"/>
-          <w:sz w:val="21"/>
+          <w:rFonts w:ascii="Aptos" w:hAnsi="Aptos" w:eastAsia="Aptos"/>
         </w:rPr>
-        <w:t>Sampler thresholds are fitted on the training split only.</w:t>
+        <w:t>The portfolio simulator is more realistic than paper metrics, but it still does not model slippage or dynamic spreads.</w:t>
       </w:r>
     </w:p>
     <w:p>
       <w:pPr>
         <w:pStyle w:val="ListBullet"/>
-        <w:spacing w:after="60"/>
-        <w:ind w:left="312"/>
       </w:pPr>
       <w:r>
         <w:rPr>
-          <w:rFonts w:ascii="Aptos" w:hAnsi="Aptos"/>
-          <w:sz w:val="21"/>
+          <w:rFonts w:ascii="Aptos" w:hAnsi="Aptos" w:eastAsia="Aptos"/>
         </w:rPr>
-        <w:t>Feature selection and scaling are fitted on training data only and then reused for validation and test folds.</w:t>
+        <w:t>Barrier width/height should be swept for US equities instead of assuming the current defaults are optimal.</w:t>
       </w:r>
     </w:p>
     <w:p>
       <w:pPr>
         <w:pStyle w:val="ListBullet"/>
-        <w:spacing w:after="60"/>
-        <w:ind w:left="312"/>
       </w:pPr>
       <w:r>
         <w:rPr>
-          <w:rFonts w:ascii="Aptos" w:hAnsi="Aptos"/>
-          <w:sz w:val="21"/>
+          <w:rFonts w:ascii="Aptos" w:hAnsi="Aptos" w:eastAsia="Aptos"/>
         </w:rPr>
-        <w:t>Training validates the prepared artifact contract before model fitting begins.</w:t>
+        <w:t>Fixed-threshold CUSUM should be compared against tuned bars/day CUSUM on corrected folds.</w:t>
+      </w:r>
+    </w:p>
+    <w:p>
+      <w:pPr>
+        <w:pStyle w:val="ListBullet"/>
+      </w:pPr>
+      <w:r>
+        <w:rPr>
+          <w:rFonts w:ascii="Aptos" w:hAnsi="Aptos" w:eastAsia="Aptos"/>
+        </w:rPr>
+        <w:t>ResNet-LSTM, multi-seed evaluation, and probability-band baselines remain important comparison experiments.</w:t>
       </w:r>
     </w:p>
     <w:p>
@@ -1224,892 +2230,100 @@
       </w:pPr>
       <w:r>
         <w:rPr>
-          <w:rFonts w:ascii="Aptos Display" w:hAnsi="Aptos Display"/>
-          <w:color w:val="1F4E79"/>
+          <w:rFonts w:ascii="Aptos" w:hAnsi="Aptos" w:eastAsia="Aptos"/>
         </w:rPr>
-        <w:t>5. Evaluation Design</w:t>
+        <w:t>12. Useful Commands</w:t>
       </w:r>
     </w:p>
     <w:p>
       <w:pPr>
-        <w:pStyle w:val="BodyText"/>
-      </w:pPr>
-      <w:r>
-        <w:t>Evaluation is organized around the full trading decision process rather than a single aggregate score. This makes it easier to see whether errors come from side prediction, meta-label filtering, execution behavior, or transaction-cost assumptions.</w:t>
-      </w:r>
-    </w:p>
-    <w:tbl>
-      <w:tblPr>
-        <w:tblW w:type="auto" w:w="0"/>
-        <w:jc w:val="center"/>
-        <w:tblLook w:firstColumn="1" w:firstRow="1" w:lastColumn="0" w:lastRow="0" w:noHBand="0" w:noVBand="1" w:val="04A0"/>
-      </w:tblPr>
-      <w:tblGrid>
-        <w:gridCol w:w="4986"/>
-        <w:gridCol w:w="4986"/>
-      </w:tblGrid>
-      <w:tr>
-        <w:tc>
-          <w:tcPr>
-            <w:tcW w:type="dxa" w:w="4986"/>
-            <w:shd w:fill="2E5466"/>
-            <w:tcBorders>
-              <w:top w:val="single" w:sz="4" w:space="0" w:color="2E5466"/>
-              <w:left w:val="single" w:sz="4" w:space="0" w:color="2E5466"/>
-              <w:bottom w:val="single" w:sz="4" w:space="0" w:color="2E5466"/>
-              <w:right w:val="single" w:sz="4" w:space="0" w:color="2E5466"/>
-            </w:tcBorders>
-          </w:tcPr>
-          <w:p>
-            <w:pPr>
-              <w:jc w:val="left"/>
-            </w:pPr>
-            <w:r/>
-            <w:r>
-              <w:rPr>
-                <w:rFonts w:ascii="Aptos" w:hAnsi="Aptos"/>
-                <w:b/>
-                <w:color w:val="FFFFFF"/>
-                <w:sz w:val="19"/>
-              </w:rPr>
-              <w:t>Metric Group</w:t>
-            </w:r>
-          </w:p>
-        </w:tc>
-        <w:tc>
-          <w:tcPr>
-            <w:tcW w:type="dxa" w:w="4986"/>
-            <w:shd w:fill="2E5466"/>
-            <w:tcBorders>
-              <w:top w:val="single" w:sz="4" w:space="0" w:color="2E5466"/>
-              <w:left w:val="single" w:sz="4" w:space="0" w:color="2E5466"/>
-              <w:bottom w:val="single" w:sz="4" w:space="0" w:color="2E5466"/>
-              <w:right w:val="single" w:sz="4" w:space="0" w:color="2E5466"/>
-            </w:tcBorders>
-          </w:tcPr>
-          <w:p>
-            <w:pPr>
-              <w:jc w:val="left"/>
-            </w:pPr>
-            <w:r/>
-            <w:r>
-              <w:rPr>
-                <w:rFonts w:ascii="Aptos" w:hAnsi="Aptos"/>
-                <w:b/>
-                <w:color w:val="FFFFFF"/>
-                <w:sz w:val="19"/>
-              </w:rPr>
-              <w:t>What It Answers</w:t>
-            </w:r>
-          </w:p>
-        </w:tc>
-      </w:tr>
-      <w:tr>
-        <w:tc>
-          <w:tcPr>
-            <w:tcW w:type="dxa" w:w="4986"/>
-            <w:tcBorders>
-              <w:top w:val="single" w:sz="4" w:space="0" w:color="D9E2EC"/>
-              <w:left w:val="single" w:sz="4" w:space="0" w:color="D9E2EC"/>
-              <w:bottom w:val="single" w:sz="4" w:space="0" w:color="D9E2EC"/>
-              <w:right w:val="single" w:sz="4" w:space="0" w:color="D9E2EC"/>
-            </w:tcBorders>
-          </w:tcPr>
-          <w:p>
-            <w:pPr>
-              <w:jc w:val="left"/>
-            </w:pPr>
-            <w:r/>
-            <w:r>
-              <w:rPr>
-                <w:rFonts w:ascii="Aptos" w:hAnsi="Aptos"/>
-                <w:b/>
-                <w:sz w:val="19"/>
-              </w:rPr>
-              <w:t>Side model</w:t>
-            </w:r>
-          </w:p>
-        </w:tc>
-        <w:tc>
-          <w:tcPr>
-            <w:tcW w:type="dxa" w:w="4986"/>
-            <w:tcBorders>
-              <w:top w:val="single" w:sz="4" w:space="0" w:color="D9E2EC"/>
-              <w:left w:val="single" w:sz="4" w:space="0" w:color="D9E2EC"/>
-              <w:bottom w:val="single" w:sz="4" w:space="0" w:color="D9E2EC"/>
-              <w:right w:val="single" w:sz="4" w:space="0" w:color="D9E2EC"/>
-            </w:tcBorders>
-          </w:tcPr>
-          <w:p>
-            <w:pPr>
-              <w:jc w:val="left"/>
-            </w:pPr>
-            <w:r/>
-            <w:r>
-              <w:rPr>
-                <w:rFonts w:ascii="Aptos" w:hAnsi="Aptos"/>
-                <w:b w:val="0"/>
-                <w:sz w:val="19"/>
-              </w:rPr>
-              <w:t>Accuracy, balanced accuracy, class behavior before meta filtering</w:t>
-            </w:r>
-          </w:p>
-        </w:tc>
-      </w:tr>
-      <w:tr>
-        <w:tc>
-          <w:tcPr>
-            <w:tcW w:type="dxa" w:w="4986"/>
-            <w:tcBorders>
-              <w:top w:val="single" w:sz="4" w:space="0" w:color="D9E2EC"/>
-              <w:left w:val="single" w:sz="4" w:space="0" w:color="D9E2EC"/>
-              <w:bottom w:val="single" w:sz="4" w:space="0" w:color="D9E2EC"/>
-              <w:right w:val="single" w:sz="4" w:space="0" w:color="D9E2EC"/>
-            </w:tcBorders>
-          </w:tcPr>
-          <w:p>
-            <w:pPr>
-              <w:jc w:val="left"/>
-            </w:pPr>
-            <w:r/>
-            <w:r>
-              <w:rPr>
-                <w:rFonts w:ascii="Aptos" w:hAnsi="Aptos"/>
-                <w:b/>
-                <w:sz w:val="19"/>
-              </w:rPr>
-              <w:t>Meta model</w:t>
-            </w:r>
-          </w:p>
-        </w:tc>
-        <w:tc>
-          <w:tcPr>
-            <w:tcW w:type="dxa" w:w="4986"/>
-            <w:tcBorders>
-              <w:top w:val="single" w:sz="4" w:space="0" w:color="D9E2EC"/>
-              <w:left w:val="single" w:sz="4" w:space="0" w:color="D9E2EC"/>
-              <w:bottom w:val="single" w:sz="4" w:space="0" w:color="D9E2EC"/>
-              <w:right w:val="single" w:sz="4" w:space="0" w:color="D9E2EC"/>
-            </w:tcBorders>
-          </w:tcPr>
-          <w:p>
-            <w:pPr>
-              <w:jc w:val="left"/>
-            </w:pPr>
-            <w:r/>
-            <w:r>
-              <w:rPr>
-                <w:rFonts w:ascii="Aptos" w:hAnsi="Aptos"/>
-                <w:b w:val="0"/>
-                <w:sz w:val="19"/>
-              </w:rPr>
-              <w:t>Acceptance quality, TAKE probabilities, calibration-like decision behavior</w:t>
-            </w:r>
-          </w:p>
-        </w:tc>
-      </w:tr>
-      <w:tr>
-        <w:tc>
-          <w:tcPr>
-            <w:tcW w:type="dxa" w:w="4986"/>
-            <w:tcBorders>
-              <w:top w:val="single" w:sz="4" w:space="0" w:color="D9E2EC"/>
-              <w:left w:val="single" w:sz="4" w:space="0" w:color="D9E2EC"/>
-              <w:bottom w:val="single" w:sz="4" w:space="0" w:color="D9E2EC"/>
-              <w:right w:val="single" w:sz="4" w:space="0" w:color="D9E2EC"/>
-            </w:tcBorders>
-          </w:tcPr>
-          <w:p>
-            <w:pPr>
-              <w:jc w:val="left"/>
-            </w:pPr>
-            <w:r/>
-            <w:r>
-              <w:rPr>
-                <w:rFonts w:ascii="Aptos" w:hAnsi="Aptos"/>
-                <w:b/>
-                <w:sz w:val="19"/>
-              </w:rPr>
-              <w:t>Decision layer</w:t>
-            </w:r>
-          </w:p>
-        </w:tc>
-        <w:tc>
-          <w:tcPr>
-            <w:tcW w:type="dxa" w:w="4986"/>
-            <w:tcBorders>
-              <w:top w:val="single" w:sz="4" w:space="0" w:color="D9E2EC"/>
-              <w:left w:val="single" w:sz="4" w:space="0" w:color="D9E2EC"/>
-              <w:bottom w:val="single" w:sz="4" w:space="0" w:color="D9E2EC"/>
-              <w:right w:val="single" w:sz="4" w:space="0" w:color="D9E2EC"/>
-            </w:tcBorders>
-          </w:tcPr>
-          <w:p>
-            <w:pPr>
-              <w:jc w:val="left"/>
-            </w:pPr>
-            <w:r/>
-            <w:r>
-              <w:rPr>
-                <w:rFonts w:ascii="Aptos" w:hAnsi="Aptos"/>
-                <w:b w:val="0"/>
-                <w:sz w:val="19"/>
-              </w:rPr>
-              <w:t>Acted versus abstained samples and quality of accepted predictions</w:t>
-            </w:r>
-          </w:p>
-        </w:tc>
-      </w:tr>
-      <w:tr>
-        <w:tc>
-          <w:tcPr>
-            <w:tcW w:type="dxa" w:w="4986"/>
-            <w:tcBorders>
-              <w:top w:val="single" w:sz="4" w:space="0" w:color="D9E2EC"/>
-              <w:left w:val="single" w:sz="4" w:space="0" w:color="D9E2EC"/>
-              <w:bottom w:val="single" w:sz="4" w:space="0" w:color="D9E2EC"/>
-              <w:right w:val="single" w:sz="4" w:space="0" w:color="D9E2EC"/>
-            </w:tcBorders>
-          </w:tcPr>
-          <w:p>
-            <w:pPr>
-              <w:jc w:val="left"/>
-            </w:pPr>
-            <w:r/>
-            <w:r>
-              <w:rPr>
-                <w:rFonts w:ascii="Aptos" w:hAnsi="Aptos"/>
-                <w:b/>
-                <w:sz w:val="19"/>
-              </w:rPr>
-              <w:t>Execution</w:t>
-            </w:r>
-          </w:p>
-        </w:tc>
-        <w:tc>
-          <w:tcPr>
-            <w:tcW w:type="dxa" w:w="4986"/>
-            <w:tcBorders>
-              <w:top w:val="single" w:sz="4" w:space="0" w:color="D9E2EC"/>
-              <w:left w:val="single" w:sz="4" w:space="0" w:color="D9E2EC"/>
-              <w:bottom w:val="single" w:sz="4" w:space="0" w:color="D9E2EC"/>
-              <w:right w:val="single" w:sz="4" w:space="0" w:color="D9E2EC"/>
-            </w:tcBorders>
-          </w:tcPr>
-          <w:p>
-            <w:pPr>
-              <w:jc w:val="left"/>
-            </w:pPr>
-            <w:r/>
-            <w:r>
-              <w:rPr>
-                <w:rFonts w:ascii="Aptos" w:hAnsi="Aptos"/>
-                <w:b w:val="0"/>
-                <w:sz w:val="19"/>
-              </w:rPr>
-              <w:t>Long/short behavior, per-ticker breakdowns, trade frequency</w:t>
-            </w:r>
-          </w:p>
-        </w:tc>
-      </w:tr>
-      <w:tr>
-        <w:tc>
-          <w:tcPr>
-            <w:tcW w:type="dxa" w:w="4986"/>
-            <w:tcBorders>
-              <w:top w:val="single" w:sz="4" w:space="0" w:color="D9E2EC"/>
-              <w:left w:val="single" w:sz="4" w:space="0" w:color="D9E2EC"/>
-              <w:bottom w:val="single" w:sz="4" w:space="0" w:color="D9E2EC"/>
-              <w:right w:val="single" w:sz="4" w:space="0" w:color="D9E2EC"/>
-            </w:tcBorders>
-          </w:tcPr>
-          <w:p>
-            <w:pPr>
-              <w:jc w:val="left"/>
-            </w:pPr>
-            <w:r/>
-            <w:r>
-              <w:rPr>
-                <w:rFonts w:ascii="Aptos" w:hAnsi="Aptos"/>
-                <w:b/>
-                <w:sz w:val="19"/>
-              </w:rPr>
-              <w:t>Economics</w:t>
-            </w:r>
-          </w:p>
-        </w:tc>
-        <w:tc>
-          <w:tcPr>
-            <w:tcW w:type="dxa" w:w="4986"/>
-            <w:tcBorders>
-              <w:top w:val="single" w:sz="4" w:space="0" w:color="D9E2EC"/>
-              <w:left w:val="single" w:sz="4" w:space="0" w:color="D9E2EC"/>
-              <w:bottom w:val="single" w:sz="4" w:space="0" w:color="D9E2EC"/>
-              <w:right w:val="single" w:sz="4" w:space="0" w:color="D9E2EC"/>
-            </w:tcBorders>
-          </w:tcPr>
-          <w:p>
-            <w:pPr>
-              <w:jc w:val="left"/>
-            </w:pPr>
-            <w:r/>
-            <w:r>
-              <w:rPr>
-                <w:rFonts w:ascii="Aptos" w:hAnsi="Aptos"/>
-                <w:b w:val="0"/>
-                <w:sz w:val="19"/>
-              </w:rPr>
-              <w:t>Gross/net profit, transaction-cost impact, Sharpe-like and portfolio metrics</w:t>
-            </w:r>
-          </w:p>
-        </w:tc>
-      </w:tr>
-    </w:tbl>
-    <w:p>
-      <w:pPr>
-        <w:pStyle w:val="Heading1"/>
+        <w:ind w:left="360"/>
       </w:pPr>
       <w:r>
         <w:rPr>
-          <w:rFonts w:ascii="Aptos Display" w:hAnsi="Aptos Display"/>
-          <w:color w:val="1F4E79"/>
+          <w:rFonts w:ascii="Cascadia Mono" w:hAnsi="Cascadia Mono" w:eastAsia="Cascadia Mono"/>
+          <w:sz w:val="18"/>
         </w:rPr>
-        <w:t>6. Reproducibility</w:t>
+        <w:t>uv run ruff check .</w:t>
       </w:r>
     </w:p>
     <w:p>
       <w:pPr>
-        <w:pStyle w:val="BodyText"/>
+        <w:ind w:left="360"/>
       </w:pPr>
       <w:r>
-        <w:t>The cleaned project keeps source code, tests, documentation, configuration, lockfile, and reports under version control. Runtime outputs such as W&amp;B runs, generated docs, prepared folds, caches, and checkpoints are intentionally ignored so the repository stays small and reproducible.</w:t>
+        <w:rPr>
+          <w:rFonts w:ascii="Cascadia Mono" w:hAnsi="Cascadia Mono" w:eastAsia="Cascadia Mono"/>
+          <w:sz w:val="18"/>
+        </w:rPr>
+        <w:t>uv run pytest</w:t>
       </w:r>
     </w:p>
     <w:p>
       <w:pPr>
-        <w:pStyle w:val="ListBullet"/>
-        <w:spacing w:after="60"/>
-        <w:ind w:left="312"/>
+        <w:ind w:left="360"/>
       </w:pPr>
       <w:r>
         <w:rPr>
-          <w:rFonts w:ascii="Aptos" w:hAnsi="Aptos"/>
-          <w:sz w:val="21"/>
+          <w:rFonts w:ascii="Cascadia Mono" w:hAnsi="Cascadia Mono" w:eastAsia="Cascadia Mono"/>
+          <w:sz w:val="18"/>
         </w:rPr>
-        <w:t>Install and run commands through `uv` using the committed `uv.lock`.</w:t>
+        <w:t>uv run python -m kvant.ml_prepare_data.prepare_experiment</w:t>
       </w:r>
     </w:p>
     <w:p>
       <w:pPr>
-        <w:pStyle w:val="ListBullet"/>
-        <w:spacing w:after="60"/>
-        <w:ind w:left="312"/>
+        <w:ind w:left="360"/>
       </w:pPr>
       <w:r>
         <w:rPr>
-          <w:rFonts w:ascii="Aptos" w:hAnsi="Aptos"/>
-          <w:sz w:val="21"/>
+          <w:rFonts w:ascii="Cascadia Mono" w:hAnsi="Cascadia Mono" w:eastAsia="Cascadia Mono"/>
+          <w:sz w:val="18"/>
         </w:rPr>
-        <w:t>Regenerate prepared folds with `uv run python -m kvant.ml_prepare_data.prepare_experiment`.</w:t>
+        <w:t>uv run python -m kvant.ml_prepare_data.prepare_experiment --sampler fixed_cusum --cusum-h 0.01</w:t>
       </w:r>
     </w:p>
     <w:p>
       <w:pPr>
-        <w:pStyle w:val="ListBullet"/>
-        <w:spacing w:after="60"/>
-        <w:ind w:left="312"/>
+        <w:ind w:left="360"/>
       </w:pPr>
       <w:r>
         <w:rPr>
-          <w:rFonts w:ascii="Aptos" w:hAnsi="Aptos"/>
-          <w:sz w:val="21"/>
+          <w:rFonts w:ascii="Cascadia Mono" w:hAnsi="Cascadia Mono" w:eastAsia="Cascadia Mono"/>
+          <w:sz w:val="18"/>
         </w:rPr>
-        <w:t>Run training against an explicit `--exp-dir` or `--cv-manifest` after preparation.</w:t>
+        <w:t>uv run python -m kvant.ml_framework.scripts.smoke_prepared_experiment --cv-manifest src/kvant/ml_framework/prepared/sb_L_12_w180_h1.5_TBPD30_cv_manifest.json</w:t>
       </w:r>
     </w:p>
     <w:p>
       <w:pPr>
-        <w:pStyle w:val="ListBullet"/>
-        <w:spacing w:after="60"/>
-        <w:ind w:left="312"/>
+        <w:ind w:left="360"/>
       </w:pPr>
       <w:r>
         <w:rPr>
-          <w:rFonts w:ascii="Aptos" w:hAnsi="Aptos"/>
-          <w:sz w:val="21"/>
+          <w:rFonts w:ascii="Cascadia Mono" w:hAnsi="Cascadia Mono" w:eastAsia="Cascadia Mono"/>
+          <w:sz w:val="18"/>
         </w:rPr>
-        <w:t>Use `uv run pytest tests/` and `uv run ruff check .` as the main quality gates.</w:t>
+        <w:t>uv run python -m kvant.ml_framework.scripts.train_experiment --baseline --epochs 3</w:t>
       </w:r>
     </w:p>
     <w:p>
       <w:pPr>
-        <w:pStyle w:val="Heading1"/>
+        <w:ind w:left="360"/>
       </w:pPr>
       <w:r>
         <w:rPr>
-          <w:rFonts w:ascii="Aptos Display" w:hAnsi="Aptos Display"/>
-          <w:color w:val="1F4E79"/>
+          <w:rFonts w:ascii="Cascadia Mono" w:hAnsi="Cascadia Mono" w:eastAsia="Cascadia Mono"/>
+          <w:sz w:val="18"/>
         </w:rPr>
-        <w:t>7. Project Structure</w:t>
+        <w:t>uv run python -m kvant.ml_framework.scripts.train_experiment --portfolio-initial-cash 10000 --portfolio-max-position-fraction 0.05 --portfolio-max-total-exposure 1.0 --portfolio-max-positions 10</w:t>
       </w:r>
     </w:p>
-    <w:tbl>
-      <w:tblPr>
-        <w:tblW w:type="auto" w:w="0"/>
-        <w:jc w:val="center"/>
-        <w:tblLook w:firstColumn="1" w:firstRow="1" w:lastColumn="0" w:lastRow="0" w:noHBand="0" w:noVBand="1" w:val="04A0"/>
-      </w:tblPr>
-      <w:tblGrid>
-        <w:gridCol w:w="4986"/>
-        <w:gridCol w:w="4986"/>
-      </w:tblGrid>
-      <w:tr>
-        <w:tc>
-          <w:tcPr>
-            <w:tcW w:type="dxa" w:w="4986"/>
-            <w:shd w:fill="1F4E79"/>
-            <w:tcBorders>
-              <w:top w:val="single" w:sz="4" w:space="0" w:color="1F4E79"/>
-              <w:left w:val="single" w:sz="4" w:space="0" w:color="1F4E79"/>
-              <w:bottom w:val="single" w:sz="4" w:space="0" w:color="1F4E79"/>
-              <w:right w:val="single" w:sz="4" w:space="0" w:color="1F4E79"/>
-            </w:tcBorders>
-          </w:tcPr>
-          <w:p>
-            <w:pPr>
-              <w:jc w:val="left"/>
-            </w:pPr>
-            <w:r/>
-            <w:r>
-              <w:rPr>
-                <w:rFonts w:ascii="Aptos" w:hAnsi="Aptos"/>
-                <w:b/>
-                <w:color w:val="FFFFFF"/>
-                <w:sz w:val="19"/>
-              </w:rPr>
-              <w:t>Path</w:t>
-            </w:r>
-          </w:p>
-        </w:tc>
-        <w:tc>
-          <w:tcPr>
-            <w:tcW w:type="dxa" w:w="4986"/>
-            <w:shd w:fill="1F4E79"/>
-            <w:tcBorders>
-              <w:top w:val="single" w:sz="4" w:space="0" w:color="1F4E79"/>
-              <w:left w:val="single" w:sz="4" w:space="0" w:color="1F4E79"/>
-              <w:bottom w:val="single" w:sz="4" w:space="0" w:color="1F4E79"/>
-              <w:right w:val="single" w:sz="4" w:space="0" w:color="1F4E79"/>
-            </w:tcBorders>
-          </w:tcPr>
-          <w:p>
-            <w:pPr>
-              <w:jc w:val="left"/>
-            </w:pPr>
-            <w:r/>
-            <w:r>
-              <w:rPr>
-                <w:rFonts w:ascii="Aptos" w:hAnsi="Aptos"/>
-                <w:b/>
-                <w:color w:val="FFFFFF"/>
-                <w:sz w:val="19"/>
-              </w:rPr>
-              <w:t>Role</w:t>
-            </w:r>
-          </w:p>
-        </w:tc>
-      </w:tr>
-      <w:tr>
-        <w:tc>
-          <w:tcPr>
-            <w:tcW w:type="dxa" w:w="4986"/>
-            <w:tcBorders>
-              <w:top w:val="single" w:sz="4" w:space="0" w:color="D9E2EC"/>
-              <w:left w:val="single" w:sz="4" w:space="0" w:color="D9E2EC"/>
-              <w:bottom w:val="single" w:sz="4" w:space="0" w:color="D9E2EC"/>
-              <w:right w:val="single" w:sz="4" w:space="0" w:color="D9E2EC"/>
-            </w:tcBorders>
-          </w:tcPr>
-          <w:p>
-            <w:pPr>
-              <w:jc w:val="left"/>
-            </w:pPr>
-            <w:r/>
-            <w:r>
-              <w:rPr>
-                <w:rFonts w:ascii="Aptos" w:hAnsi="Aptos"/>
-                <w:b/>
-                <w:sz w:val="19"/>
-              </w:rPr>
-              <w:t>src/kvant/ml_prepare_data/</w:t>
-            </w:r>
-          </w:p>
-        </w:tc>
-        <w:tc>
-          <w:tcPr>
-            <w:tcW w:type="dxa" w:w="4986"/>
-            <w:tcBorders>
-              <w:top w:val="single" w:sz="4" w:space="0" w:color="D9E2EC"/>
-              <w:left w:val="single" w:sz="4" w:space="0" w:color="D9E2EC"/>
-              <w:bottom w:val="single" w:sz="4" w:space="0" w:color="D9E2EC"/>
-              <w:right w:val="single" w:sz="4" w:space="0" w:color="D9E2EC"/>
-            </w:tcBorders>
-          </w:tcPr>
-          <w:p>
-            <w:pPr>
-              <w:jc w:val="left"/>
-            </w:pPr>
-            <w:r/>
-            <w:r>
-              <w:rPr>
-                <w:rFonts w:ascii="Aptos" w:hAnsi="Aptos"/>
-                <w:b w:val="0"/>
-                <w:sz w:val="19"/>
-              </w:rPr>
-              <w:t>Data loading, feature engineering, sampling, labeling, reporting, and fold preparation.</w:t>
-            </w:r>
-          </w:p>
-        </w:tc>
-      </w:tr>
-      <w:tr>
-        <w:tc>
-          <w:tcPr>
-            <w:tcW w:type="dxa" w:w="4986"/>
-            <w:tcBorders>
-              <w:top w:val="single" w:sz="4" w:space="0" w:color="D9E2EC"/>
-              <w:left w:val="single" w:sz="4" w:space="0" w:color="D9E2EC"/>
-              <w:bottom w:val="single" w:sz="4" w:space="0" w:color="D9E2EC"/>
-              <w:right w:val="single" w:sz="4" w:space="0" w:color="D9E2EC"/>
-            </w:tcBorders>
-          </w:tcPr>
-          <w:p>
-            <w:pPr>
-              <w:jc w:val="left"/>
-            </w:pPr>
-            <w:r/>
-            <w:r>
-              <w:rPr>
-                <w:rFonts w:ascii="Aptos" w:hAnsi="Aptos"/>
-                <w:b/>
-                <w:sz w:val="19"/>
-              </w:rPr>
-              <w:t>src/kvant/ml_framework/</w:t>
-            </w:r>
-          </w:p>
-        </w:tc>
-        <w:tc>
-          <w:tcPr>
-            <w:tcW w:type="dxa" w:w="4986"/>
-            <w:tcBorders>
-              <w:top w:val="single" w:sz="4" w:space="0" w:color="D9E2EC"/>
-              <w:left w:val="single" w:sz="4" w:space="0" w:color="D9E2EC"/>
-              <w:bottom w:val="single" w:sz="4" w:space="0" w:color="D9E2EC"/>
-              <w:right w:val="single" w:sz="4" w:space="0" w:color="D9E2EC"/>
-            </w:tcBorders>
-          </w:tcPr>
-          <w:p>
-            <w:pPr>
-              <w:jc w:val="left"/>
-            </w:pPr>
-            <w:r/>
-            <w:r>
-              <w:rPr>
-                <w:rFonts w:ascii="Aptos" w:hAnsi="Aptos"/>
-                <w:b w:val="0"/>
-                <w:sz w:val="19"/>
-              </w:rPr>
-              <w:t>Model definitions, training scripts, decision policy, logging, and evaluation metrics.</w:t>
-            </w:r>
-          </w:p>
-        </w:tc>
-      </w:tr>
-      <w:tr>
-        <w:tc>
-          <w:tcPr>
-            <w:tcW w:type="dxa" w:w="4986"/>
-            <w:tcBorders>
-              <w:top w:val="single" w:sz="4" w:space="0" w:color="D9E2EC"/>
-              <w:left w:val="single" w:sz="4" w:space="0" w:color="D9E2EC"/>
-              <w:bottom w:val="single" w:sz="4" w:space="0" w:color="D9E2EC"/>
-              <w:right w:val="single" w:sz="4" w:space="0" w:color="D9E2EC"/>
-            </w:tcBorders>
-          </w:tcPr>
-          <w:p>
-            <w:pPr>
-              <w:jc w:val="left"/>
-            </w:pPr>
-            <w:r/>
-            <w:r>
-              <w:rPr>
-                <w:rFonts w:ascii="Aptos" w:hAnsi="Aptos"/>
-                <w:b/>
-                <w:sz w:val="19"/>
-              </w:rPr>
-              <w:t>tests/</w:t>
-            </w:r>
-          </w:p>
-        </w:tc>
-        <w:tc>
-          <w:tcPr>
-            <w:tcW w:type="dxa" w:w="4986"/>
-            <w:tcBorders>
-              <w:top w:val="single" w:sz="4" w:space="0" w:color="D9E2EC"/>
-              <w:left w:val="single" w:sz="4" w:space="0" w:color="D9E2EC"/>
-              <w:bottom w:val="single" w:sz="4" w:space="0" w:color="D9E2EC"/>
-              <w:right w:val="single" w:sz="4" w:space="0" w:color="D9E2EC"/>
-            </w:tcBorders>
-          </w:tcPr>
-          <w:p>
-            <w:pPr>
-              <w:jc w:val="left"/>
-            </w:pPr>
-            <w:r/>
-            <w:r>
-              <w:rPr>
-                <w:rFonts w:ascii="Aptos" w:hAnsi="Aptos"/>
-                <w:b w:val="0"/>
-                <w:sz w:val="19"/>
-              </w:rPr>
-              <w:t>Unit tests for data preparation, metrics, training script behavior, and logging utilities.</w:t>
-            </w:r>
-          </w:p>
-        </w:tc>
-      </w:tr>
-      <w:tr>
-        <w:tc>
-          <w:tcPr>
-            <w:tcW w:type="dxa" w:w="4986"/>
-            <w:tcBorders>
-              <w:top w:val="single" w:sz="4" w:space="0" w:color="D9E2EC"/>
-              <w:left w:val="single" w:sz="4" w:space="0" w:color="D9E2EC"/>
-              <w:bottom w:val="single" w:sz="4" w:space="0" w:color="D9E2EC"/>
-              <w:right w:val="single" w:sz="4" w:space="0" w:color="D9E2EC"/>
-            </w:tcBorders>
-          </w:tcPr>
-          <w:p>
-            <w:pPr>
-              <w:jc w:val="left"/>
-            </w:pPr>
-            <w:r/>
-            <w:r>
-              <w:rPr>
-                <w:rFonts w:ascii="Aptos" w:hAnsi="Aptos"/>
-                <w:b/>
-                <w:sz w:val="19"/>
-              </w:rPr>
-              <w:t>docs/</w:t>
-            </w:r>
-          </w:p>
-        </w:tc>
-        <w:tc>
-          <w:tcPr>
-            <w:tcW w:type="dxa" w:w="4986"/>
-            <w:tcBorders>
-              <w:top w:val="single" w:sz="4" w:space="0" w:color="D9E2EC"/>
-              <w:left w:val="single" w:sz="4" w:space="0" w:color="D9E2EC"/>
-              <w:bottom w:val="single" w:sz="4" w:space="0" w:color="D9E2EC"/>
-              <w:right w:val="single" w:sz="4" w:space="0" w:color="D9E2EC"/>
-            </w:tcBorders>
-          </w:tcPr>
-          <w:p>
-            <w:pPr>
-              <w:jc w:val="left"/>
-            </w:pPr>
-            <w:r/>
-            <w:r>
-              <w:rPr>
-                <w:rFonts w:ascii="Aptos" w:hAnsi="Aptos"/>
-                <w:b w:val="0"/>
-                <w:sz w:val="19"/>
-              </w:rPr>
-              <w:t>MkDocs documentation source and architecture-generation utilities.</w:t>
-            </w:r>
-          </w:p>
-        </w:tc>
-      </w:tr>
-      <w:tr>
-        <w:tc>
-          <w:tcPr>
-            <w:tcW w:type="dxa" w:w="4986"/>
-            <w:tcBorders>
-              <w:top w:val="single" w:sz="4" w:space="0" w:color="D9E2EC"/>
-              <w:left w:val="single" w:sz="4" w:space="0" w:color="D9E2EC"/>
-              <w:bottom w:val="single" w:sz="4" w:space="0" w:color="D9E2EC"/>
-              <w:right w:val="single" w:sz="4" w:space="0" w:color="D9E2EC"/>
-            </w:tcBorders>
-          </w:tcPr>
-          <w:p>
-            <w:pPr>
-              <w:jc w:val="left"/>
-            </w:pPr>
-            <w:r/>
-            <w:r>
-              <w:rPr>
-                <w:rFonts w:ascii="Aptos" w:hAnsi="Aptos"/>
-                <w:b/>
-                <w:sz w:val="19"/>
-              </w:rPr>
-              <w:t>reports/</w:t>
-            </w:r>
-          </w:p>
-        </w:tc>
-        <w:tc>
-          <w:tcPr>
-            <w:tcW w:type="dxa" w:w="4986"/>
-            <w:tcBorders>
-              <w:top w:val="single" w:sz="4" w:space="0" w:color="D9E2EC"/>
-              <w:left w:val="single" w:sz="4" w:space="0" w:color="D9E2EC"/>
-              <w:bottom w:val="single" w:sz="4" w:space="0" w:color="D9E2EC"/>
-              <w:right w:val="single" w:sz="4" w:space="0" w:color="D9E2EC"/>
-            </w:tcBorders>
-          </w:tcPr>
-          <w:p>
-            <w:pPr>
-              <w:jc w:val="left"/>
-            </w:pPr>
-            <w:r/>
-            <w:r>
-              <w:rPr>
-                <w:rFonts w:ascii="Aptos" w:hAnsi="Aptos"/>
-                <w:b w:val="0"/>
-                <w:sz w:val="19"/>
-              </w:rPr>
-              <w:t>Project descriptions, experiment notes, and analysis documents.</w:t>
-            </w:r>
-          </w:p>
-        </w:tc>
-      </w:tr>
-      <w:tr>
-        <w:tc>
-          <w:tcPr>
-            <w:tcW w:type="dxa" w:w="4986"/>
-            <w:tcBorders>
-              <w:top w:val="single" w:sz="4" w:space="0" w:color="D9E2EC"/>
-              <w:left w:val="single" w:sz="4" w:space="0" w:color="D9E2EC"/>
-              <w:bottom w:val="single" w:sz="4" w:space="0" w:color="D9E2EC"/>
-              <w:right w:val="single" w:sz="4" w:space="0" w:color="D9E2EC"/>
-            </w:tcBorders>
-          </w:tcPr>
-          <w:p>
-            <w:pPr>
-              <w:jc w:val="left"/>
-            </w:pPr>
-            <w:r/>
-            <w:r>
-              <w:rPr>
-                <w:rFonts w:ascii="Aptos" w:hAnsi="Aptos"/>
-                <w:b/>
-                <w:sz w:val="19"/>
-              </w:rPr>
-              <w:t>references/</w:t>
-            </w:r>
-          </w:p>
-        </w:tc>
-        <w:tc>
-          <w:tcPr>
-            <w:tcW w:type="dxa" w:w="4986"/>
-            <w:tcBorders>
-              <w:top w:val="single" w:sz="4" w:space="0" w:color="D9E2EC"/>
-              <w:left w:val="single" w:sz="4" w:space="0" w:color="D9E2EC"/>
-              <w:bottom w:val="single" w:sz="4" w:space="0" w:color="D9E2EC"/>
-              <w:right w:val="single" w:sz="4" w:space="0" w:color="D9E2EC"/>
-            </w:tcBorders>
-          </w:tcPr>
-          <w:p>
-            <w:pPr>
-              <w:jc w:val="left"/>
-            </w:pPr>
-            <w:r/>
-            <w:r>
-              <w:rPr>
-                <w:rFonts w:ascii="Aptos" w:hAnsi="Aptos"/>
-                <w:b w:val="0"/>
-                <w:sz w:val="19"/>
-              </w:rPr>
-              <w:t>Reference papers used by the project.</w:t>
-            </w:r>
-          </w:p>
-        </w:tc>
-      </w:tr>
-    </w:tbl>
-    <w:p>
-      <w:pPr>
-        <w:pStyle w:val="Heading1"/>
-      </w:pPr>
-      <w:r>
-        <w:rPr>
-          <w:rFonts w:ascii="Aptos Display" w:hAnsi="Aptos Display"/>
-          <w:color w:val="1F4E79"/>
-        </w:rPr>
-        <w:t>8. Current Status</w:t>
-      </w:r>
-    </w:p>
-    <w:p>
-      <w:pPr>
-        <w:pStyle w:val="BodyText"/>
-      </w:pPr>
-      <w:r>
-        <w:t>The project now uses a single root folder, a committed dependency lockfile, and ignored generated artifacts. The documented approach reflects the current side-plus-meta-labeling design and explicitly separates reproducible source files from regenerated outputs.</w:t>
-      </w:r>
-    </w:p>
-    <w:tbl>
-      <w:tblPr>
-        <w:tblW w:type="auto" w:w="0"/>
-        <w:jc w:val="center"/>
-        <w:tblLayout w:type="autofit"/>
-        <w:tblLook w:firstColumn="1" w:firstRow="1" w:lastColumn="0" w:lastRow="0" w:noHBand="0" w:noVBand="1" w:val="04A0"/>
-      </w:tblPr>
-      <w:tblGrid>
-        <w:gridCol w:w="9972"/>
-      </w:tblGrid>
-      <w:tr>
-        <w:tc>
-          <w:tcPr>
-            <w:tcW w:type="dxa" w:w="9972"/>
-            <w:shd w:fill="EAF3F8"/>
-            <w:tcBorders>
-              <w:top w:val="single" w:sz="4" w:space="0" w:color="B7CEDD"/>
-              <w:left w:val="single" w:sz="4" w:space="0" w:color="B7CEDD"/>
-              <w:bottom w:val="single" w:sz="4" w:space="0" w:color="B7CEDD"/>
-              <w:right w:val="single" w:sz="4" w:space="0" w:color="B7CEDD"/>
-            </w:tcBorders>
-            <w:vAlign w:val="center"/>
-          </w:tcPr>
-          <w:p>
-            <w:pPr>
-              <w:spacing w:after="60"/>
-            </w:pPr>
-            <w:r>
-              <w:rPr>
-                <w:rFonts w:ascii="Aptos Display" w:hAnsi="Aptos Display"/>
-                <w:b/>
-                <w:color w:val="1F4E79"/>
-                <w:sz w:val="22"/>
-              </w:rPr>
-              <w:t>Practical reading guide</w:t>
-            </w:r>
-          </w:p>
-          <w:p>
-            <w:pPr>
-              <w:spacing w:after="0"/>
-            </w:pPr>
-            <w:r>
-              <w:rPr>
-                <w:rFonts w:ascii="Aptos" w:hAnsi="Aptos"/>
-                <w:sz w:val="19"/>
-              </w:rPr>
-              <w:t>Read Sections 1-3 for the conceptual pipeline, Section 4 for leakage controls, Section 5 for evaluation, and Section 6 for how to reproduce the project from a clean checkout.</w:t>
-            </w:r>
-          </w:p>
-        </w:tc>
-      </w:tr>
-    </w:tbl>
-    <w:p/>
     <w:sectPr>
       <w:headerReference w:type="default" r:id="rId9"/>
       <w:footerReference w:type="default" r:id="rId10"/>
       <w:pgSz w:w="12240" w:h="15840"/>
-      <w:pgMar w:top="1020" w:right="1134" w:bottom="907" w:left="1134" w:header="720" w:footer="720" w:gutter="0"/>
+      <w:pgMar w:top="936" w:right="1080" w:bottom="936" w:left="1080" w:header="720" w:footer="720" w:gutter="0"/>
       <w:cols w:space="720"/>
       <w:docGrid w:linePitch="360"/>
     </w:sectPr>
@@ -2125,12 +2339,7 @@
       <w:jc w:val="center"/>
     </w:pPr>
     <w:r>
-      <w:rPr>
-        <w:rFonts w:ascii="Aptos" w:hAnsi="Aptos"/>
-        <w:color w:val="64748B"/>
-        <w:sz w:val="16"/>
-      </w:rPr>
-      <w:t>Short-horizon equity trading research pipeline</w:t>
+      <w:t>Research codebase - not a live trading system or investment recommendation</w:t>
     </w:r>
   </w:p>
 </w:ftr>
@@ -2144,12 +2353,7 @@
       <w:jc w:val="right"/>
     </w:pPr>
     <w:r>
-      <w:rPr>
-        <w:rFonts w:ascii="Aptos" w:hAnsi="Aptos"/>
-        <w:color w:val="64748B"/>
-        <w:sz w:val="16"/>
-      </w:rPr>
-      <w:t>Kvant Project Description</w:t>
+      <w:t>Kvant project description | updated 2026-04-27</w:t>
     </w:r>
   </w:p>
 </w:hdr>
@@ -2518,8 +2722,11 @@
     <w:name w:val="Normal"/>
     <w:qFormat/>
     <w:rsid w:val="00FC693F"/>
+    <w:pPr>
+      <w:spacing w:after="120" w:line="259" w:lineRule="auto"/>
+    </w:pPr>
     <w:rPr>
-      <w:rFonts w:ascii="Aptos" w:hAnsi="Aptos"/>
+      <w:rFonts w:ascii="Aptos" w:hAnsi="Aptos" w:eastAsia="Aptos"/>
       <w:sz w:val="21"/>
     </w:rPr>
   </w:style>
@@ -2578,14 +2785,14 @@
     <w:pPr>
       <w:keepNext/>
       <w:keepLines/>
-      <w:spacing w:before="280" w:after="120"/>
+      <w:spacing w:before="480" w:after="0"/>
       <w:outlineLvl w:val="0"/>
     </w:pPr>
     <w:rPr>
-      <w:rFonts w:asciiTheme="majorHAnsi" w:eastAsiaTheme="majorEastAsia" w:hAnsiTheme="majorHAnsi" w:cstheme="majorBidi" w:ascii="Aptos Display" w:hAnsi="Aptos Display"/>
+      <w:rFonts w:asciiTheme="majorHAnsi" w:eastAsiaTheme="majorEastAsia" w:hAnsiTheme="majorHAnsi" w:cstheme="majorBidi" w:ascii="Aptos" w:hAnsi="Aptos" w:eastAsia="Aptos"/>
       <w:b/>
       <w:bCs/>
-      <w:color w:val="365F91" w:themeColor="accent1" w:themeShade="BF"/>
+      <w:color w:val="1F4E79"/>
       <w:sz w:val="34"/>
       <w:szCs w:val="28"/>
     </w:rPr>
@@ -2602,14 +2809,14 @@
     <w:pPr>
       <w:keepNext/>
       <w:keepLines/>
-      <w:spacing w:before="200" w:after="80"/>
+      <w:spacing w:before="200" w:after="0"/>
       <w:outlineLvl w:val="1"/>
     </w:pPr>
     <w:rPr>
-      <w:rFonts w:asciiTheme="majorHAnsi" w:eastAsiaTheme="majorEastAsia" w:hAnsiTheme="majorHAnsi" w:cstheme="majorBidi" w:ascii="Aptos Display" w:hAnsi="Aptos Display"/>
+      <w:rFonts w:asciiTheme="majorHAnsi" w:eastAsiaTheme="majorEastAsia" w:hAnsiTheme="majorHAnsi" w:cstheme="majorBidi" w:ascii="Aptos" w:hAnsi="Aptos" w:eastAsia="Aptos"/>
       <w:b/>
       <w:bCs/>
-      <w:color w:val="4F81BD" w:themeColor="accent1"/>
+      <w:color w:val="2F5597"/>
       <w:sz w:val="26"/>
       <w:szCs w:val="26"/>
     </w:rPr>
@@ -2871,8 +3078,8 @@
       <w:contextualSpacing/>
     </w:pPr>
     <w:rPr>
-      <w:rFonts w:asciiTheme="majorHAnsi" w:eastAsiaTheme="majorEastAsia" w:hAnsiTheme="majorHAnsi" w:cstheme="majorBidi"/>
-      <w:color w:val="17365D" w:themeColor="text2" w:themeShade="BF"/>
+      <w:rFonts w:asciiTheme="majorHAnsi" w:eastAsiaTheme="majorEastAsia" w:hAnsiTheme="majorHAnsi" w:cstheme="majorBidi" w:ascii="Aptos Display" w:hAnsi="Aptos Display" w:eastAsia="Aptos Display"/>
+      <w:color w:val="1F4E79"/>
       <w:spacing w:val="5"/>
       <w:kern w:val="28"/>
       <w:sz w:val="52"/>
@@ -2952,12 +3159,8 @@
     <w:unhideWhenUsed/>
     <w:rsid w:val="00AA1D8D"/>
     <w:pPr>
-      <w:spacing w:after="140" w:line="259" w:lineRule="auto"/>
-    </w:pPr>
-    <w:rPr>
-      <w:rFonts w:ascii="Aptos" w:hAnsi="Aptos"/>
-      <w:sz w:val="21"/>
-    </w:rPr>
+      <w:spacing w:after="120"/>
+    </w:pPr>
   </w:style>
   <w:style w:type="character" w:customStyle="1" w:styleId="BodyTextChar">
     <w:name w:val="Body Text Char"/>
